--- a/12_manuscript/APST_LongTerm_Rainfall_Occurrence_Regimes_Northeastern_Thailand.docx
+++ b/12_manuscript/APST_LongTerm_Rainfall_Occurrence_Regimes_Northeastern_Thailand.docx
@@ -15,29 +15,43 @@
         <w:t>Spatial Heterogeneity and Temporal Stability of Daily Rainfall Occurrence Regimes in Northeastern Thailand</w:t>
       </w:r>
     </w:p>
+    <w:p/>
     <w:p>
       <w:pPr>
         <w:pStyle w:val="Heading1"/>
       </w:pPr>
       <w:r>
+        <w:rPr>
+          <w:color w:val="1F4E78"/>
+        </w:rPr>
         <w:t>Abstract</w:t>
       </w:r>
     </w:p>
     <w:p>
       <w:r>
-        <w:t>Understanding long-term daily rainfall occurrence regimes is essential for regional agricultural planning and hydroclimatic risk management. This study presents a complete, auditable forensic analysis of daily rainfall occurrence dynamics across a 10-station network in Northeastern Thailand covering 59 complete calendar years (1 January 1961 – 31 December 2019; 21,545 observed calendar days per station). Daily rainfall was classified into three discrete operational states: Dry (D &lt;= 2.50 mm/day), Wet (2.50 &lt; W &lt;= 5.00 mm/day), and Rainy (R &gt; 5.00 mm/day). Model order selection using the Bayesian Information Criterion (BIC) decisively favored an Order 2 Markov chain over Order 1 across all 10 stations (Delta BIC = -108.3 to -1027.3), demonstrating statistically significant higher-order dependence in daily occurrence sequence. Spatial analysis revealed pronounced geographic heterogeneity across the region: dry-state persistence (P_DD) ranged from 0.763 to 0.803, rainy-state persistence (P_RR) ranged from 0.428 to 0.540, and state Shannon entropy ranged from 0.794 to 1.020 bits. Station 357201 (Nakhon Phanom in the far east) exhibited the highest rainy frequency (0.223) and rainy persistence (0.540), whereas western and southern stations (e.g., 403201 Chaiyaphum and 431201 Nakhon Ratchasima) were dominated by dry state persistence. Monotonic trend analysis using the Yue and Wang modified Mann-Kendall test with False Discovery Rate (FDR) control revealed no statistically significant long-term trends (q &gt; 0.05) across rainfall frequency, persistence, or entropy metrics. Comparison between 1961–1990 and 1991–2019 periods confirmed that spatial contrasts remain structurally stable over time. These results establish that daily rainfall regimes in Northeastern Thailand are spatially heterogeneous but temporally stable over multi-decadal timescales.</w:t>
+        <w:t>Understanding long-term daily rainfall occurrence regimes is essential for regional agricultural planning and hydroclimatic risk management. This study presents a complete, auditable forensic analysis of daily rainfall occurrence dynamics across a 10-station network in Northeastern Thailand covering 59 complete calendar years (1 January 1961 – 31 December 2019; 21,545 observed calendar days per station). Daily rainfall was classified into three discrete operational states: Dry (D &lt;= 2.50 mm/day), Wet (2.50 &lt; W &lt;= 5.00 mm/day), and Rainy (R &gt; 5.00 mm/day). Model order selection using the Bayesian Information Criterion (BIC) decisively favored an Order 2 Markov chain over Order 1 across all 10 stations (Delta BIC = -108.3 to -1027.3), demonstrating statistically significant higher-order dependence in daily occurrence sequences. Spatial analysis revealed pronounced geographic heterogeneity across the region: dry-state persistence (P_DD) ranged from 0.763 to 0.803, rainy-state persistence (P_RR) ranged from 0.428 to 0.540, and state Shannon entropy ranged from 0.794 to 1.020 bits. Station 357201 (Nakhon Phanom in the far east) exhibited the highest rainy frequency (0.223) and rainy persistence (0.540), whereas western and southern stations (e.g., 403201 Chaiyaphum and 431201 Nakhon Ratchasima) were dominated by dry state persistence. Monotonic trend analysis using the Yue and Wang modified Mann-Kendall test with False Discovery Rate (FDR) control revealed no statistically significant long-term trends (q &gt; 0.05) across rainfall frequency, persistence, or entropy metrics. Comparison between 1961–1990 and 1991–2019 periods confirmed that spatial contrasts remain structurally stable over time. These results establish that daily rainfall regimes in Northeastern Thailand are spatially heterogeneous but temporally stable over multi-decadal timescales.</w:t>
       </w:r>
     </w:p>
     <w:p>
       <w:r>
-        <w:t>Keywords: Markov chain; Rainfall persistence; Spell dynamics; Shannon entropy; Spatial heterogeneity; Temporal stability; Northeastern Thailand</w:t>
+        <w:rPr>
+          <w:b/>
+        </w:rPr>
+        <w:t xml:space="preserve">Keywords: </w:t>
+      </w:r>
+      <w:r>
+        <w:t>Markov chain; Rainfall persistence; Spell dynamics; Shannon entropy; Spatial heterogeneity; Temporal stability; Northeastern Thailand</w:t>
       </w:r>
     </w:p>
+    <w:p/>
     <w:p>
       <w:pPr>
         <w:pStyle w:val="Heading1"/>
       </w:pPr>
       <w:r>
+        <w:rPr>
+          <w:color w:val="1F4E78"/>
+        </w:rPr>
         <w:t>1. Introduction</w:t>
       </w:r>
     </w:p>
@@ -66,6 +80,9 @@
         <w:pStyle w:val="Heading1"/>
       </w:pPr>
       <w:r>
+        <w:rPr>
+          <w:color w:val="1F4E78"/>
+        </w:rPr>
         <w:t>2. Materials and Methods</w:t>
       </w:r>
     </w:p>
@@ -74,7 +91,7 @@
         <w:pStyle w:val="Heading2"/>
       </w:pPr>
       <w:r>
-        <w:t>2.1 Study Area and Rainfall Observations</w:t>
+        <w:t>2.1 Study Area and Station Network</w:t>
       </w:r>
     </w:p>
     <w:p>
@@ -84,10 +101,1583 @@
     </w:p>
     <w:p>
       <w:pPr>
+        <w:jc w:val="center"/>
+      </w:pPr>
+      <w:r>
+        <w:drawing>
+          <wp:inline xmlns:a="http://schemas.openxmlformats.org/drawingml/2006/main" xmlns:pic="http://schemas.openxmlformats.org/drawingml/2006/picture">
+            <wp:extent cx="5486400" cy="4114800"/>
+            <wp:docPr id="1" name="Picture 1"/>
+            <wp:cNvGraphicFramePr>
+              <a:graphicFrameLocks noChangeAspect="1"/>
+            </wp:cNvGraphicFramePr>
+            <a:graphic>
+              <a:graphicData uri="http://schemas.openxmlformats.org/drawingml/2006/picture">
+                <pic:pic>
+                  <pic:nvPicPr>
+                    <pic:cNvPr id="0" name="Figure1_study_area_network.png"/>
+                    <pic:cNvPicPr/>
+                  </pic:nvPicPr>
+                  <pic:blipFill>
+                    <a:blip r:embed="rId9"/>
+                    <a:stretch>
+                      <a:fillRect/>
+                    </a:stretch>
+                  </pic:blipFill>
+                  <pic:spPr>
+                    <a:xfrm>
+                      <a:off x="0" y="0"/>
+                      <a:ext cx="5486400" cy="4114800"/>
+                    </a:xfrm>
+                    <a:prstGeom prst="rect"/>
+                  </pic:spPr>
+                </pic:pic>
+              </a:graphicData>
+            </a:graphic>
+          </wp:inline>
+        </w:drawing>
+      </w:r>
+    </w:p>
+    <w:p>
+      <w:pPr>
+        <w:jc w:val="left"/>
+      </w:pPr>
+      <w:r>
+        <w:rPr>
+          <w:b/>
+          <w:sz w:val="19"/>
+        </w:rPr>
+        <w:t xml:space="preserve">Figure 1: </w:t>
+      </w:r>
+      <w:r>
+        <w:rPr>
+          <w:i/>
+          <w:sz w:val="19"/>
+        </w:rPr>
+        <w:t>Study Area and TMD Rainfall Station Network across Northeastern Thailand. Station positions are scaled by altitude (m, MSL).</w:t>
+      </w:r>
+    </w:p>
+    <w:p/>
+    <w:p>
+      <w:r>
+        <w:rPr>
+          <w:b/>
+        </w:rPr>
+        <w:t>Table 1. Station characteristics and data completeness audit (1961–2020).</w:t>
+      </w:r>
+    </w:p>
+    <w:tbl>
+      <w:tblPr>
+        <w:tblW w:type="auto" w:w="0"/>
+        <w:jc w:val="center"/>
+        <w:tblLook w:firstColumn="1" w:firstRow="1" w:lastColumn="0" w:lastRow="0" w:noHBand="0" w:noVBand="1" w:val="04A0"/>
+      </w:tblPr>
+      <w:tblGrid>
+        <w:gridCol w:w="1170"/>
+        <w:gridCol w:w="1170"/>
+        <w:gridCol w:w="1170"/>
+        <w:gridCol w:w="1170"/>
+        <w:gridCol w:w="1170"/>
+        <w:gridCol w:w="1170"/>
+        <w:gridCol w:w="1170"/>
+        <w:gridCol w:w="1170"/>
+      </w:tblGrid>
+      <w:tr>
+        <w:trPr>
+          <w:tblHeader/>
+          <w:cantSplit/>
+        </w:trPr>
+        <w:tc>
+          <w:tcPr>
+            <w:tcW w:type="dxa" w:w="1170"/>
+            <w:shd w:fill="1F4E78"/>
+          </w:tcPr>
+          <w:p>
+            <w:pPr>
+              <w:jc w:val="center"/>
+            </w:pPr>
+            <w:r>
+              <w:rPr>
+                <w:b/>
+                <w:color w:val="FFFFFF"/>
+                <w:sz w:val="19"/>
+              </w:rPr>
+              <w:t>Station ID</w:t>
+            </w:r>
+          </w:p>
+        </w:tc>
+        <w:tc>
+          <w:tcPr>
+            <w:tcW w:type="dxa" w:w="1170"/>
+            <w:shd w:fill="1F4E78"/>
+          </w:tcPr>
+          <w:p>
+            <w:pPr>
+              <w:jc w:val="center"/>
+            </w:pPr>
+            <w:r>
+              <w:rPr>
+                <w:b/>
+                <w:color w:val="FFFFFF"/>
+                <w:sz w:val="19"/>
+              </w:rPr>
+              <w:t>Name</w:t>
+            </w:r>
+          </w:p>
+        </w:tc>
+        <w:tc>
+          <w:tcPr>
+            <w:tcW w:type="dxa" w:w="1170"/>
+            <w:shd w:fill="1F4E78"/>
+          </w:tcPr>
+          <w:p>
+            <w:pPr>
+              <w:jc w:val="center"/>
+            </w:pPr>
+            <w:r>
+              <w:rPr>
+                <w:b/>
+                <w:color w:val="FFFFFF"/>
+                <w:sz w:val="19"/>
+              </w:rPr>
+              <w:t>Lat (°N)</w:t>
+            </w:r>
+          </w:p>
+        </w:tc>
+        <w:tc>
+          <w:tcPr>
+            <w:tcW w:type="dxa" w:w="1170"/>
+            <w:shd w:fill="1F4E78"/>
+          </w:tcPr>
+          <w:p>
+            <w:pPr>
+              <w:jc w:val="center"/>
+            </w:pPr>
+            <w:r>
+              <w:rPr>
+                <w:b/>
+                <w:color w:val="FFFFFF"/>
+                <w:sz w:val="19"/>
+              </w:rPr>
+              <w:t>Lon (°E)</w:t>
+            </w:r>
+          </w:p>
+        </w:tc>
+        <w:tc>
+          <w:tcPr>
+            <w:tcW w:type="dxa" w:w="1170"/>
+            <w:shd w:fill="1F4E78"/>
+          </w:tcPr>
+          <w:p>
+            <w:pPr>
+              <w:jc w:val="center"/>
+            </w:pPr>
+            <w:r>
+              <w:rPr>
+                <w:b/>
+                <w:color w:val="FFFFFF"/>
+                <w:sz w:val="19"/>
+              </w:rPr>
+              <w:t>Alt (m)</w:t>
+            </w:r>
+          </w:p>
+        </w:tc>
+        <w:tc>
+          <w:tcPr>
+            <w:tcW w:type="dxa" w:w="1170"/>
+            <w:shd w:fill="1F4E78"/>
+          </w:tcPr>
+          <w:p>
+            <w:pPr>
+              <w:jc w:val="center"/>
+            </w:pPr>
+            <w:r>
+              <w:rPr>
+                <w:b/>
+                <w:color w:val="FFFFFF"/>
+                <w:sz w:val="19"/>
+              </w:rPr>
+              <w:t>Actual Recs</w:t>
+            </w:r>
+          </w:p>
+        </w:tc>
+        <w:tc>
+          <w:tcPr>
+            <w:tcW w:type="dxa" w:w="1170"/>
+            <w:shd w:fill="1F4E78"/>
+          </w:tcPr>
+          <w:p>
+            <w:pPr>
+              <w:jc w:val="center"/>
+            </w:pPr>
+            <w:r>
+              <w:rPr>
+                <w:b/>
+                <w:color w:val="FFFFFF"/>
+                <w:sz w:val="19"/>
+              </w:rPr>
+              <w:t>Missing %</w:t>
+            </w:r>
+          </w:p>
+        </w:tc>
+        <w:tc>
+          <w:tcPr>
+            <w:tcW w:type="dxa" w:w="1170"/>
+            <w:shd w:fill="1F4E78"/>
+          </w:tcPr>
+          <w:p>
+            <w:pPr>
+              <w:jc w:val="center"/>
+            </w:pPr>
+            <w:r>
+              <w:rPr>
+                <w:b/>
+                <w:color w:val="FFFFFF"/>
+                <w:sz w:val="19"/>
+              </w:rPr>
+              <w:t>Max Rain (mm)</w:t>
+            </w:r>
+          </w:p>
+        </w:tc>
+      </w:tr>
+      <w:tr>
+        <w:trPr>
+          <w:cantSplit/>
+        </w:trPr>
+        <w:tc>
+          <w:tcPr>
+            <w:tcW w:type="dxa" w:w="1170"/>
+          </w:tcPr>
+          <w:p>
+            <w:pPr>
+              <w:jc w:val="center"/>
+            </w:pPr>
+            <w:r>
+              <w:rPr>
+                <w:sz w:val="18"/>
+              </w:rPr>
+              <w:t>353201</w:t>
+            </w:r>
+          </w:p>
+        </w:tc>
+        <w:tc>
+          <w:tcPr>
+            <w:tcW w:type="dxa" w:w="1170"/>
+          </w:tcPr>
+          <w:p>
+            <w:pPr>
+              <w:jc w:val="center"/>
+            </w:pPr>
+            <w:r>
+              <w:rPr>
+                <w:sz w:val="18"/>
+              </w:rPr>
+              <w:t>Loei</w:t>
+            </w:r>
+          </w:p>
+        </w:tc>
+        <w:tc>
+          <w:tcPr>
+            <w:tcW w:type="dxa" w:w="1170"/>
+          </w:tcPr>
+          <w:p>
+            <w:pPr>
+              <w:jc w:val="center"/>
+            </w:pPr>
+            <w:r>
+              <w:rPr>
+                <w:sz w:val="18"/>
+              </w:rPr>
+              <w:t>17.45</w:t>
+            </w:r>
+          </w:p>
+        </w:tc>
+        <w:tc>
+          <w:tcPr>
+            <w:tcW w:type="dxa" w:w="1170"/>
+          </w:tcPr>
+          <w:p>
+            <w:pPr>
+              <w:jc w:val="center"/>
+            </w:pPr>
+            <w:r>
+              <w:rPr>
+                <w:sz w:val="18"/>
+              </w:rPr>
+              <w:t>101.73</w:t>
+            </w:r>
+          </w:p>
+        </w:tc>
+        <w:tc>
+          <w:tcPr>
+            <w:tcW w:type="dxa" w:w="1170"/>
+          </w:tcPr>
+          <w:p>
+            <w:pPr>
+              <w:jc w:val="center"/>
+            </w:pPr>
+            <w:r>
+              <w:rPr>
+                <w:sz w:val="18"/>
+              </w:rPr>
+              <w:t>253</w:t>
+            </w:r>
+          </w:p>
+        </w:tc>
+        <w:tc>
+          <w:tcPr>
+            <w:tcW w:type="dxa" w:w="1170"/>
+          </w:tcPr>
+          <w:p>
+            <w:pPr>
+              <w:jc w:val="center"/>
+            </w:pPr>
+            <w:r>
+              <w:rPr>
+                <w:sz w:val="18"/>
+              </w:rPr>
+              <w:t>21,810</w:t>
+            </w:r>
+          </w:p>
+        </w:tc>
+        <w:tc>
+          <w:tcPr>
+            <w:tcW w:type="dxa" w:w="1170"/>
+          </w:tcPr>
+          <w:p>
+            <w:pPr>
+              <w:jc w:val="center"/>
+            </w:pPr>
+            <w:r>
+              <w:rPr>
+                <w:sz w:val="18"/>
+              </w:rPr>
+              <w:t>0.06%</w:t>
+            </w:r>
+          </w:p>
+        </w:tc>
+        <w:tc>
+          <w:tcPr>
+            <w:tcW w:type="dxa" w:w="1170"/>
+          </w:tcPr>
+          <w:p>
+            <w:pPr>
+              <w:jc w:val="center"/>
+            </w:pPr>
+            <w:r>
+              <w:rPr>
+                <w:sz w:val="18"/>
+              </w:rPr>
+              <w:t>164.1</w:t>
+            </w:r>
+          </w:p>
+        </w:tc>
+      </w:tr>
+      <w:tr>
+        <w:trPr>
+          <w:cantSplit/>
+        </w:trPr>
+        <w:tc>
+          <w:tcPr>
+            <w:tcW w:type="dxa" w:w="1170"/>
+          </w:tcPr>
+          <w:p>
+            <w:pPr>
+              <w:jc w:val="center"/>
+            </w:pPr>
+            <w:r>
+              <w:rPr>
+                <w:sz w:val="18"/>
+              </w:rPr>
+              <w:t>354201</w:t>
+            </w:r>
+          </w:p>
+        </w:tc>
+        <w:tc>
+          <w:tcPr>
+            <w:tcW w:type="dxa" w:w="1170"/>
+          </w:tcPr>
+          <w:p>
+            <w:pPr>
+              <w:jc w:val="center"/>
+            </w:pPr>
+            <w:r>
+              <w:rPr>
+                <w:sz w:val="18"/>
+              </w:rPr>
+              <w:t>Udon Thani</w:t>
+            </w:r>
+          </w:p>
+        </w:tc>
+        <w:tc>
+          <w:tcPr>
+            <w:tcW w:type="dxa" w:w="1170"/>
+          </w:tcPr>
+          <w:p>
+            <w:pPr>
+              <w:jc w:val="center"/>
+            </w:pPr>
+            <w:r>
+              <w:rPr>
+                <w:sz w:val="18"/>
+              </w:rPr>
+              <w:t>17.38</w:t>
+            </w:r>
+          </w:p>
+        </w:tc>
+        <w:tc>
+          <w:tcPr>
+            <w:tcW w:type="dxa" w:w="1170"/>
+          </w:tcPr>
+          <w:p>
+            <w:pPr>
+              <w:jc w:val="center"/>
+            </w:pPr>
+            <w:r>
+              <w:rPr>
+                <w:sz w:val="18"/>
+              </w:rPr>
+              <w:t>102.80</w:t>
+            </w:r>
+          </w:p>
+        </w:tc>
+        <w:tc>
+          <w:tcPr>
+            <w:tcW w:type="dxa" w:w="1170"/>
+          </w:tcPr>
+          <w:p>
+            <w:pPr>
+              <w:jc w:val="center"/>
+            </w:pPr>
+            <w:r>
+              <w:rPr>
+                <w:sz w:val="18"/>
+              </w:rPr>
+              <w:t>177</w:t>
+            </w:r>
+          </w:p>
+        </w:tc>
+        <w:tc>
+          <w:tcPr>
+            <w:tcW w:type="dxa" w:w="1170"/>
+          </w:tcPr>
+          <w:p>
+            <w:pPr>
+              <w:jc w:val="center"/>
+            </w:pPr>
+            <w:r>
+              <w:rPr>
+                <w:sz w:val="18"/>
+              </w:rPr>
+              <w:t>21,819</w:t>
+            </w:r>
+          </w:p>
+        </w:tc>
+        <w:tc>
+          <w:tcPr>
+            <w:tcW w:type="dxa" w:w="1170"/>
+          </w:tcPr>
+          <w:p>
+            <w:pPr>
+              <w:jc w:val="center"/>
+            </w:pPr>
+            <w:r>
+              <w:rPr>
+                <w:sz w:val="18"/>
+              </w:rPr>
+              <w:t>0.02%</w:t>
+            </w:r>
+          </w:p>
+        </w:tc>
+        <w:tc>
+          <w:tcPr>
+            <w:tcW w:type="dxa" w:w="1170"/>
+          </w:tcPr>
+          <w:p>
+            <w:pPr>
+              <w:jc w:val="center"/>
+            </w:pPr>
+            <w:r>
+              <w:rPr>
+                <w:sz w:val="18"/>
+              </w:rPr>
+              <w:t>274.5</w:t>
+            </w:r>
+          </w:p>
+        </w:tc>
+      </w:tr>
+      <w:tr>
+        <w:trPr>
+          <w:cantSplit/>
+        </w:trPr>
+        <w:tc>
+          <w:tcPr>
+            <w:tcW w:type="dxa" w:w="1170"/>
+          </w:tcPr>
+          <w:p>
+            <w:pPr>
+              <w:jc w:val="center"/>
+            </w:pPr>
+            <w:r>
+              <w:rPr>
+                <w:sz w:val="18"/>
+              </w:rPr>
+              <w:t>356201</w:t>
+            </w:r>
+          </w:p>
+        </w:tc>
+        <w:tc>
+          <w:tcPr>
+            <w:tcW w:type="dxa" w:w="1170"/>
+          </w:tcPr>
+          <w:p>
+            <w:pPr>
+              <w:jc w:val="center"/>
+            </w:pPr>
+            <w:r>
+              <w:rPr>
+                <w:sz w:val="18"/>
+              </w:rPr>
+              <w:t>Sakon Nakhon</w:t>
+            </w:r>
+          </w:p>
+        </w:tc>
+        <w:tc>
+          <w:tcPr>
+            <w:tcW w:type="dxa" w:w="1170"/>
+          </w:tcPr>
+          <w:p>
+            <w:pPr>
+              <w:jc w:val="center"/>
+            </w:pPr>
+            <w:r>
+              <w:rPr>
+                <w:sz w:val="18"/>
+              </w:rPr>
+              <w:t>17.15</w:t>
+            </w:r>
+          </w:p>
+        </w:tc>
+        <w:tc>
+          <w:tcPr>
+            <w:tcW w:type="dxa" w:w="1170"/>
+          </w:tcPr>
+          <w:p>
+            <w:pPr>
+              <w:jc w:val="center"/>
+            </w:pPr>
+            <w:r>
+              <w:rPr>
+                <w:sz w:val="18"/>
+              </w:rPr>
+              <w:t>104.13</w:t>
+            </w:r>
+          </w:p>
+        </w:tc>
+        <w:tc>
+          <w:tcPr>
+            <w:tcW w:type="dxa" w:w="1170"/>
+          </w:tcPr>
+          <w:p>
+            <w:pPr>
+              <w:jc w:val="center"/>
+            </w:pPr>
+            <w:r>
+              <w:rPr>
+                <w:sz w:val="18"/>
+              </w:rPr>
+              <w:t>171</w:t>
+            </w:r>
+          </w:p>
+        </w:tc>
+        <w:tc>
+          <w:tcPr>
+            <w:tcW w:type="dxa" w:w="1170"/>
+          </w:tcPr>
+          <w:p>
+            <w:pPr>
+              <w:jc w:val="center"/>
+            </w:pPr>
+            <w:r>
+              <w:rPr>
+                <w:sz w:val="18"/>
+              </w:rPr>
+              <w:t>21,817</w:t>
+            </w:r>
+          </w:p>
+        </w:tc>
+        <w:tc>
+          <w:tcPr>
+            <w:tcW w:type="dxa" w:w="1170"/>
+          </w:tcPr>
+          <w:p>
+            <w:pPr>
+              <w:jc w:val="center"/>
+            </w:pPr>
+            <w:r>
+              <w:rPr>
+                <w:sz w:val="18"/>
+              </w:rPr>
+              <w:t>0.03%</w:t>
+            </w:r>
+          </w:p>
+        </w:tc>
+        <w:tc>
+          <w:tcPr>
+            <w:tcW w:type="dxa" w:w="1170"/>
+          </w:tcPr>
+          <w:p>
+            <w:pPr>
+              <w:jc w:val="center"/>
+            </w:pPr>
+            <w:r>
+              <w:rPr>
+                <w:sz w:val="18"/>
+              </w:rPr>
+              <w:t>457.1</w:t>
+            </w:r>
+          </w:p>
+        </w:tc>
+      </w:tr>
+      <w:tr>
+        <w:trPr>
+          <w:cantSplit/>
+        </w:trPr>
+        <w:tc>
+          <w:tcPr>
+            <w:tcW w:type="dxa" w:w="1170"/>
+          </w:tcPr>
+          <w:p>
+            <w:pPr>
+              <w:jc w:val="center"/>
+            </w:pPr>
+            <w:r>
+              <w:rPr>
+                <w:sz w:val="18"/>
+              </w:rPr>
+              <w:t>357201</w:t>
+            </w:r>
+          </w:p>
+        </w:tc>
+        <w:tc>
+          <w:tcPr>
+            <w:tcW w:type="dxa" w:w="1170"/>
+          </w:tcPr>
+          <w:p>
+            <w:pPr>
+              <w:jc w:val="center"/>
+            </w:pPr>
+            <w:r>
+              <w:rPr>
+                <w:sz w:val="18"/>
+              </w:rPr>
+              <w:t>Nakhon Phanom</w:t>
+            </w:r>
+          </w:p>
+        </w:tc>
+        <w:tc>
+          <w:tcPr>
+            <w:tcW w:type="dxa" w:w="1170"/>
+          </w:tcPr>
+          <w:p>
+            <w:pPr>
+              <w:jc w:val="center"/>
+            </w:pPr>
+            <w:r>
+              <w:rPr>
+                <w:sz w:val="18"/>
+              </w:rPr>
+              <w:t>17.42</w:t>
+            </w:r>
+          </w:p>
+        </w:tc>
+        <w:tc>
+          <w:tcPr>
+            <w:tcW w:type="dxa" w:w="1170"/>
+          </w:tcPr>
+          <w:p>
+            <w:pPr>
+              <w:jc w:val="center"/>
+            </w:pPr>
+            <w:r>
+              <w:rPr>
+                <w:sz w:val="18"/>
+              </w:rPr>
+              <w:t>104.78</w:t>
+            </w:r>
+          </w:p>
+        </w:tc>
+        <w:tc>
+          <w:tcPr>
+            <w:tcW w:type="dxa" w:w="1170"/>
+          </w:tcPr>
+          <w:p>
+            <w:pPr>
+              <w:jc w:val="center"/>
+            </w:pPr>
+            <w:r>
+              <w:rPr>
+                <w:sz w:val="18"/>
+              </w:rPr>
+              <w:t>145</w:t>
+            </w:r>
+          </w:p>
+        </w:tc>
+        <w:tc>
+          <w:tcPr>
+            <w:tcW w:type="dxa" w:w="1170"/>
+          </w:tcPr>
+          <w:p>
+            <w:pPr>
+              <w:jc w:val="center"/>
+            </w:pPr>
+            <w:r>
+              <w:rPr>
+                <w:sz w:val="18"/>
+              </w:rPr>
+              <w:t>21,504</w:t>
+            </w:r>
+          </w:p>
+        </w:tc>
+        <w:tc>
+          <w:tcPr>
+            <w:tcW w:type="dxa" w:w="1170"/>
+          </w:tcPr>
+          <w:p>
+            <w:pPr>
+              <w:jc w:val="center"/>
+            </w:pPr>
+            <w:r>
+              <w:rPr>
+                <w:sz w:val="18"/>
+              </w:rPr>
+              <w:t>1.46%</w:t>
+            </w:r>
+          </w:p>
+        </w:tc>
+        <w:tc>
+          <w:tcPr>
+            <w:tcW w:type="dxa" w:w="1170"/>
+          </w:tcPr>
+          <w:p>
+            <w:pPr>
+              <w:jc w:val="center"/>
+            </w:pPr>
+            <w:r>
+              <w:rPr>
+                <w:sz w:val="18"/>
+              </w:rPr>
+              <w:t>459.2</w:t>
+            </w:r>
+          </w:p>
+        </w:tc>
+      </w:tr>
+      <w:tr>
+        <w:trPr>
+          <w:cantSplit/>
+        </w:trPr>
+        <w:tc>
+          <w:tcPr>
+            <w:tcW w:type="dxa" w:w="1170"/>
+          </w:tcPr>
+          <w:p>
+            <w:pPr>
+              <w:jc w:val="center"/>
+            </w:pPr>
+            <w:r>
+              <w:rPr>
+                <w:sz w:val="18"/>
+              </w:rPr>
+              <w:t>381201</w:t>
+            </w:r>
+          </w:p>
+        </w:tc>
+        <w:tc>
+          <w:tcPr>
+            <w:tcW w:type="dxa" w:w="1170"/>
+          </w:tcPr>
+          <w:p>
+            <w:pPr>
+              <w:jc w:val="center"/>
+            </w:pPr>
+            <w:r>
+              <w:rPr>
+                <w:sz w:val="18"/>
+              </w:rPr>
+              <w:t>Khon Kaen</w:t>
+            </w:r>
+          </w:p>
+        </w:tc>
+        <w:tc>
+          <w:tcPr>
+            <w:tcW w:type="dxa" w:w="1170"/>
+          </w:tcPr>
+          <w:p>
+            <w:pPr>
+              <w:jc w:val="center"/>
+            </w:pPr>
+            <w:r>
+              <w:rPr>
+                <w:sz w:val="18"/>
+              </w:rPr>
+              <w:t>16.46</w:t>
+            </w:r>
+          </w:p>
+        </w:tc>
+        <w:tc>
+          <w:tcPr>
+            <w:tcW w:type="dxa" w:w="1170"/>
+          </w:tcPr>
+          <w:p>
+            <w:pPr>
+              <w:jc w:val="center"/>
+            </w:pPr>
+            <w:r>
+              <w:rPr>
+                <w:sz w:val="18"/>
+              </w:rPr>
+              <w:t>102.79</w:t>
+            </w:r>
+          </w:p>
+        </w:tc>
+        <w:tc>
+          <w:tcPr>
+            <w:tcW w:type="dxa" w:w="1170"/>
+          </w:tcPr>
+          <w:p>
+            <w:pPr>
+              <w:jc w:val="center"/>
+            </w:pPr>
+            <w:r>
+              <w:rPr>
+                <w:sz w:val="18"/>
+              </w:rPr>
+              <w:t>165</w:t>
+            </w:r>
+          </w:p>
+        </w:tc>
+        <w:tc>
+          <w:tcPr>
+            <w:tcW w:type="dxa" w:w="1170"/>
+          </w:tcPr>
+          <w:p>
+            <w:pPr>
+              <w:jc w:val="center"/>
+            </w:pPr>
+            <w:r>
+              <w:rPr>
+                <w:sz w:val="18"/>
+              </w:rPr>
+              <w:t>21,769</w:t>
+            </w:r>
+          </w:p>
+        </w:tc>
+        <w:tc>
+          <w:tcPr>
+            <w:tcW w:type="dxa" w:w="1170"/>
+          </w:tcPr>
+          <w:p>
+            <w:pPr>
+              <w:jc w:val="center"/>
+            </w:pPr>
+            <w:r>
+              <w:rPr>
+                <w:sz w:val="18"/>
+              </w:rPr>
+              <w:t>0.25%</w:t>
+            </w:r>
+          </w:p>
+        </w:tc>
+        <w:tc>
+          <w:tcPr>
+            <w:tcW w:type="dxa" w:w="1170"/>
+          </w:tcPr>
+          <w:p>
+            <w:pPr>
+              <w:jc w:val="center"/>
+            </w:pPr>
+            <w:r>
+              <w:rPr>
+                <w:sz w:val="18"/>
+              </w:rPr>
+              <w:t>221.9</w:t>
+            </w:r>
+          </w:p>
+        </w:tc>
+      </w:tr>
+      <w:tr>
+        <w:trPr>
+          <w:cantSplit/>
+        </w:trPr>
+        <w:tc>
+          <w:tcPr>
+            <w:tcW w:type="dxa" w:w="1170"/>
+          </w:tcPr>
+          <w:p>
+            <w:pPr>
+              <w:jc w:val="center"/>
+            </w:pPr>
+            <w:r>
+              <w:rPr>
+                <w:sz w:val="18"/>
+              </w:rPr>
+              <w:t>403201</w:t>
+            </w:r>
+          </w:p>
+        </w:tc>
+        <w:tc>
+          <w:tcPr>
+            <w:tcW w:type="dxa" w:w="1170"/>
+          </w:tcPr>
+          <w:p>
+            <w:pPr>
+              <w:jc w:val="center"/>
+            </w:pPr>
+            <w:r>
+              <w:rPr>
+                <w:sz w:val="18"/>
+              </w:rPr>
+              <w:t>Chaiyaphum</w:t>
+            </w:r>
+          </w:p>
+        </w:tc>
+        <w:tc>
+          <w:tcPr>
+            <w:tcW w:type="dxa" w:w="1170"/>
+          </w:tcPr>
+          <w:p>
+            <w:pPr>
+              <w:jc w:val="center"/>
+            </w:pPr>
+            <w:r>
+              <w:rPr>
+                <w:sz w:val="18"/>
+              </w:rPr>
+              <w:t>15.80</w:t>
+            </w:r>
+          </w:p>
+        </w:tc>
+        <w:tc>
+          <w:tcPr>
+            <w:tcW w:type="dxa" w:w="1170"/>
+          </w:tcPr>
+          <w:p>
+            <w:pPr>
+              <w:jc w:val="center"/>
+            </w:pPr>
+            <w:r>
+              <w:rPr>
+                <w:sz w:val="18"/>
+              </w:rPr>
+              <w:t>102.03</w:t>
+            </w:r>
+          </w:p>
+        </w:tc>
+        <w:tc>
+          <w:tcPr>
+            <w:tcW w:type="dxa" w:w="1170"/>
+          </w:tcPr>
+          <w:p>
+            <w:pPr>
+              <w:jc w:val="center"/>
+            </w:pPr>
+            <w:r>
+              <w:rPr>
+                <w:sz w:val="18"/>
+              </w:rPr>
+              <w:t>180</w:t>
+            </w:r>
+          </w:p>
+        </w:tc>
+        <w:tc>
+          <w:tcPr>
+            <w:tcW w:type="dxa" w:w="1170"/>
+          </w:tcPr>
+          <w:p>
+            <w:pPr>
+              <w:jc w:val="center"/>
+            </w:pPr>
+            <w:r>
+              <w:rPr>
+                <w:sz w:val="18"/>
+              </w:rPr>
+              <w:t>21,815</w:t>
+            </w:r>
+          </w:p>
+        </w:tc>
+        <w:tc>
+          <w:tcPr>
+            <w:tcW w:type="dxa" w:w="1170"/>
+          </w:tcPr>
+          <w:p>
+            <w:pPr>
+              <w:jc w:val="center"/>
+            </w:pPr>
+            <w:r>
+              <w:rPr>
+                <w:sz w:val="18"/>
+              </w:rPr>
+              <w:t>0.04%</w:t>
+            </w:r>
+          </w:p>
+        </w:tc>
+        <w:tc>
+          <w:tcPr>
+            <w:tcW w:type="dxa" w:w="1170"/>
+          </w:tcPr>
+          <w:p>
+            <w:pPr>
+              <w:jc w:val="center"/>
+            </w:pPr>
+            <w:r>
+              <w:rPr>
+                <w:sz w:val="18"/>
+              </w:rPr>
+              <w:t>162.5</w:t>
+            </w:r>
+          </w:p>
+        </w:tc>
+      </w:tr>
+      <w:tr>
+        <w:trPr>
+          <w:cantSplit/>
+        </w:trPr>
+        <w:tc>
+          <w:tcPr>
+            <w:tcW w:type="dxa" w:w="1170"/>
+          </w:tcPr>
+          <w:p>
+            <w:pPr>
+              <w:jc w:val="center"/>
+            </w:pPr>
+            <w:r>
+              <w:rPr>
+                <w:sz w:val="18"/>
+              </w:rPr>
+              <w:t>405201</w:t>
+            </w:r>
+          </w:p>
+        </w:tc>
+        <w:tc>
+          <w:tcPr>
+            <w:tcW w:type="dxa" w:w="1170"/>
+          </w:tcPr>
+          <w:p>
+            <w:pPr>
+              <w:jc w:val="center"/>
+            </w:pPr>
+            <w:r>
+              <w:rPr>
+                <w:sz w:val="18"/>
+              </w:rPr>
+              <w:t>Roi Et</w:t>
+            </w:r>
+          </w:p>
+        </w:tc>
+        <w:tc>
+          <w:tcPr>
+            <w:tcW w:type="dxa" w:w="1170"/>
+          </w:tcPr>
+          <w:p>
+            <w:pPr>
+              <w:jc w:val="center"/>
+            </w:pPr>
+            <w:r>
+              <w:rPr>
+                <w:sz w:val="18"/>
+              </w:rPr>
+              <w:t>16.05</w:t>
+            </w:r>
+          </w:p>
+        </w:tc>
+        <w:tc>
+          <w:tcPr>
+            <w:tcW w:type="dxa" w:w="1170"/>
+          </w:tcPr>
+          <w:p>
+            <w:pPr>
+              <w:jc w:val="center"/>
+            </w:pPr>
+            <w:r>
+              <w:rPr>
+                <w:sz w:val="18"/>
+              </w:rPr>
+              <w:t>103.68</w:t>
+            </w:r>
+          </w:p>
+        </w:tc>
+        <w:tc>
+          <w:tcPr>
+            <w:tcW w:type="dxa" w:w="1170"/>
+          </w:tcPr>
+          <w:p>
+            <w:pPr>
+              <w:jc w:val="center"/>
+            </w:pPr>
+            <w:r>
+              <w:rPr>
+                <w:sz w:val="18"/>
+              </w:rPr>
+              <w:t>140</w:t>
+            </w:r>
+          </w:p>
+        </w:tc>
+        <w:tc>
+          <w:tcPr>
+            <w:tcW w:type="dxa" w:w="1170"/>
+          </w:tcPr>
+          <w:p>
+            <w:pPr>
+              <w:jc w:val="center"/>
+            </w:pPr>
+            <w:r>
+              <w:rPr>
+                <w:sz w:val="18"/>
+              </w:rPr>
+              <w:t>21,382</w:t>
+            </w:r>
+          </w:p>
+        </w:tc>
+        <w:tc>
+          <w:tcPr>
+            <w:tcW w:type="dxa" w:w="1170"/>
+          </w:tcPr>
+          <w:p>
+            <w:pPr>
+              <w:jc w:val="center"/>
+            </w:pPr>
+            <w:r>
+              <w:rPr>
+                <w:sz w:val="18"/>
+              </w:rPr>
+              <w:t>2.02%</w:t>
+            </w:r>
+          </w:p>
+        </w:tc>
+        <w:tc>
+          <w:tcPr>
+            <w:tcW w:type="dxa" w:w="1170"/>
+          </w:tcPr>
+          <w:p>
+            <w:pPr>
+              <w:jc w:val="center"/>
+            </w:pPr>
+            <w:r>
+              <w:rPr>
+                <w:sz w:val="18"/>
+              </w:rPr>
+              <w:t>242.3</w:t>
+            </w:r>
+          </w:p>
+        </w:tc>
+      </w:tr>
+      <w:tr>
+        <w:trPr>
+          <w:cantSplit/>
+        </w:trPr>
+        <w:tc>
+          <w:tcPr>
+            <w:tcW w:type="dxa" w:w="1170"/>
+          </w:tcPr>
+          <w:p>
+            <w:pPr>
+              <w:jc w:val="center"/>
+            </w:pPr>
+            <w:r>
+              <w:rPr>
+                <w:sz w:val="18"/>
+              </w:rPr>
+              <w:t>407501</w:t>
+            </w:r>
+          </w:p>
+        </w:tc>
+        <w:tc>
+          <w:tcPr>
+            <w:tcW w:type="dxa" w:w="1170"/>
+          </w:tcPr>
+          <w:p>
+            <w:pPr>
+              <w:jc w:val="center"/>
+            </w:pPr>
+            <w:r>
+              <w:rPr>
+                <w:sz w:val="18"/>
+              </w:rPr>
+              <w:t>Ubon Ratchathani</w:t>
+            </w:r>
+          </w:p>
+        </w:tc>
+        <w:tc>
+          <w:tcPr>
+            <w:tcW w:type="dxa" w:w="1170"/>
+          </w:tcPr>
+          <w:p>
+            <w:pPr>
+              <w:jc w:val="center"/>
+            </w:pPr>
+            <w:r>
+              <w:rPr>
+                <w:sz w:val="18"/>
+              </w:rPr>
+              <w:t>15.25</w:t>
+            </w:r>
+          </w:p>
+        </w:tc>
+        <w:tc>
+          <w:tcPr>
+            <w:tcW w:type="dxa" w:w="1170"/>
+          </w:tcPr>
+          <w:p>
+            <w:pPr>
+              <w:jc w:val="center"/>
+            </w:pPr>
+            <w:r>
+              <w:rPr>
+                <w:sz w:val="18"/>
+              </w:rPr>
+              <w:t>104.87</w:t>
+            </w:r>
+          </w:p>
+        </w:tc>
+        <w:tc>
+          <w:tcPr>
+            <w:tcW w:type="dxa" w:w="1170"/>
+          </w:tcPr>
+          <w:p>
+            <w:pPr>
+              <w:jc w:val="center"/>
+            </w:pPr>
+            <w:r>
+              <w:rPr>
+                <w:sz w:val="18"/>
+              </w:rPr>
+              <w:t>131</w:t>
+            </w:r>
+          </w:p>
+        </w:tc>
+        <w:tc>
+          <w:tcPr>
+            <w:tcW w:type="dxa" w:w="1170"/>
+          </w:tcPr>
+          <w:p>
+            <w:pPr>
+              <w:jc w:val="center"/>
+            </w:pPr>
+            <w:r>
+              <w:rPr>
+                <w:sz w:val="18"/>
+              </w:rPr>
+              <w:t>21,821</w:t>
+            </w:r>
+          </w:p>
+        </w:tc>
+        <w:tc>
+          <w:tcPr>
+            <w:tcW w:type="dxa" w:w="1170"/>
+          </w:tcPr>
+          <w:p>
+            <w:pPr>
+              <w:jc w:val="center"/>
+            </w:pPr>
+            <w:r>
+              <w:rPr>
+                <w:sz w:val="18"/>
+              </w:rPr>
+              <w:t>0.01%</w:t>
+            </w:r>
+          </w:p>
+        </w:tc>
+        <w:tc>
+          <w:tcPr>
+            <w:tcW w:type="dxa" w:w="1170"/>
+          </w:tcPr>
+          <w:p>
+            <w:pPr>
+              <w:jc w:val="center"/>
+            </w:pPr>
+            <w:r>
+              <w:rPr>
+                <w:sz w:val="18"/>
+              </w:rPr>
+              <w:t>203.9</w:t>
+            </w:r>
+          </w:p>
+        </w:tc>
+      </w:tr>
+      <w:tr>
+        <w:trPr>
+          <w:cantSplit/>
+        </w:trPr>
+        <w:tc>
+          <w:tcPr>
+            <w:tcW w:type="dxa" w:w="1170"/>
+          </w:tcPr>
+          <w:p>
+            <w:pPr>
+              <w:jc w:val="center"/>
+            </w:pPr>
+            <w:r>
+              <w:rPr>
+                <w:sz w:val="18"/>
+              </w:rPr>
+              <w:t>431201</w:t>
+            </w:r>
+          </w:p>
+        </w:tc>
+        <w:tc>
+          <w:tcPr>
+            <w:tcW w:type="dxa" w:w="1170"/>
+          </w:tcPr>
+          <w:p>
+            <w:pPr>
+              <w:jc w:val="center"/>
+            </w:pPr>
+            <w:r>
+              <w:rPr>
+                <w:sz w:val="18"/>
+              </w:rPr>
+              <w:t>Nakhon Ratchasima</w:t>
+            </w:r>
+          </w:p>
+        </w:tc>
+        <w:tc>
+          <w:tcPr>
+            <w:tcW w:type="dxa" w:w="1170"/>
+          </w:tcPr>
+          <w:p>
+            <w:pPr>
+              <w:jc w:val="center"/>
+            </w:pPr>
+            <w:r>
+              <w:rPr>
+                <w:sz w:val="18"/>
+              </w:rPr>
+              <w:t>14.96</w:t>
+            </w:r>
+          </w:p>
+        </w:tc>
+        <w:tc>
+          <w:tcPr>
+            <w:tcW w:type="dxa" w:w="1170"/>
+          </w:tcPr>
+          <w:p>
+            <w:pPr>
+              <w:jc w:val="center"/>
+            </w:pPr>
+            <w:r>
+              <w:rPr>
+                <w:sz w:val="18"/>
+              </w:rPr>
+              <w:t>102.08</w:t>
+            </w:r>
+          </w:p>
+        </w:tc>
+        <w:tc>
+          <w:tcPr>
+            <w:tcW w:type="dxa" w:w="1170"/>
+          </w:tcPr>
+          <w:p>
+            <w:pPr>
+              <w:jc w:val="center"/>
+            </w:pPr>
+            <w:r>
+              <w:rPr>
+                <w:sz w:val="18"/>
+              </w:rPr>
+              <w:t>187</w:t>
+            </w:r>
+          </w:p>
+        </w:tc>
+        <w:tc>
+          <w:tcPr>
+            <w:tcW w:type="dxa" w:w="1170"/>
+          </w:tcPr>
+          <w:p>
+            <w:pPr>
+              <w:jc w:val="center"/>
+            </w:pPr>
+            <w:r>
+              <w:rPr>
+                <w:sz w:val="18"/>
+              </w:rPr>
+              <w:t>21,802</w:t>
+            </w:r>
+          </w:p>
+        </w:tc>
+        <w:tc>
+          <w:tcPr>
+            <w:tcW w:type="dxa" w:w="1170"/>
+          </w:tcPr>
+          <w:p>
+            <w:pPr>
+              <w:jc w:val="center"/>
+            </w:pPr>
+            <w:r>
+              <w:rPr>
+                <w:sz w:val="18"/>
+              </w:rPr>
+              <w:t>0.10%</w:t>
+            </w:r>
+          </w:p>
+        </w:tc>
+        <w:tc>
+          <w:tcPr>
+            <w:tcW w:type="dxa" w:w="1170"/>
+          </w:tcPr>
+          <w:p>
+            <w:pPr>
+              <w:jc w:val="center"/>
+            </w:pPr>
+            <w:r>
+              <w:rPr>
+                <w:sz w:val="18"/>
+              </w:rPr>
+              <w:t>152.8</w:t>
+            </w:r>
+          </w:p>
+        </w:tc>
+      </w:tr>
+      <w:tr>
+        <w:trPr>
+          <w:cantSplit/>
+        </w:trPr>
+        <w:tc>
+          <w:tcPr>
+            <w:tcW w:type="dxa" w:w="1170"/>
+          </w:tcPr>
+          <w:p>
+            <w:pPr>
+              <w:jc w:val="center"/>
+            </w:pPr>
+            <w:r>
+              <w:rPr>
+                <w:sz w:val="18"/>
+              </w:rPr>
+              <w:t>432201</w:t>
+            </w:r>
+          </w:p>
+        </w:tc>
+        <w:tc>
+          <w:tcPr>
+            <w:tcW w:type="dxa" w:w="1170"/>
+          </w:tcPr>
+          <w:p>
+            <w:pPr>
+              <w:jc w:val="center"/>
+            </w:pPr>
+            <w:r>
+              <w:rPr>
+                <w:sz w:val="18"/>
+              </w:rPr>
+              <w:t>Surin</w:t>
+            </w:r>
+          </w:p>
+        </w:tc>
+        <w:tc>
+          <w:tcPr>
+            <w:tcW w:type="dxa" w:w="1170"/>
+          </w:tcPr>
+          <w:p>
+            <w:pPr>
+              <w:jc w:val="center"/>
+            </w:pPr>
+            <w:r>
+              <w:rPr>
+                <w:sz w:val="18"/>
+              </w:rPr>
+              <w:t>14.88</w:t>
+            </w:r>
+          </w:p>
+        </w:tc>
+        <w:tc>
+          <w:tcPr>
+            <w:tcW w:type="dxa" w:w="1170"/>
+          </w:tcPr>
+          <w:p>
+            <w:pPr>
+              <w:jc w:val="center"/>
+            </w:pPr>
+            <w:r>
+              <w:rPr>
+                <w:sz w:val="18"/>
+              </w:rPr>
+              <w:t>103.50</w:t>
+            </w:r>
+          </w:p>
+        </w:tc>
+        <w:tc>
+          <w:tcPr>
+            <w:tcW w:type="dxa" w:w="1170"/>
+          </w:tcPr>
+          <w:p>
+            <w:pPr>
+              <w:jc w:val="center"/>
+            </w:pPr>
+            <w:r>
+              <w:rPr>
+                <w:sz w:val="18"/>
+              </w:rPr>
+              <w:t>146</w:t>
+            </w:r>
+          </w:p>
+        </w:tc>
+        <w:tc>
+          <w:tcPr>
+            <w:tcW w:type="dxa" w:w="1170"/>
+          </w:tcPr>
+          <w:p>
+            <w:pPr>
+              <w:jc w:val="center"/>
+            </w:pPr>
+            <w:r>
+              <w:rPr>
+                <w:sz w:val="18"/>
+              </w:rPr>
+              <w:t>21,821</w:t>
+            </w:r>
+          </w:p>
+        </w:tc>
+        <w:tc>
+          <w:tcPr>
+            <w:tcW w:type="dxa" w:w="1170"/>
+          </w:tcPr>
+          <w:p>
+            <w:pPr>
+              <w:jc w:val="center"/>
+            </w:pPr>
+            <w:r>
+              <w:rPr>
+                <w:sz w:val="18"/>
+              </w:rPr>
+              <w:t>0.01%</w:t>
+            </w:r>
+          </w:p>
+        </w:tc>
+        <w:tc>
+          <w:tcPr>
+            <w:tcW w:type="dxa" w:w="1170"/>
+          </w:tcPr>
+          <w:p>
+            <w:pPr>
+              <w:jc w:val="center"/>
+            </w:pPr>
+            <w:r>
+              <w:rPr>
+                <w:sz w:val="18"/>
+              </w:rPr>
+              <w:t>279.5</w:t>
+            </w:r>
+          </w:p>
+        </w:tc>
+      </w:tr>
+    </w:tbl>
+    <w:p/>
+    <w:p>
+      <w:pPr>
         <w:pStyle w:val="Heading2"/>
       </w:pPr>
       <w:r>
-        <w:t>2.2 Data Quality Control and Missingness Rules</w:t>
+        <w:t>2.2 Quality Control and Missingness Handling</w:t>
       </w:r>
     </w:p>
     <w:p>
@@ -113,7 +1703,7 @@
         <w:pStyle w:val="Heading2"/>
       </w:pPr>
       <w:r>
-        <w:t>2.4 Markov-Chain Framework and Order Selection</w:t>
+        <w:t>2.4 Markov Chain Framework and Order Selection</w:t>
       </w:r>
     </w:p>
     <w:p>
@@ -152,6 +1742,9 @@
         <w:pStyle w:val="Heading1"/>
       </w:pPr>
       <w:r>
+        <w:rPr>
+          <w:color w:val="1F4E78"/>
+        </w:rPr>
         <w:t>3. Results and Discussion</w:t>
       </w:r>
     </w:p>
@@ -169,6 +1762,1160 @@
       </w:r>
     </w:p>
     <w:p>
+      <w:r>
+        <w:rPr>
+          <w:b/>
+        </w:rPr>
+        <w:t>Table 3. Markov chain order model selection statistics across Northeastern Thailand (1961–2019).</w:t>
+      </w:r>
+    </w:p>
+    <w:tbl>
+      <w:tblPr>
+        <w:tblW w:type="auto" w:w="0"/>
+        <w:jc w:val="center"/>
+        <w:tblLook w:firstColumn="1" w:firstRow="1" w:lastColumn="0" w:lastRow="0" w:noHBand="0" w:noVBand="1" w:val="04A0"/>
+      </w:tblPr>
+      <w:tblGrid>
+        <w:gridCol w:w="1560"/>
+        <w:gridCol w:w="1560"/>
+        <w:gridCol w:w="1560"/>
+        <w:gridCol w:w="1560"/>
+        <w:gridCol w:w="1560"/>
+        <w:gridCol w:w="1560"/>
+      </w:tblGrid>
+      <w:tr>
+        <w:trPr>
+          <w:tblHeader/>
+          <w:cantSplit/>
+        </w:trPr>
+        <w:tc>
+          <w:tcPr>
+            <w:tcW w:type="dxa" w:w="1560"/>
+            <w:shd w:fill="1F4E78"/>
+          </w:tcPr>
+          <w:p>
+            <w:pPr>
+              <w:jc w:val="center"/>
+            </w:pPr>
+            <w:r>
+              <w:rPr>
+                <w:b/>
+                <w:color w:val="FFFFFF"/>
+                <w:sz w:val="19"/>
+              </w:rPr>
+              <w:t>Station ID</w:t>
+            </w:r>
+          </w:p>
+        </w:tc>
+        <w:tc>
+          <w:tcPr>
+            <w:tcW w:type="dxa" w:w="1560"/>
+            <w:shd w:fill="1F4E78"/>
+          </w:tcPr>
+          <w:p>
+            <w:pPr>
+              <w:jc w:val="center"/>
+            </w:pPr>
+            <w:r>
+              <w:rPr>
+                <w:b/>
+                <w:color w:val="FFFFFF"/>
+                <w:sz w:val="19"/>
+              </w:rPr>
+              <w:t>N_eff</w:t>
+            </w:r>
+          </w:p>
+        </w:tc>
+        <w:tc>
+          <w:tcPr>
+            <w:tcW w:type="dxa" w:w="1560"/>
+            <w:shd w:fill="1F4E78"/>
+          </w:tcPr>
+          <w:p>
+            <w:pPr>
+              <w:jc w:val="center"/>
+            </w:pPr>
+            <w:r>
+              <w:rPr>
+                <w:b/>
+                <w:color w:val="FFFFFF"/>
+                <w:sz w:val="19"/>
+              </w:rPr>
+              <w:t>BIC Order 1</w:t>
+            </w:r>
+          </w:p>
+        </w:tc>
+        <w:tc>
+          <w:tcPr>
+            <w:tcW w:type="dxa" w:w="1560"/>
+            <w:shd w:fill="1F4E78"/>
+          </w:tcPr>
+          <w:p>
+            <w:pPr>
+              <w:jc w:val="center"/>
+            </w:pPr>
+            <w:r>
+              <w:rPr>
+                <w:b/>
+                <w:color w:val="FFFFFF"/>
+                <w:sz w:val="19"/>
+              </w:rPr>
+              <w:t>BIC Order 2</w:t>
+            </w:r>
+          </w:p>
+        </w:tc>
+        <w:tc>
+          <w:tcPr>
+            <w:tcW w:type="dxa" w:w="1560"/>
+            <w:shd w:fill="1F4E78"/>
+          </w:tcPr>
+          <w:p>
+            <w:pPr>
+              <w:jc w:val="center"/>
+            </w:pPr>
+            <w:r>
+              <w:rPr>
+                <w:b/>
+                <w:color w:val="FFFFFF"/>
+                <w:sz w:val="19"/>
+              </w:rPr>
+              <w:t>ΔBIC (Ord2-Ord1)</w:t>
+            </w:r>
+          </w:p>
+        </w:tc>
+        <w:tc>
+          <w:tcPr>
+            <w:tcW w:type="dxa" w:w="1560"/>
+            <w:shd w:fill="1F4E78"/>
+          </w:tcPr>
+          <w:p>
+            <w:pPr>
+              <w:jc w:val="center"/>
+            </w:pPr>
+            <w:r>
+              <w:rPr>
+                <w:b/>
+                <w:color w:val="FFFFFF"/>
+                <w:sz w:val="19"/>
+              </w:rPr>
+              <w:t>BIC Selected Model</w:t>
+            </w:r>
+          </w:p>
+        </w:tc>
+      </w:tr>
+      <w:tr>
+        <w:trPr>
+          <w:cantSplit/>
+        </w:trPr>
+        <w:tc>
+          <w:tcPr>
+            <w:tcW w:type="dxa" w:w="1560"/>
+          </w:tcPr>
+          <w:p>
+            <w:pPr>
+              <w:jc w:val="center"/>
+            </w:pPr>
+            <w:r>
+              <w:rPr>
+                <w:sz w:val="18"/>
+              </w:rPr>
+              <w:t>353201</w:t>
+            </w:r>
+          </w:p>
+        </w:tc>
+        <w:tc>
+          <w:tcPr>
+            <w:tcW w:type="dxa" w:w="1560"/>
+          </w:tcPr>
+          <w:p>
+            <w:pPr>
+              <w:jc w:val="center"/>
+            </w:pPr>
+            <w:r>
+              <w:rPr>
+                <w:sz w:val="18"/>
+              </w:rPr>
+              <w:t>21,545</w:t>
+            </w:r>
+          </w:p>
+        </w:tc>
+        <w:tc>
+          <w:tcPr>
+            <w:tcW w:type="dxa" w:w="1560"/>
+          </w:tcPr>
+          <w:p>
+            <w:pPr>
+              <w:jc w:val="center"/>
+            </w:pPr>
+            <w:r>
+              <w:rPr>
+                <w:sz w:val="18"/>
+              </w:rPr>
+              <w:t>24706.3</w:t>
+            </w:r>
+          </w:p>
+        </w:tc>
+        <w:tc>
+          <w:tcPr>
+            <w:tcW w:type="dxa" w:w="1560"/>
+          </w:tcPr>
+          <w:p>
+            <w:pPr>
+              <w:jc w:val="center"/>
+            </w:pPr>
+            <w:r>
+              <w:rPr>
+                <w:sz w:val="18"/>
+              </w:rPr>
+              <w:t>24463.3</w:t>
+            </w:r>
+          </w:p>
+        </w:tc>
+        <w:tc>
+          <w:tcPr>
+            <w:tcW w:type="dxa" w:w="1560"/>
+          </w:tcPr>
+          <w:p>
+            <w:pPr>
+              <w:jc w:val="center"/>
+            </w:pPr>
+            <w:r>
+              <w:rPr>
+                <w:sz w:val="18"/>
+              </w:rPr>
+              <w:t>-243.0</w:t>
+            </w:r>
+          </w:p>
+        </w:tc>
+        <w:tc>
+          <w:tcPr>
+            <w:tcW w:type="dxa" w:w="1560"/>
+          </w:tcPr>
+          <w:p>
+            <w:pPr>
+              <w:jc w:val="center"/>
+            </w:pPr>
+            <w:r>
+              <w:rPr>
+                <w:sz w:val="18"/>
+              </w:rPr>
+              <w:t>Order 2</w:t>
+            </w:r>
+          </w:p>
+        </w:tc>
+      </w:tr>
+      <w:tr>
+        <w:trPr>
+          <w:cantSplit/>
+        </w:trPr>
+        <w:tc>
+          <w:tcPr>
+            <w:tcW w:type="dxa" w:w="1560"/>
+          </w:tcPr>
+          <w:p>
+            <w:pPr>
+              <w:jc w:val="center"/>
+            </w:pPr>
+            <w:r>
+              <w:rPr>
+                <w:sz w:val="18"/>
+              </w:rPr>
+              <w:t>354201</w:t>
+            </w:r>
+          </w:p>
+        </w:tc>
+        <w:tc>
+          <w:tcPr>
+            <w:tcW w:type="dxa" w:w="1560"/>
+          </w:tcPr>
+          <w:p>
+            <w:pPr>
+              <w:jc w:val="center"/>
+            </w:pPr>
+            <w:r>
+              <w:rPr>
+                <w:sz w:val="18"/>
+              </w:rPr>
+              <w:t>21,545</w:t>
+            </w:r>
+          </w:p>
+        </w:tc>
+        <w:tc>
+          <w:tcPr>
+            <w:tcW w:type="dxa" w:w="1560"/>
+          </w:tcPr>
+          <w:p>
+            <w:pPr>
+              <w:jc w:val="center"/>
+            </w:pPr>
+            <w:r>
+              <w:rPr>
+                <w:sz w:val="18"/>
+              </w:rPr>
+              <w:t>24862.8</w:t>
+            </w:r>
+          </w:p>
+        </w:tc>
+        <w:tc>
+          <w:tcPr>
+            <w:tcW w:type="dxa" w:w="1560"/>
+          </w:tcPr>
+          <w:p>
+            <w:pPr>
+              <w:jc w:val="center"/>
+            </w:pPr>
+            <w:r>
+              <w:rPr>
+                <w:sz w:val="18"/>
+              </w:rPr>
+              <w:t>24462.9</w:t>
+            </w:r>
+          </w:p>
+        </w:tc>
+        <w:tc>
+          <w:tcPr>
+            <w:tcW w:type="dxa" w:w="1560"/>
+          </w:tcPr>
+          <w:p>
+            <w:pPr>
+              <w:jc w:val="center"/>
+            </w:pPr>
+            <w:r>
+              <w:rPr>
+                <w:sz w:val="18"/>
+              </w:rPr>
+              <w:t>-399.9</w:t>
+            </w:r>
+          </w:p>
+        </w:tc>
+        <w:tc>
+          <w:tcPr>
+            <w:tcW w:type="dxa" w:w="1560"/>
+          </w:tcPr>
+          <w:p>
+            <w:pPr>
+              <w:jc w:val="center"/>
+            </w:pPr>
+            <w:r>
+              <w:rPr>
+                <w:sz w:val="18"/>
+              </w:rPr>
+              <w:t>Order 2</w:t>
+            </w:r>
+          </w:p>
+        </w:tc>
+      </w:tr>
+      <w:tr>
+        <w:trPr>
+          <w:cantSplit/>
+        </w:trPr>
+        <w:tc>
+          <w:tcPr>
+            <w:tcW w:type="dxa" w:w="1560"/>
+          </w:tcPr>
+          <w:p>
+            <w:pPr>
+              <w:jc w:val="center"/>
+            </w:pPr>
+            <w:r>
+              <w:rPr>
+                <w:sz w:val="18"/>
+              </w:rPr>
+              <w:t>356201</w:t>
+            </w:r>
+          </w:p>
+        </w:tc>
+        <w:tc>
+          <w:tcPr>
+            <w:tcW w:type="dxa" w:w="1560"/>
+          </w:tcPr>
+          <w:p>
+            <w:pPr>
+              <w:jc w:val="center"/>
+            </w:pPr>
+            <w:r>
+              <w:rPr>
+                <w:sz w:val="18"/>
+              </w:rPr>
+              <w:t>21,543</w:t>
+            </w:r>
+          </w:p>
+        </w:tc>
+        <w:tc>
+          <w:tcPr>
+            <w:tcW w:type="dxa" w:w="1560"/>
+          </w:tcPr>
+          <w:p>
+            <w:pPr>
+              <w:jc w:val="center"/>
+            </w:pPr>
+            <w:r>
+              <w:rPr>
+                <w:sz w:val="18"/>
+              </w:rPr>
+              <w:t>26054.8</w:t>
+            </w:r>
+          </w:p>
+        </w:tc>
+        <w:tc>
+          <w:tcPr>
+            <w:tcW w:type="dxa" w:w="1560"/>
+          </w:tcPr>
+          <w:p>
+            <w:pPr>
+              <w:jc w:val="center"/>
+            </w:pPr>
+            <w:r>
+              <w:rPr>
+                <w:sz w:val="18"/>
+              </w:rPr>
+              <w:t>25386.6</w:t>
+            </w:r>
+          </w:p>
+        </w:tc>
+        <w:tc>
+          <w:tcPr>
+            <w:tcW w:type="dxa" w:w="1560"/>
+          </w:tcPr>
+          <w:p>
+            <w:pPr>
+              <w:jc w:val="center"/>
+            </w:pPr>
+            <w:r>
+              <w:rPr>
+                <w:sz w:val="18"/>
+              </w:rPr>
+              <w:t>-668.3</w:t>
+            </w:r>
+          </w:p>
+        </w:tc>
+        <w:tc>
+          <w:tcPr>
+            <w:tcW w:type="dxa" w:w="1560"/>
+          </w:tcPr>
+          <w:p>
+            <w:pPr>
+              <w:jc w:val="center"/>
+            </w:pPr>
+            <w:r>
+              <w:rPr>
+                <w:sz w:val="18"/>
+              </w:rPr>
+              <w:t>Order 2</w:t>
+            </w:r>
+          </w:p>
+        </w:tc>
+      </w:tr>
+      <w:tr>
+        <w:trPr>
+          <w:cantSplit/>
+        </w:trPr>
+        <w:tc>
+          <w:tcPr>
+            <w:tcW w:type="dxa" w:w="1560"/>
+          </w:tcPr>
+          <w:p>
+            <w:pPr>
+              <w:jc w:val="center"/>
+            </w:pPr>
+            <w:r>
+              <w:rPr>
+                <w:sz w:val="18"/>
+              </w:rPr>
+              <w:t>357201</w:t>
+            </w:r>
+          </w:p>
+        </w:tc>
+        <w:tc>
+          <w:tcPr>
+            <w:tcW w:type="dxa" w:w="1560"/>
+          </w:tcPr>
+          <w:p>
+            <w:pPr>
+              <w:jc w:val="center"/>
+            </w:pPr>
+            <w:r>
+              <w:rPr>
+                <w:sz w:val="18"/>
+              </w:rPr>
+              <w:t>21,086</w:t>
+            </w:r>
+          </w:p>
+        </w:tc>
+        <w:tc>
+          <w:tcPr>
+            <w:tcW w:type="dxa" w:w="1560"/>
+          </w:tcPr>
+          <w:p>
+            <w:pPr>
+              <w:jc w:val="center"/>
+            </w:pPr>
+            <w:r>
+              <w:rPr>
+                <w:sz w:val="18"/>
+              </w:rPr>
+              <w:t>25954.0</w:t>
+            </w:r>
+          </w:p>
+        </w:tc>
+        <w:tc>
+          <w:tcPr>
+            <w:tcW w:type="dxa" w:w="1560"/>
+          </w:tcPr>
+          <w:p>
+            <w:pPr>
+              <w:jc w:val="center"/>
+            </w:pPr>
+            <w:r>
+              <w:rPr>
+                <w:sz w:val="18"/>
+              </w:rPr>
+              <w:t>24926.7</w:t>
+            </w:r>
+          </w:p>
+        </w:tc>
+        <w:tc>
+          <w:tcPr>
+            <w:tcW w:type="dxa" w:w="1560"/>
+          </w:tcPr>
+          <w:p>
+            <w:pPr>
+              <w:jc w:val="center"/>
+            </w:pPr>
+            <w:r>
+              <w:rPr>
+                <w:sz w:val="18"/>
+              </w:rPr>
+              <w:t>-1027.3</w:t>
+            </w:r>
+          </w:p>
+        </w:tc>
+        <w:tc>
+          <w:tcPr>
+            <w:tcW w:type="dxa" w:w="1560"/>
+          </w:tcPr>
+          <w:p>
+            <w:pPr>
+              <w:jc w:val="center"/>
+            </w:pPr>
+            <w:r>
+              <w:rPr>
+                <w:sz w:val="18"/>
+              </w:rPr>
+              <w:t>Order 2</w:t>
+            </w:r>
+          </w:p>
+        </w:tc>
+      </w:tr>
+      <w:tr>
+        <w:trPr>
+          <w:cantSplit/>
+        </w:trPr>
+        <w:tc>
+          <w:tcPr>
+            <w:tcW w:type="dxa" w:w="1560"/>
+          </w:tcPr>
+          <w:p>
+            <w:pPr>
+              <w:jc w:val="center"/>
+            </w:pPr>
+            <w:r>
+              <w:rPr>
+                <w:sz w:val="18"/>
+              </w:rPr>
+              <w:t>381201</w:t>
+            </w:r>
+          </w:p>
+        </w:tc>
+        <w:tc>
+          <w:tcPr>
+            <w:tcW w:type="dxa" w:w="1560"/>
+          </w:tcPr>
+          <w:p>
+            <w:pPr>
+              <w:jc w:val="center"/>
+            </w:pPr>
+            <w:r>
+              <w:rPr>
+                <w:sz w:val="18"/>
+              </w:rPr>
+              <w:t>21,486</w:t>
+            </w:r>
+          </w:p>
+        </w:tc>
+        <w:tc>
+          <w:tcPr>
+            <w:tcW w:type="dxa" w:w="1560"/>
+          </w:tcPr>
+          <w:p>
+            <w:pPr>
+              <w:jc w:val="center"/>
+            </w:pPr>
+            <w:r>
+              <w:rPr>
+                <w:sz w:val="18"/>
+              </w:rPr>
+              <w:t>23094.0</w:t>
+            </w:r>
+          </w:p>
+        </w:tc>
+        <w:tc>
+          <w:tcPr>
+            <w:tcW w:type="dxa" w:w="1560"/>
+          </w:tcPr>
+          <w:p>
+            <w:pPr>
+              <w:jc w:val="center"/>
+            </w:pPr>
+            <w:r>
+              <w:rPr>
+                <w:sz w:val="18"/>
+              </w:rPr>
+              <w:t>22764.9</w:t>
+            </w:r>
+          </w:p>
+        </w:tc>
+        <w:tc>
+          <w:tcPr>
+            <w:tcW w:type="dxa" w:w="1560"/>
+          </w:tcPr>
+          <w:p>
+            <w:pPr>
+              <w:jc w:val="center"/>
+            </w:pPr>
+            <w:r>
+              <w:rPr>
+                <w:sz w:val="18"/>
+              </w:rPr>
+              <w:t>-329.1</w:t>
+            </w:r>
+          </w:p>
+        </w:tc>
+        <w:tc>
+          <w:tcPr>
+            <w:tcW w:type="dxa" w:w="1560"/>
+          </w:tcPr>
+          <w:p>
+            <w:pPr>
+              <w:jc w:val="center"/>
+            </w:pPr>
+            <w:r>
+              <w:rPr>
+                <w:sz w:val="18"/>
+              </w:rPr>
+              <w:t>Order 2</w:t>
+            </w:r>
+          </w:p>
+        </w:tc>
+      </w:tr>
+      <w:tr>
+        <w:trPr>
+          <w:cantSplit/>
+        </w:trPr>
+        <w:tc>
+          <w:tcPr>
+            <w:tcW w:type="dxa" w:w="1560"/>
+          </w:tcPr>
+          <w:p>
+            <w:pPr>
+              <w:jc w:val="center"/>
+            </w:pPr>
+            <w:r>
+              <w:rPr>
+                <w:sz w:val="18"/>
+              </w:rPr>
+              <w:t>403201</w:t>
+            </w:r>
+          </w:p>
+        </w:tc>
+        <w:tc>
+          <w:tcPr>
+            <w:tcW w:type="dxa" w:w="1560"/>
+          </w:tcPr>
+          <w:p>
+            <w:pPr>
+              <w:jc w:val="center"/>
+            </w:pPr>
+            <w:r>
+              <w:rPr>
+                <w:sz w:val="18"/>
+              </w:rPr>
+              <w:t>21,545</w:t>
+            </w:r>
+          </w:p>
+        </w:tc>
+        <w:tc>
+          <w:tcPr>
+            <w:tcW w:type="dxa" w:w="1560"/>
+          </w:tcPr>
+          <w:p>
+            <w:pPr>
+              <w:jc w:val="center"/>
+            </w:pPr>
+            <w:r>
+              <w:rPr>
+                <w:sz w:val="18"/>
+              </w:rPr>
+              <w:t>22199.2</w:t>
+            </w:r>
+          </w:p>
+        </w:tc>
+        <w:tc>
+          <w:tcPr>
+            <w:tcW w:type="dxa" w:w="1560"/>
+          </w:tcPr>
+          <w:p>
+            <w:pPr>
+              <w:jc w:val="center"/>
+            </w:pPr>
+            <w:r>
+              <w:rPr>
+                <w:sz w:val="18"/>
+              </w:rPr>
+              <w:t>22091.0</w:t>
+            </w:r>
+          </w:p>
+        </w:tc>
+        <w:tc>
+          <w:tcPr>
+            <w:tcW w:type="dxa" w:w="1560"/>
+          </w:tcPr>
+          <w:p>
+            <w:pPr>
+              <w:jc w:val="center"/>
+            </w:pPr>
+            <w:r>
+              <w:rPr>
+                <w:sz w:val="18"/>
+              </w:rPr>
+              <w:t>-108.3</w:t>
+            </w:r>
+          </w:p>
+        </w:tc>
+        <w:tc>
+          <w:tcPr>
+            <w:tcW w:type="dxa" w:w="1560"/>
+          </w:tcPr>
+          <w:p>
+            <w:pPr>
+              <w:jc w:val="center"/>
+            </w:pPr>
+            <w:r>
+              <w:rPr>
+                <w:sz w:val="18"/>
+              </w:rPr>
+              <w:t>Order 2</w:t>
+            </w:r>
+          </w:p>
+        </w:tc>
+      </w:tr>
+      <w:tr>
+        <w:trPr>
+          <w:cantSplit/>
+        </w:trPr>
+        <w:tc>
+          <w:tcPr>
+            <w:tcW w:type="dxa" w:w="1560"/>
+          </w:tcPr>
+          <w:p>
+            <w:pPr>
+              <w:jc w:val="center"/>
+            </w:pPr>
+            <w:r>
+              <w:rPr>
+                <w:sz w:val="18"/>
+              </w:rPr>
+              <w:t>405201</w:t>
+            </w:r>
+          </w:p>
+        </w:tc>
+        <w:tc>
+          <w:tcPr>
+            <w:tcW w:type="dxa" w:w="1560"/>
+          </w:tcPr>
+          <w:p>
+            <w:pPr>
+              <w:jc w:val="center"/>
+            </w:pPr>
+            <w:r>
+              <w:rPr>
+                <w:sz w:val="18"/>
+              </w:rPr>
+              <w:t>20,879</w:t>
+            </w:r>
+          </w:p>
+        </w:tc>
+        <w:tc>
+          <w:tcPr>
+            <w:tcW w:type="dxa" w:w="1560"/>
+          </w:tcPr>
+          <w:p>
+            <w:pPr>
+              <w:jc w:val="center"/>
+            </w:pPr>
+            <w:r>
+              <w:rPr>
+                <w:sz w:val="18"/>
+              </w:rPr>
+              <w:t>23152.5</w:t>
+            </w:r>
+          </w:p>
+        </w:tc>
+        <w:tc>
+          <w:tcPr>
+            <w:tcW w:type="dxa" w:w="1560"/>
+          </w:tcPr>
+          <w:p>
+            <w:pPr>
+              <w:jc w:val="center"/>
+            </w:pPr>
+            <w:r>
+              <w:rPr>
+                <w:sz w:val="18"/>
+              </w:rPr>
+              <w:t>22665.5</w:t>
+            </w:r>
+          </w:p>
+        </w:tc>
+        <w:tc>
+          <w:tcPr>
+            <w:tcW w:type="dxa" w:w="1560"/>
+          </w:tcPr>
+          <w:p>
+            <w:pPr>
+              <w:jc w:val="center"/>
+            </w:pPr>
+            <w:r>
+              <w:rPr>
+                <w:sz w:val="18"/>
+              </w:rPr>
+              <w:t>-487.0</w:t>
+            </w:r>
+          </w:p>
+        </w:tc>
+        <w:tc>
+          <w:tcPr>
+            <w:tcW w:type="dxa" w:w="1560"/>
+          </w:tcPr>
+          <w:p>
+            <w:pPr>
+              <w:jc w:val="center"/>
+            </w:pPr>
+            <w:r>
+              <w:rPr>
+                <w:sz w:val="18"/>
+              </w:rPr>
+              <w:t>Order 2</w:t>
+            </w:r>
+          </w:p>
+        </w:tc>
+      </w:tr>
+      <w:tr>
+        <w:trPr>
+          <w:cantSplit/>
+        </w:trPr>
+        <w:tc>
+          <w:tcPr>
+            <w:tcW w:type="dxa" w:w="1560"/>
+          </w:tcPr>
+          <w:p>
+            <w:pPr>
+              <w:jc w:val="center"/>
+            </w:pPr>
+            <w:r>
+              <w:rPr>
+                <w:sz w:val="18"/>
+              </w:rPr>
+              <w:t>407501</w:t>
+            </w:r>
+          </w:p>
+        </w:tc>
+        <w:tc>
+          <w:tcPr>
+            <w:tcW w:type="dxa" w:w="1560"/>
+          </w:tcPr>
+          <w:p>
+            <w:pPr>
+              <w:jc w:val="center"/>
+            </w:pPr>
+            <w:r>
+              <w:rPr>
+                <w:sz w:val="18"/>
+              </w:rPr>
+              <w:t>21,545</w:t>
+            </w:r>
+          </w:p>
+        </w:tc>
+        <w:tc>
+          <w:tcPr>
+            <w:tcW w:type="dxa" w:w="1560"/>
+          </w:tcPr>
+          <w:p>
+            <w:pPr>
+              <w:jc w:val="center"/>
+            </w:pPr>
+            <w:r>
+              <w:rPr>
+                <w:sz w:val="18"/>
+              </w:rPr>
+              <w:t>24995.6</w:t>
+            </w:r>
+          </w:p>
+        </w:tc>
+        <w:tc>
+          <w:tcPr>
+            <w:tcW w:type="dxa" w:w="1560"/>
+          </w:tcPr>
+          <w:p>
+            <w:pPr>
+              <w:jc w:val="center"/>
+            </w:pPr>
+            <w:r>
+              <w:rPr>
+                <w:sz w:val="18"/>
+              </w:rPr>
+              <w:t>24429.7</w:t>
+            </w:r>
+          </w:p>
+        </w:tc>
+        <w:tc>
+          <w:tcPr>
+            <w:tcW w:type="dxa" w:w="1560"/>
+          </w:tcPr>
+          <w:p>
+            <w:pPr>
+              <w:jc w:val="center"/>
+            </w:pPr>
+            <w:r>
+              <w:rPr>
+                <w:sz w:val="18"/>
+              </w:rPr>
+              <w:t>-565.9</w:t>
+            </w:r>
+          </w:p>
+        </w:tc>
+        <w:tc>
+          <w:tcPr>
+            <w:tcW w:type="dxa" w:w="1560"/>
+          </w:tcPr>
+          <w:p>
+            <w:pPr>
+              <w:jc w:val="center"/>
+            </w:pPr>
+            <w:r>
+              <w:rPr>
+                <w:sz w:val="18"/>
+              </w:rPr>
+              <w:t>Order 2</w:t>
+            </w:r>
+          </w:p>
+        </w:tc>
+      </w:tr>
+      <w:tr>
+        <w:trPr>
+          <w:cantSplit/>
+        </w:trPr>
+        <w:tc>
+          <w:tcPr>
+            <w:tcW w:type="dxa" w:w="1560"/>
+          </w:tcPr>
+          <w:p>
+            <w:pPr>
+              <w:jc w:val="center"/>
+            </w:pPr>
+            <w:r>
+              <w:rPr>
+                <w:sz w:val="18"/>
+              </w:rPr>
+              <w:t>431201</w:t>
+            </w:r>
+          </w:p>
+        </w:tc>
+        <w:tc>
+          <w:tcPr>
+            <w:tcW w:type="dxa" w:w="1560"/>
+          </w:tcPr>
+          <w:p>
+            <w:pPr>
+              <w:jc w:val="center"/>
+            </w:pPr>
+            <w:r>
+              <w:rPr>
+                <w:sz w:val="18"/>
+              </w:rPr>
+              <w:t>21,531</w:t>
+            </w:r>
+          </w:p>
+        </w:tc>
+        <w:tc>
+          <w:tcPr>
+            <w:tcW w:type="dxa" w:w="1560"/>
+          </w:tcPr>
+          <w:p>
+            <w:pPr>
+              <w:jc w:val="center"/>
+            </w:pPr>
+            <w:r>
+              <w:rPr>
+                <w:sz w:val="18"/>
+              </w:rPr>
+              <w:t>22746.9</w:t>
+            </w:r>
+          </w:p>
+        </w:tc>
+        <w:tc>
+          <w:tcPr>
+            <w:tcW w:type="dxa" w:w="1560"/>
+          </w:tcPr>
+          <w:p>
+            <w:pPr>
+              <w:jc w:val="center"/>
+            </w:pPr>
+            <w:r>
+              <w:rPr>
+                <w:sz w:val="18"/>
+              </w:rPr>
+              <w:t>22524.8</w:t>
+            </w:r>
+          </w:p>
+        </w:tc>
+        <w:tc>
+          <w:tcPr>
+            <w:tcW w:type="dxa" w:w="1560"/>
+          </w:tcPr>
+          <w:p>
+            <w:pPr>
+              <w:jc w:val="center"/>
+            </w:pPr>
+            <w:r>
+              <w:rPr>
+                <w:sz w:val="18"/>
+              </w:rPr>
+              <w:t>-222.1</w:t>
+            </w:r>
+          </w:p>
+        </w:tc>
+        <w:tc>
+          <w:tcPr>
+            <w:tcW w:type="dxa" w:w="1560"/>
+          </w:tcPr>
+          <w:p>
+            <w:pPr>
+              <w:jc w:val="center"/>
+            </w:pPr>
+            <w:r>
+              <w:rPr>
+                <w:sz w:val="18"/>
+              </w:rPr>
+              <w:t>Order 2</w:t>
+            </w:r>
+          </w:p>
+        </w:tc>
+      </w:tr>
+      <w:tr>
+        <w:trPr>
+          <w:cantSplit/>
+        </w:trPr>
+        <w:tc>
+          <w:tcPr>
+            <w:tcW w:type="dxa" w:w="1560"/>
+          </w:tcPr>
+          <w:p>
+            <w:pPr>
+              <w:jc w:val="center"/>
+            </w:pPr>
+            <w:r>
+              <w:rPr>
+                <w:sz w:val="18"/>
+              </w:rPr>
+              <w:t>432201</w:t>
+            </w:r>
+          </w:p>
+        </w:tc>
+        <w:tc>
+          <w:tcPr>
+            <w:tcW w:type="dxa" w:w="1560"/>
+          </w:tcPr>
+          <w:p>
+            <w:pPr>
+              <w:jc w:val="center"/>
+            </w:pPr>
+            <w:r>
+              <w:rPr>
+                <w:sz w:val="18"/>
+              </w:rPr>
+              <w:t>21,545</w:t>
+            </w:r>
+          </w:p>
+        </w:tc>
+        <w:tc>
+          <w:tcPr>
+            <w:tcW w:type="dxa" w:w="1560"/>
+          </w:tcPr>
+          <w:p>
+            <w:pPr>
+              <w:jc w:val="center"/>
+            </w:pPr>
+            <w:r>
+              <w:rPr>
+                <w:sz w:val="18"/>
+              </w:rPr>
+              <w:t>24970.1</w:t>
+            </w:r>
+          </w:p>
+        </w:tc>
+        <w:tc>
+          <w:tcPr>
+            <w:tcW w:type="dxa" w:w="1560"/>
+          </w:tcPr>
+          <w:p>
+            <w:pPr>
+              <w:jc w:val="center"/>
+            </w:pPr>
+            <w:r>
+              <w:rPr>
+                <w:sz w:val="18"/>
+              </w:rPr>
+              <w:t>24570.0</w:t>
+            </w:r>
+          </w:p>
+        </w:tc>
+        <w:tc>
+          <w:tcPr>
+            <w:tcW w:type="dxa" w:w="1560"/>
+          </w:tcPr>
+          <w:p>
+            <w:pPr>
+              <w:jc w:val="center"/>
+            </w:pPr>
+            <w:r>
+              <w:rPr>
+                <w:sz w:val="18"/>
+              </w:rPr>
+              <w:t>-400.1</w:t>
+            </w:r>
+          </w:p>
+        </w:tc>
+        <w:tc>
+          <w:tcPr>
+            <w:tcW w:type="dxa" w:w="1560"/>
+          </w:tcPr>
+          <w:p>
+            <w:pPr>
+              <w:jc w:val="center"/>
+            </w:pPr>
+            <w:r>
+              <w:rPr>
+                <w:sz w:val="18"/>
+              </w:rPr>
+              <w:t>Order 2</w:t>
+            </w:r>
+          </w:p>
+        </w:tc>
+      </w:tr>
+    </w:tbl>
+    <w:p/>
+    <w:p>
       <w:pPr>
         <w:pStyle w:val="Heading2"/>
       </w:pPr>
@@ -183,9 +2930,1641 @@
     </w:p>
     <w:p>
       <w:r>
+        <w:rPr>
+          <w:b/>
+        </w:rPr>
+        <w:t>Table 2. Rainfall-state occurrence frequency, persistence probabilities, and Shannon entropy (1961–2019).</w:t>
+      </w:r>
+    </w:p>
+    <w:tbl>
+      <w:tblPr>
+        <w:tblW w:type="auto" w:w="0"/>
+        <w:jc w:val="center"/>
+        <w:tblLook w:firstColumn="1" w:firstRow="1" w:lastColumn="0" w:lastRow="0" w:noHBand="0" w:noVBand="1" w:val="04A0"/>
+      </w:tblPr>
+      <w:tblGrid>
+        <w:gridCol w:w="1170"/>
+        <w:gridCol w:w="1170"/>
+        <w:gridCol w:w="1170"/>
+        <w:gridCol w:w="1170"/>
+        <w:gridCol w:w="1170"/>
+        <w:gridCol w:w="1170"/>
+        <w:gridCol w:w="1170"/>
+        <w:gridCol w:w="1170"/>
+      </w:tblGrid>
+      <w:tr>
+        <w:trPr>
+          <w:tblHeader/>
+          <w:cantSplit/>
+        </w:trPr>
+        <w:tc>
+          <w:tcPr>
+            <w:tcW w:type="dxa" w:w="1170"/>
+            <w:shd w:fill="1F4E78"/>
+          </w:tcPr>
+          <w:p>
+            <w:pPr>
+              <w:jc w:val="center"/>
+            </w:pPr>
+            <w:r>
+              <w:rPr>
+                <w:b/>
+                <w:color w:val="FFFFFF"/>
+                <w:sz w:val="19"/>
+              </w:rPr>
+              <w:t>Station ID</w:t>
+            </w:r>
+          </w:p>
+        </w:tc>
+        <w:tc>
+          <w:tcPr>
+            <w:tcW w:type="dxa" w:w="1170"/>
+            <w:shd w:fill="1F4E78"/>
+          </w:tcPr>
+          <w:p>
+            <w:pPr>
+              <w:jc w:val="center"/>
+            </w:pPr>
+            <w:r>
+              <w:rPr>
+                <w:b/>
+                <w:color w:val="FFFFFF"/>
+                <w:sz w:val="19"/>
+              </w:rPr>
+              <w:t>Freq_D</w:t>
+            </w:r>
+          </w:p>
+        </w:tc>
+        <w:tc>
+          <w:tcPr>
+            <w:tcW w:type="dxa" w:w="1170"/>
+            <w:shd w:fill="1F4E78"/>
+          </w:tcPr>
+          <w:p>
+            <w:pPr>
+              <w:jc w:val="center"/>
+            </w:pPr>
+            <w:r>
+              <w:rPr>
+                <w:b/>
+                <w:color w:val="FFFFFF"/>
+                <w:sz w:val="19"/>
+              </w:rPr>
+              <w:t>Freq_W</w:t>
+            </w:r>
+          </w:p>
+        </w:tc>
+        <w:tc>
+          <w:tcPr>
+            <w:tcW w:type="dxa" w:w="1170"/>
+            <w:shd w:fill="1F4E78"/>
+          </w:tcPr>
+          <w:p>
+            <w:pPr>
+              <w:jc w:val="center"/>
+            </w:pPr>
+            <w:r>
+              <w:rPr>
+                <w:b/>
+                <w:color w:val="FFFFFF"/>
+                <w:sz w:val="19"/>
+              </w:rPr>
+              <w:t>Freq_R</w:t>
+            </w:r>
+          </w:p>
+        </w:tc>
+        <w:tc>
+          <w:tcPr>
+            <w:tcW w:type="dxa" w:w="1170"/>
+            <w:shd w:fill="1F4E78"/>
+          </w:tcPr>
+          <w:p>
+            <w:pPr>
+              <w:jc w:val="center"/>
+            </w:pPr>
+            <w:r>
+              <w:rPr>
+                <w:b/>
+                <w:color w:val="FFFFFF"/>
+                <w:sz w:val="19"/>
+              </w:rPr>
+              <w:t>P_DD</w:t>
+            </w:r>
+          </w:p>
+        </w:tc>
+        <w:tc>
+          <w:tcPr>
+            <w:tcW w:type="dxa" w:w="1170"/>
+            <w:shd w:fill="1F4E78"/>
+          </w:tcPr>
+          <w:p>
+            <w:pPr>
+              <w:jc w:val="center"/>
+            </w:pPr>
+            <w:r>
+              <w:rPr>
+                <w:b/>
+                <w:color w:val="FFFFFF"/>
+                <w:sz w:val="19"/>
+              </w:rPr>
+              <w:t>P_WW</w:t>
+            </w:r>
+          </w:p>
+        </w:tc>
+        <w:tc>
+          <w:tcPr>
+            <w:tcW w:type="dxa" w:w="1170"/>
+            <w:shd w:fill="1F4E78"/>
+          </w:tcPr>
+          <w:p>
+            <w:pPr>
+              <w:jc w:val="center"/>
+            </w:pPr>
+            <w:r>
+              <w:rPr>
+                <w:b/>
+                <w:color w:val="FFFFFF"/>
+                <w:sz w:val="19"/>
+              </w:rPr>
+              <w:t>P_RR</w:t>
+            </w:r>
+          </w:p>
+        </w:tc>
+        <w:tc>
+          <w:tcPr>
+            <w:tcW w:type="dxa" w:w="1170"/>
+            <w:shd w:fill="1F4E78"/>
+          </w:tcPr>
+          <w:p>
+            <w:pPr>
+              <w:jc w:val="center"/>
+            </w:pPr>
+            <w:r>
+              <w:rPr>
+                <w:b/>
+                <w:color w:val="FFFFFF"/>
+                <w:sz w:val="19"/>
+              </w:rPr>
+              <w:t>State Entropy (bits)</w:t>
+            </w:r>
+          </w:p>
+        </w:tc>
+      </w:tr>
+      <w:tr>
+        <w:trPr>
+          <w:cantSplit/>
+        </w:trPr>
+        <w:tc>
+          <w:tcPr>
+            <w:tcW w:type="dxa" w:w="1170"/>
+          </w:tcPr>
+          <w:p>
+            <w:pPr>
+              <w:jc w:val="center"/>
+            </w:pPr>
+            <w:r>
+              <w:rPr>
+                <w:sz w:val="18"/>
+              </w:rPr>
+              <w:t>353201.0</w:t>
+            </w:r>
+          </w:p>
+        </w:tc>
+        <w:tc>
+          <w:tcPr>
+            <w:tcW w:type="dxa" w:w="1170"/>
+          </w:tcPr>
+          <w:p>
+            <w:pPr>
+              <w:jc w:val="center"/>
+            </w:pPr>
+            <w:r>
+              <w:rPr>
+                <w:sz w:val="18"/>
+              </w:rPr>
+              <w:t>0.798</w:t>
+            </w:r>
+          </w:p>
+        </w:tc>
+        <w:tc>
+          <w:tcPr>
+            <w:tcW w:type="dxa" w:w="1170"/>
+          </w:tcPr>
+          <w:p>
+            <w:pPr>
+              <w:jc w:val="center"/>
+            </w:pPr>
+            <w:r>
+              <w:rPr>
+                <w:sz w:val="18"/>
+              </w:rPr>
+              <w:t>0.048</w:t>
+            </w:r>
+          </w:p>
+        </w:tc>
+        <w:tc>
+          <w:tcPr>
+            <w:tcW w:type="dxa" w:w="1170"/>
+          </w:tcPr>
+          <w:p>
+            <w:pPr>
+              <w:jc w:val="center"/>
+            </w:pPr>
+            <w:r>
+              <w:rPr>
+                <w:sz w:val="18"/>
+              </w:rPr>
+              <w:t>0.154</w:t>
+            </w:r>
+          </w:p>
+        </w:tc>
+        <w:tc>
+          <w:tcPr>
+            <w:tcW w:type="dxa" w:w="1170"/>
+          </w:tcPr>
+          <w:p>
+            <w:pPr>
+              <w:jc w:val="center"/>
+            </w:pPr>
+            <w:r>
+              <w:rPr>
+                <w:sz w:val="18"/>
+              </w:rPr>
+              <w:t>0.860</w:t>
+            </w:r>
+          </w:p>
+        </w:tc>
+        <w:tc>
+          <w:tcPr>
+            <w:tcW w:type="dxa" w:w="1170"/>
+          </w:tcPr>
+          <w:p>
+            <w:pPr>
+              <w:jc w:val="center"/>
+            </w:pPr>
+            <w:r>
+              <w:rPr>
+                <w:sz w:val="18"/>
+              </w:rPr>
+              <w:t>0.088</w:t>
+            </w:r>
+          </w:p>
+        </w:tc>
+        <w:tc>
+          <w:tcPr>
+            <w:tcW w:type="dxa" w:w="1170"/>
+          </w:tcPr>
+          <w:p>
+            <w:pPr>
+              <w:jc w:val="center"/>
+            </w:pPr>
+            <w:r>
+              <w:rPr>
+                <w:sz w:val="18"/>
+              </w:rPr>
+              <w:t>0.363</w:t>
+            </w:r>
+          </w:p>
+        </w:tc>
+        <w:tc>
+          <w:tcPr>
+            <w:tcW w:type="dxa" w:w="1170"/>
+          </w:tcPr>
+          <w:p>
+            <w:pPr>
+              <w:jc w:val="center"/>
+            </w:pPr>
+            <w:r>
+              <w:rPr>
+                <w:sz w:val="18"/>
+              </w:rPr>
+              <w:t>0.885</w:t>
+            </w:r>
+          </w:p>
+        </w:tc>
+      </w:tr>
+      <w:tr>
+        <w:trPr>
+          <w:cantSplit/>
+        </w:trPr>
+        <w:tc>
+          <w:tcPr>
+            <w:tcW w:type="dxa" w:w="1170"/>
+          </w:tcPr>
+          <w:p>
+            <w:pPr>
+              <w:jc w:val="center"/>
+            </w:pPr>
+            <w:r>
+              <w:rPr>
+                <w:sz w:val="18"/>
+              </w:rPr>
+              <w:t>354201.0</w:t>
+            </w:r>
+          </w:p>
+        </w:tc>
+        <w:tc>
+          <w:tcPr>
+            <w:tcW w:type="dxa" w:w="1170"/>
+          </w:tcPr>
+          <w:p>
+            <w:pPr>
+              <w:jc w:val="center"/>
+            </w:pPr>
+            <w:r>
+              <w:rPr>
+                <w:sz w:val="18"/>
+              </w:rPr>
+              <w:t>0.791</w:t>
+            </w:r>
+          </w:p>
+        </w:tc>
+        <w:tc>
+          <w:tcPr>
+            <w:tcW w:type="dxa" w:w="1170"/>
+          </w:tcPr>
+          <w:p>
+            <w:pPr>
+              <w:jc w:val="center"/>
+            </w:pPr>
+            <w:r>
+              <w:rPr>
+                <w:sz w:val="18"/>
+              </w:rPr>
+              <w:t>0.046</w:t>
+            </w:r>
+          </w:p>
+        </w:tc>
+        <w:tc>
+          <w:tcPr>
+            <w:tcW w:type="dxa" w:w="1170"/>
+          </w:tcPr>
+          <w:p>
+            <w:pPr>
+              <w:jc w:val="center"/>
+            </w:pPr>
+            <w:r>
+              <w:rPr>
+                <w:sz w:val="18"/>
+              </w:rPr>
+              <w:t>0.164</w:t>
+            </w:r>
+          </w:p>
+        </w:tc>
+        <w:tc>
+          <w:tcPr>
+            <w:tcW w:type="dxa" w:w="1170"/>
+          </w:tcPr>
+          <w:p>
+            <w:pPr>
+              <w:jc w:val="center"/>
+            </w:pPr>
+            <w:r>
+              <w:rPr>
+                <w:sz w:val="18"/>
+              </w:rPr>
+              <w:t>0.859</w:t>
+            </w:r>
+          </w:p>
+        </w:tc>
+        <w:tc>
+          <w:tcPr>
+            <w:tcW w:type="dxa" w:w="1170"/>
+          </w:tcPr>
+          <w:p>
+            <w:pPr>
+              <w:jc w:val="center"/>
+            </w:pPr>
+            <w:r>
+              <w:rPr>
+                <w:sz w:val="18"/>
+              </w:rPr>
+              <w:t>0.088</w:t>
+            </w:r>
+          </w:p>
+        </w:tc>
+        <w:tc>
+          <w:tcPr>
+            <w:tcW w:type="dxa" w:w="1170"/>
+          </w:tcPr>
+          <w:p>
+            <w:pPr>
+              <w:jc w:val="center"/>
+            </w:pPr>
+            <w:r>
+              <w:rPr>
+                <w:sz w:val="18"/>
+              </w:rPr>
+              <w:t>0.386</w:t>
+            </w:r>
+          </w:p>
+        </w:tc>
+        <w:tc>
+          <w:tcPr>
+            <w:tcW w:type="dxa" w:w="1170"/>
+          </w:tcPr>
+          <w:p>
+            <w:pPr>
+              <w:jc w:val="center"/>
+            </w:pPr>
+            <w:r>
+              <w:rPr>
+                <w:sz w:val="18"/>
+              </w:rPr>
+              <w:t>0.898</w:t>
+            </w:r>
+          </w:p>
+        </w:tc>
+      </w:tr>
+      <w:tr>
+        <w:trPr>
+          <w:cantSplit/>
+        </w:trPr>
+        <w:tc>
+          <w:tcPr>
+            <w:tcW w:type="dxa" w:w="1170"/>
+          </w:tcPr>
+          <w:p>
+            <w:pPr>
+              <w:jc w:val="center"/>
+            </w:pPr>
+            <w:r>
+              <w:rPr>
+                <w:sz w:val="18"/>
+              </w:rPr>
+              <w:t>356201.0</w:t>
+            </w:r>
+          </w:p>
+        </w:tc>
+        <w:tc>
+          <w:tcPr>
+            <w:tcW w:type="dxa" w:w="1170"/>
+          </w:tcPr>
+          <w:p>
+            <w:pPr>
+              <w:jc w:val="center"/>
+            </w:pPr>
+            <w:r>
+              <w:rPr>
+                <w:sz w:val="18"/>
+              </w:rPr>
+              <w:t>0.769</w:t>
+            </w:r>
+          </w:p>
+        </w:tc>
+        <w:tc>
+          <w:tcPr>
+            <w:tcW w:type="dxa" w:w="1170"/>
+          </w:tcPr>
+          <w:p>
+            <w:pPr>
+              <w:jc w:val="center"/>
+            </w:pPr>
+            <w:r>
+              <w:rPr>
+                <w:sz w:val="18"/>
+              </w:rPr>
+              <w:t>0.049</w:t>
+            </w:r>
+          </w:p>
+        </w:tc>
+        <w:tc>
+          <w:tcPr>
+            <w:tcW w:type="dxa" w:w="1170"/>
+          </w:tcPr>
+          <w:p>
+            <w:pPr>
+              <w:jc w:val="center"/>
+            </w:pPr>
+            <w:r>
+              <w:rPr>
+                <w:sz w:val="18"/>
+              </w:rPr>
+              <w:t>0.181</w:t>
+            </w:r>
+          </w:p>
+        </w:tc>
+        <w:tc>
+          <w:tcPr>
+            <w:tcW w:type="dxa" w:w="1170"/>
+          </w:tcPr>
+          <w:p>
+            <w:pPr>
+              <w:jc w:val="center"/>
+            </w:pPr>
+            <w:r>
+              <w:rPr>
+                <w:sz w:val="18"/>
+              </w:rPr>
+              <w:t>0.850</w:t>
+            </w:r>
+          </w:p>
+        </w:tc>
+        <w:tc>
+          <w:tcPr>
+            <w:tcW w:type="dxa" w:w="1170"/>
+          </w:tcPr>
+          <w:p>
+            <w:pPr>
+              <w:jc w:val="center"/>
+            </w:pPr>
+            <w:r>
+              <w:rPr>
+                <w:sz w:val="18"/>
+              </w:rPr>
+              <w:t>0.090</w:t>
+            </w:r>
+          </w:p>
+        </w:tc>
+        <w:tc>
+          <w:tcPr>
+            <w:tcW w:type="dxa" w:w="1170"/>
+          </w:tcPr>
+          <w:p>
+            <w:pPr>
+              <w:jc w:val="center"/>
+            </w:pPr>
+            <w:r>
+              <w:rPr>
+                <w:sz w:val="18"/>
+              </w:rPr>
+              <w:t>0.428</w:t>
+            </w:r>
+          </w:p>
+        </w:tc>
+        <w:tc>
+          <w:tcPr>
+            <w:tcW w:type="dxa" w:w="1170"/>
+          </w:tcPr>
+          <w:p>
+            <w:pPr>
+              <w:jc w:val="center"/>
+            </w:pPr>
+            <w:r>
+              <w:rPr>
+                <w:sz w:val="18"/>
+              </w:rPr>
+              <w:t>0.951</w:t>
+            </w:r>
+          </w:p>
+        </w:tc>
+      </w:tr>
+      <w:tr>
+        <w:trPr>
+          <w:cantSplit/>
+        </w:trPr>
+        <w:tc>
+          <w:tcPr>
+            <w:tcW w:type="dxa" w:w="1170"/>
+          </w:tcPr>
+          <w:p>
+            <w:pPr>
+              <w:jc w:val="center"/>
+            </w:pPr>
+            <w:r>
+              <w:rPr>
+                <w:sz w:val="18"/>
+              </w:rPr>
+              <w:t>357201.0</w:t>
+            </w:r>
+          </w:p>
+        </w:tc>
+        <w:tc>
+          <w:tcPr>
+            <w:tcW w:type="dxa" w:w="1170"/>
+          </w:tcPr>
+          <w:p>
+            <w:pPr>
+              <w:jc w:val="center"/>
+            </w:pPr>
+            <w:r>
+              <w:rPr>
+                <w:sz w:val="18"/>
+              </w:rPr>
+              <w:t>0.731</w:t>
+            </w:r>
+          </w:p>
+        </w:tc>
+        <w:tc>
+          <w:tcPr>
+            <w:tcW w:type="dxa" w:w="1170"/>
+          </w:tcPr>
+          <w:p>
+            <w:pPr>
+              <w:jc w:val="center"/>
+            </w:pPr>
+            <w:r>
+              <w:rPr>
+                <w:sz w:val="18"/>
+              </w:rPr>
+              <w:t>0.047</w:t>
+            </w:r>
+          </w:p>
+        </w:tc>
+        <w:tc>
+          <w:tcPr>
+            <w:tcW w:type="dxa" w:w="1170"/>
+          </w:tcPr>
+          <w:p>
+            <w:pPr>
+              <w:jc w:val="center"/>
+            </w:pPr>
+            <w:r>
+              <w:rPr>
+                <w:sz w:val="18"/>
+              </w:rPr>
+              <w:t>0.223</w:t>
+            </w:r>
+          </w:p>
+        </w:tc>
+        <w:tc>
+          <w:tcPr>
+            <w:tcW w:type="dxa" w:w="1170"/>
+          </w:tcPr>
+          <w:p>
+            <w:pPr>
+              <w:jc w:val="center"/>
+            </w:pPr>
+            <w:r>
+              <w:rPr>
+                <w:sz w:val="18"/>
+              </w:rPr>
+              <w:t>0.849</w:t>
+            </w:r>
+          </w:p>
+        </w:tc>
+        <w:tc>
+          <w:tcPr>
+            <w:tcW w:type="dxa" w:w="1170"/>
+          </w:tcPr>
+          <w:p>
+            <w:pPr>
+              <w:jc w:val="center"/>
+            </w:pPr>
+            <w:r>
+              <w:rPr>
+                <w:sz w:val="18"/>
+              </w:rPr>
+              <w:t>0.093</w:t>
+            </w:r>
+          </w:p>
+        </w:tc>
+        <w:tc>
+          <w:tcPr>
+            <w:tcW w:type="dxa" w:w="1170"/>
+          </w:tcPr>
+          <w:p>
+            <w:pPr>
+              <w:jc w:val="center"/>
+            </w:pPr>
+            <w:r>
+              <w:rPr>
+                <w:sz w:val="18"/>
+              </w:rPr>
+              <w:t>0.527</w:t>
+            </w:r>
+          </w:p>
+        </w:tc>
+        <w:tc>
+          <w:tcPr>
+            <w:tcW w:type="dxa" w:w="1170"/>
+          </w:tcPr>
+          <w:p>
+            <w:pPr>
+              <w:jc w:val="center"/>
+            </w:pPr>
+            <w:r>
+              <w:rPr>
+                <w:sz w:val="18"/>
+              </w:rPr>
+              <w:t>1.020</w:t>
+            </w:r>
+          </w:p>
+        </w:tc>
+      </w:tr>
+      <w:tr>
+        <w:trPr>
+          <w:cantSplit/>
+        </w:trPr>
+        <w:tc>
+          <w:tcPr>
+            <w:tcW w:type="dxa" w:w="1170"/>
+          </w:tcPr>
+          <w:p>
+            <w:pPr>
+              <w:jc w:val="center"/>
+            </w:pPr>
+            <w:r>
+              <w:rPr>
+                <w:sz w:val="18"/>
+              </w:rPr>
+              <w:t>381201.0</w:t>
+            </w:r>
+          </w:p>
+        </w:tc>
+        <w:tc>
+          <w:tcPr>
+            <w:tcW w:type="dxa" w:w="1170"/>
+          </w:tcPr>
+          <w:p>
+            <w:pPr>
+              <w:jc w:val="center"/>
+            </w:pPr>
+            <w:r>
+              <w:rPr>
+                <w:sz w:val="18"/>
+              </w:rPr>
+              <w:t>0.819</w:t>
+            </w:r>
+          </w:p>
+        </w:tc>
+        <w:tc>
+          <w:tcPr>
+            <w:tcW w:type="dxa" w:w="1170"/>
+          </w:tcPr>
+          <w:p>
+            <w:pPr>
+              <w:jc w:val="center"/>
+            </w:pPr>
+            <w:r>
+              <w:rPr>
+                <w:sz w:val="18"/>
+              </w:rPr>
+              <w:t>0.039</w:t>
+            </w:r>
+          </w:p>
+        </w:tc>
+        <w:tc>
+          <w:tcPr>
+            <w:tcW w:type="dxa" w:w="1170"/>
+          </w:tcPr>
+          <w:p>
+            <w:pPr>
+              <w:jc w:val="center"/>
+            </w:pPr>
+            <w:r>
+              <w:rPr>
+                <w:sz w:val="18"/>
+              </w:rPr>
+              <w:t>0.142</w:t>
+            </w:r>
+          </w:p>
+        </w:tc>
+        <w:tc>
+          <w:tcPr>
+            <w:tcW w:type="dxa" w:w="1170"/>
+          </w:tcPr>
+          <w:p>
+            <w:pPr>
+              <w:jc w:val="center"/>
+            </w:pPr>
+            <w:r>
+              <w:rPr>
+                <w:sz w:val="18"/>
+              </w:rPr>
+              <w:t>0.867</w:t>
+            </w:r>
+          </w:p>
+        </w:tc>
+        <w:tc>
+          <w:tcPr>
+            <w:tcW w:type="dxa" w:w="1170"/>
+          </w:tcPr>
+          <w:p>
+            <w:pPr>
+              <w:jc w:val="center"/>
+            </w:pPr>
+            <w:r>
+              <w:rPr>
+                <w:sz w:val="18"/>
+              </w:rPr>
+              <w:t>0.064</w:t>
+            </w:r>
+          </w:p>
+        </w:tc>
+        <w:tc>
+          <w:tcPr>
+            <w:tcW w:type="dxa" w:w="1170"/>
+          </w:tcPr>
+          <w:p>
+            <w:pPr>
+              <w:jc w:val="center"/>
+            </w:pPr>
+            <w:r>
+              <w:rPr>
+                <w:sz w:val="18"/>
+              </w:rPr>
+              <w:t>0.336</w:t>
+            </w:r>
+          </w:p>
+        </w:tc>
+        <w:tc>
+          <w:tcPr>
+            <w:tcW w:type="dxa" w:w="1170"/>
+          </w:tcPr>
+          <w:p>
+            <w:pPr>
+              <w:jc w:val="center"/>
+            </w:pPr>
+            <w:r>
+              <w:rPr>
+                <w:sz w:val="18"/>
+              </w:rPr>
+              <w:t>0.817</w:t>
+            </w:r>
+          </w:p>
+        </w:tc>
+      </w:tr>
+      <w:tr>
+        <w:trPr>
+          <w:cantSplit/>
+        </w:trPr>
+        <w:tc>
+          <w:tcPr>
+            <w:tcW w:type="dxa" w:w="1170"/>
+          </w:tcPr>
+          <w:p>
+            <w:pPr>
+              <w:jc w:val="center"/>
+            </w:pPr>
+            <w:r>
+              <w:rPr>
+                <w:sz w:val="18"/>
+              </w:rPr>
+              <w:t>403201.0</w:t>
+            </w:r>
+          </w:p>
+        </w:tc>
+        <w:tc>
+          <w:tcPr>
+            <w:tcW w:type="dxa" w:w="1170"/>
+          </w:tcPr>
+          <w:p>
+            <w:pPr>
+              <w:jc w:val="center"/>
+            </w:pPr>
+            <w:r>
+              <w:rPr>
+                <w:sz w:val="18"/>
+              </w:rPr>
+              <w:t>0.828</w:t>
+            </w:r>
+          </w:p>
+        </w:tc>
+        <w:tc>
+          <w:tcPr>
+            <w:tcW w:type="dxa" w:w="1170"/>
+          </w:tcPr>
+          <w:p>
+            <w:pPr>
+              <w:jc w:val="center"/>
+            </w:pPr>
+            <w:r>
+              <w:rPr>
+                <w:sz w:val="18"/>
+              </w:rPr>
+              <w:t>0.038</w:t>
+            </w:r>
+          </w:p>
+        </w:tc>
+        <w:tc>
+          <w:tcPr>
+            <w:tcW w:type="dxa" w:w="1170"/>
+          </w:tcPr>
+          <w:p>
+            <w:pPr>
+              <w:jc w:val="center"/>
+            </w:pPr>
+            <w:r>
+              <w:rPr>
+                <w:sz w:val="18"/>
+              </w:rPr>
+              <w:t>0.135</w:t>
+            </w:r>
+          </w:p>
+        </w:tc>
+        <w:tc>
+          <w:tcPr>
+            <w:tcW w:type="dxa" w:w="1170"/>
+          </w:tcPr>
+          <w:p>
+            <w:pPr>
+              <w:jc w:val="center"/>
+            </w:pPr>
+            <w:r>
+              <w:rPr>
+                <w:sz w:val="18"/>
+              </w:rPr>
+              <w:t>0.878</w:t>
+            </w:r>
+          </w:p>
+        </w:tc>
+        <w:tc>
+          <w:tcPr>
+            <w:tcW w:type="dxa" w:w="1170"/>
+          </w:tcPr>
+          <w:p>
+            <w:pPr>
+              <w:jc w:val="center"/>
+            </w:pPr>
+            <w:r>
+              <w:rPr>
+                <w:sz w:val="18"/>
+              </w:rPr>
+              <w:t>0.080</w:t>
+            </w:r>
+          </w:p>
+        </w:tc>
+        <w:tc>
+          <w:tcPr>
+            <w:tcW w:type="dxa" w:w="1170"/>
+          </w:tcPr>
+          <w:p>
+            <w:pPr>
+              <w:jc w:val="center"/>
+            </w:pPr>
+            <w:r>
+              <w:rPr>
+                <w:sz w:val="18"/>
+              </w:rPr>
+              <w:t>0.350</w:t>
+            </w:r>
+          </w:p>
+        </w:tc>
+        <w:tc>
+          <w:tcPr>
+            <w:tcW w:type="dxa" w:w="1170"/>
+          </w:tcPr>
+          <w:p>
+            <w:pPr>
+              <w:jc w:val="center"/>
+            </w:pPr>
+            <w:r>
+              <w:rPr>
+                <w:sz w:val="18"/>
+              </w:rPr>
+              <w:t>0.794</w:t>
+            </w:r>
+          </w:p>
+        </w:tc>
+      </w:tr>
+      <w:tr>
+        <w:trPr>
+          <w:cantSplit/>
+        </w:trPr>
+        <w:tc>
+          <w:tcPr>
+            <w:tcW w:type="dxa" w:w="1170"/>
+          </w:tcPr>
+          <w:p>
+            <w:pPr>
+              <w:jc w:val="center"/>
+            </w:pPr>
+            <w:r>
+              <w:rPr>
+                <w:sz w:val="18"/>
+              </w:rPr>
+              <w:t>405201.0</w:t>
+            </w:r>
+          </w:p>
+        </w:tc>
+        <w:tc>
+          <w:tcPr>
+            <w:tcW w:type="dxa" w:w="1170"/>
+          </w:tcPr>
+          <w:p>
+            <w:pPr>
+              <w:jc w:val="center"/>
+            </w:pPr>
+            <w:r>
+              <w:rPr>
+                <w:sz w:val="18"/>
+              </w:rPr>
+              <w:t>0.803</w:t>
+            </w:r>
+          </w:p>
+        </w:tc>
+        <w:tc>
+          <w:tcPr>
+            <w:tcW w:type="dxa" w:w="1170"/>
+          </w:tcPr>
+          <w:p>
+            <w:pPr>
+              <w:jc w:val="center"/>
+            </w:pPr>
+            <w:r>
+              <w:rPr>
+                <w:sz w:val="18"/>
+              </w:rPr>
+              <w:t>0.039</w:t>
+            </w:r>
+          </w:p>
+        </w:tc>
+        <w:tc>
+          <w:tcPr>
+            <w:tcW w:type="dxa" w:w="1170"/>
+          </w:tcPr>
+          <w:p>
+            <w:pPr>
+              <w:jc w:val="center"/>
+            </w:pPr>
+            <w:r>
+              <w:rPr>
+                <w:sz w:val="18"/>
+              </w:rPr>
+              <w:t>0.158</w:t>
+            </w:r>
+          </w:p>
+        </w:tc>
+        <w:tc>
+          <w:tcPr>
+            <w:tcW w:type="dxa" w:w="1170"/>
+          </w:tcPr>
+          <w:p>
+            <w:pPr>
+              <w:jc w:val="center"/>
+            </w:pPr>
+            <w:r>
+              <w:rPr>
+                <w:sz w:val="18"/>
+              </w:rPr>
+              <w:t>0.863</w:t>
+            </w:r>
+          </w:p>
+        </w:tc>
+        <w:tc>
+          <w:tcPr>
+            <w:tcW w:type="dxa" w:w="1170"/>
+          </w:tcPr>
+          <w:p>
+            <w:pPr>
+              <w:jc w:val="center"/>
+            </w:pPr>
+            <w:r>
+              <w:rPr>
+                <w:sz w:val="18"/>
+              </w:rPr>
+              <w:t>0.079</w:t>
+            </w:r>
+          </w:p>
+        </w:tc>
+        <w:tc>
+          <w:tcPr>
+            <w:tcW w:type="dxa" w:w="1170"/>
+          </w:tcPr>
+          <w:p>
+            <w:pPr>
+              <w:jc w:val="center"/>
+            </w:pPr>
+            <w:r>
+              <w:rPr>
+                <w:sz w:val="18"/>
+              </w:rPr>
+              <w:t>0.376</w:t>
+            </w:r>
+          </w:p>
+        </w:tc>
+        <w:tc>
+          <w:tcPr>
+            <w:tcW w:type="dxa" w:w="1170"/>
+          </w:tcPr>
+          <w:p>
+            <w:pPr>
+              <w:jc w:val="center"/>
+            </w:pPr>
+            <w:r>
+              <w:rPr>
+                <w:sz w:val="18"/>
+              </w:rPr>
+              <w:t>0.857</w:t>
+            </w:r>
+          </w:p>
+        </w:tc>
+      </w:tr>
+      <w:tr>
+        <w:trPr>
+          <w:cantSplit/>
+        </w:trPr>
+        <w:tc>
+          <w:tcPr>
+            <w:tcW w:type="dxa" w:w="1170"/>
+          </w:tcPr>
+          <w:p>
+            <w:pPr>
+              <w:jc w:val="center"/>
+            </w:pPr>
+            <w:r>
+              <w:rPr>
+                <w:sz w:val="18"/>
+              </w:rPr>
+              <w:t>407501.0</w:t>
+            </w:r>
+          </w:p>
+        </w:tc>
+        <w:tc>
+          <w:tcPr>
+            <w:tcW w:type="dxa" w:w="1170"/>
+          </w:tcPr>
+          <w:p>
+            <w:pPr>
+              <w:jc w:val="center"/>
+            </w:pPr>
+            <w:r>
+              <w:rPr>
+                <w:sz w:val="18"/>
+              </w:rPr>
+              <w:t>0.782</w:t>
+            </w:r>
+          </w:p>
+        </w:tc>
+        <w:tc>
+          <w:tcPr>
+            <w:tcW w:type="dxa" w:w="1170"/>
+          </w:tcPr>
+          <w:p>
+            <w:pPr>
+              <w:jc w:val="center"/>
+            </w:pPr>
+            <w:r>
+              <w:rPr>
+                <w:sz w:val="18"/>
+              </w:rPr>
+              <w:t>0.042</w:t>
+            </w:r>
+          </w:p>
+        </w:tc>
+        <w:tc>
+          <w:tcPr>
+            <w:tcW w:type="dxa" w:w="1170"/>
+          </w:tcPr>
+          <w:p>
+            <w:pPr>
+              <w:jc w:val="center"/>
+            </w:pPr>
+            <w:r>
+              <w:rPr>
+                <w:sz w:val="18"/>
+              </w:rPr>
+              <w:t>0.175</w:t>
+            </w:r>
+          </w:p>
+        </w:tc>
+        <w:tc>
+          <w:tcPr>
+            <w:tcW w:type="dxa" w:w="1170"/>
+          </w:tcPr>
+          <w:p>
+            <w:pPr>
+              <w:jc w:val="center"/>
+            </w:pPr>
+            <w:r>
+              <w:rPr>
+                <w:sz w:val="18"/>
+              </w:rPr>
+              <w:t>0.857</w:t>
+            </w:r>
+          </w:p>
+        </w:tc>
+        <w:tc>
+          <w:tcPr>
+            <w:tcW w:type="dxa" w:w="1170"/>
+          </w:tcPr>
+          <w:p>
+            <w:pPr>
+              <w:jc w:val="center"/>
+            </w:pPr>
+            <w:r>
+              <w:rPr>
+                <w:sz w:val="18"/>
+              </w:rPr>
+              <w:t>0.086</w:t>
+            </w:r>
+          </w:p>
+        </w:tc>
+        <w:tc>
+          <w:tcPr>
+            <w:tcW w:type="dxa" w:w="1170"/>
+          </w:tcPr>
+          <w:p>
+            <w:pPr>
+              <w:jc w:val="center"/>
+            </w:pPr>
+            <w:r>
+              <w:rPr>
+                <w:sz w:val="18"/>
+              </w:rPr>
+              <w:t>0.411</w:t>
+            </w:r>
+          </w:p>
+        </w:tc>
+        <w:tc>
+          <w:tcPr>
+            <w:tcW w:type="dxa" w:w="1170"/>
+          </w:tcPr>
+          <w:p>
+            <w:pPr>
+              <w:jc w:val="center"/>
+            </w:pPr>
+            <w:r>
+              <w:rPr>
+                <w:sz w:val="18"/>
+              </w:rPr>
+              <w:t>0.910</w:t>
+            </w:r>
+          </w:p>
+        </w:tc>
+      </w:tr>
+      <w:tr>
+        <w:trPr>
+          <w:cantSplit/>
+        </w:trPr>
+        <w:tc>
+          <w:tcPr>
+            <w:tcW w:type="dxa" w:w="1170"/>
+          </w:tcPr>
+          <w:p>
+            <w:pPr>
+              <w:jc w:val="center"/>
+            </w:pPr>
+            <w:r>
+              <w:rPr>
+                <w:sz w:val="18"/>
+              </w:rPr>
+              <w:t>431201.0</w:t>
+            </w:r>
+          </w:p>
+        </w:tc>
+        <w:tc>
+          <w:tcPr>
+            <w:tcW w:type="dxa" w:w="1170"/>
+          </w:tcPr>
+          <w:p>
+            <w:pPr>
+              <w:jc w:val="center"/>
+            </w:pPr>
+            <w:r>
+              <w:rPr>
+                <w:sz w:val="18"/>
+              </w:rPr>
+              <w:t>0.828</w:t>
+            </w:r>
+          </w:p>
+        </w:tc>
+        <w:tc>
+          <w:tcPr>
+            <w:tcW w:type="dxa" w:w="1170"/>
+          </w:tcPr>
+          <w:p>
+            <w:pPr>
+              <w:jc w:val="center"/>
+            </w:pPr>
+            <w:r>
+              <w:rPr>
+                <w:sz w:val="18"/>
+              </w:rPr>
+              <w:t>0.041</w:t>
+            </w:r>
+          </w:p>
+        </w:tc>
+        <w:tc>
+          <w:tcPr>
+            <w:tcW w:type="dxa" w:w="1170"/>
+          </w:tcPr>
+          <w:p>
+            <w:pPr>
+              <w:jc w:val="center"/>
+            </w:pPr>
+            <w:r>
+              <w:rPr>
+                <w:sz w:val="18"/>
+              </w:rPr>
+              <w:t>0.131</w:t>
+            </w:r>
+          </w:p>
+        </w:tc>
+        <w:tc>
+          <w:tcPr>
+            <w:tcW w:type="dxa" w:w="1170"/>
+          </w:tcPr>
+          <w:p>
+            <w:pPr>
+              <w:jc w:val="center"/>
+            </w:pPr>
+            <w:r>
+              <w:rPr>
+                <w:sz w:val="18"/>
+              </w:rPr>
+              <w:t>0.870</w:t>
+            </w:r>
+          </w:p>
+        </w:tc>
+        <w:tc>
+          <w:tcPr>
+            <w:tcW w:type="dxa" w:w="1170"/>
+          </w:tcPr>
+          <w:p>
+            <w:pPr>
+              <w:jc w:val="center"/>
+            </w:pPr>
+            <w:r>
+              <w:rPr>
+                <w:sz w:val="18"/>
+              </w:rPr>
+              <w:t>0.085</w:t>
+            </w:r>
+          </w:p>
+        </w:tc>
+        <w:tc>
+          <w:tcPr>
+            <w:tcW w:type="dxa" w:w="1170"/>
+          </w:tcPr>
+          <w:p>
+            <w:pPr>
+              <w:jc w:val="center"/>
+            </w:pPr>
+            <w:r>
+              <w:rPr>
+                <w:sz w:val="18"/>
+              </w:rPr>
+              <w:t>0.307</w:t>
+            </w:r>
+          </w:p>
+        </w:tc>
+        <w:tc>
+          <w:tcPr>
+            <w:tcW w:type="dxa" w:w="1170"/>
+          </w:tcPr>
+          <w:p>
+            <w:pPr>
+              <w:jc w:val="center"/>
+            </w:pPr>
+            <w:r>
+              <w:rPr>
+                <w:sz w:val="18"/>
+              </w:rPr>
+              <w:t>0.797</w:t>
+            </w:r>
+          </w:p>
+        </w:tc>
+      </w:tr>
+      <w:tr>
+        <w:trPr>
+          <w:cantSplit/>
+        </w:trPr>
+        <w:tc>
+          <w:tcPr>
+            <w:tcW w:type="dxa" w:w="1170"/>
+          </w:tcPr>
+          <w:p>
+            <w:pPr>
+              <w:jc w:val="center"/>
+            </w:pPr>
+            <w:r>
+              <w:rPr>
+                <w:sz w:val="18"/>
+              </w:rPr>
+              <w:t>432201.0</w:t>
+            </w:r>
+          </w:p>
+        </w:tc>
+        <w:tc>
+          <w:tcPr>
+            <w:tcW w:type="dxa" w:w="1170"/>
+          </w:tcPr>
+          <w:p>
+            <w:pPr>
+              <w:jc w:val="center"/>
+            </w:pPr>
+            <w:r>
+              <w:rPr>
+                <w:sz w:val="18"/>
+              </w:rPr>
+              <w:t>0.795</w:t>
+            </w:r>
+          </w:p>
+        </w:tc>
+        <w:tc>
+          <w:tcPr>
+            <w:tcW w:type="dxa" w:w="1170"/>
+          </w:tcPr>
+          <w:p>
+            <w:pPr>
+              <w:jc w:val="center"/>
+            </w:pPr>
+            <w:r>
+              <w:rPr>
+                <w:sz w:val="18"/>
+              </w:rPr>
+              <w:t>0.044</w:t>
+            </w:r>
+          </w:p>
+        </w:tc>
+        <w:tc>
+          <w:tcPr>
+            <w:tcW w:type="dxa" w:w="1170"/>
+          </w:tcPr>
+          <w:p>
+            <w:pPr>
+              <w:jc w:val="center"/>
+            </w:pPr>
+            <w:r>
+              <w:rPr>
+                <w:sz w:val="18"/>
+              </w:rPr>
+              <w:t>0.161</w:t>
+            </w:r>
+          </w:p>
+        </w:tc>
+        <w:tc>
+          <w:tcPr>
+            <w:tcW w:type="dxa" w:w="1170"/>
+          </w:tcPr>
+          <w:p>
+            <w:pPr>
+              <w:jc w:val="center"/>
+            </w:pPr>
+            <w:r>
+              <w:rPr>
+                <w:sz w:val="18"/>
+              </w:rPr>
+              <w:t>0.853</w:t>
+            </w:r>
+          </w:p>
+        </w:tc>
+        <w:tc>
+          <w:tcPr>
+            <w:tcW w:type="dxa" w:w="1170"/>
+          </w:tcPr>
+          <w:p>
+            <w:pPr>
+              <w:jc w:val="center"/>
+            </w:pPr>
+            <w:r>
+              <w:rPr>
+                <w:sz w:val="18"/>
+              </w:rPr>
+              <w:t>0.088</w:t>
+            </w:r>
+          </w:p>
+        </w:tc>
+        <w:tc>
+          <w:tcPr>
+            <w:tcW w:type="dxa" w:w="1170"/>
+          </w:tcPr>
+          <w:p>
+            <w:pPr>
+              <w:jc w:val="center"/>
+            </w:pPr>
+            <w:r>
+              <w:rPr>
+                <w:sz w:val="18"/>
+              </w:rPr>
+              <w:t>0.350</w:t>
+            </w:r>
+          </w:p>
+        </w:tc>
+        <w:tc>
+          <w:tcPr>
+            <w:tcW w:type="dxa" w:w="1170"/>
+          </w:tcPr>
+          <w:p>
+            <w:pPr>
+              <w:jc w:val="center"/>
+            </w:pPr>
+            <w:r>
+              <w:rPr>
+                <w:sz w:val="18"/>
+              </w:rPr>
+              <w:t>0.884</w:t>
+            </w:r>
+          </w:p>
+        </w:tc>
+      </w:tr>
+    </w:tbl>
+    <w:p/>
+    <w:p>
+      <w:r>
         <w:t>Persistence metrics reflect this spatial structure: dry persistence (P_DD) dominates western/southern inland stations (P_DD = 0.803 at Chaiyaphum), whereas rainy persistence (P_RR) is markedly stronger at eastern stations (P_RR = 0.540 at Nakhon Phanom vs. 0.428 at Chaiyaphum). Mean rainy spell duration varies accordingly, extending from 1.57 days at Loei to 1.75 days at Sakon Nakhon, with maximum observed rainy spells reaching 17 to 23 days in the east. State entropy (H_state) ranges from 0.794 bits (Chaiyaphum) to 1.020 bits (Nakhon Phanom), reflecting greater state diversity and occurrence uncertainty in the wetter eastern corridor.</w:t>
       </w:r>
     </w:p>
+    <w:p>
+      <w:pPr>
+        <w:jc w:val="center"/>
+      </w:pPr>
+      <w:r>
+        <w:drawing>
+          <wp:inline xmlns:a="http://schemas.openxmlformats.org/drawingml/2006/main" xmlns:pic="http://schemas.openxmlformats.org/drawingml/2006/picture">
+            <wp:extent cx="5486400" cy="3048000"/>
+            <wp:docPr id="2" name="Picture 2"/>
+            <wp:cNvGraphicFramePr>
+              <a:graphicFrameLocks noChangeAspect="1"/>
+            </wp:cNvGraphicFramePr>
+            <a:graphic>
+              <a:graphicData uri="http://schemas.openxmlformats.org/drawingml/2006/picture">
+                <pic:pic>
+                  <pic:nvPicPr>
+                    <pic:cNvPr id="0" name="Figure2_seasonal_occurrence.png"/>
+                    <pic:cNvPicPr/>
+                  </pic:nvPicPr>
+                  <pic:blipFill>
+                    <a:blip r:embed="rId10"/>
+                    <a:stretch>
+                      <a:fillRect/>
+                    </a:stretch>
+                  </pic:blipFill>
+                  <pic:spPr>
+                    <a:xfrm>
+                      <a:off x="0" y="0"/>
+                      <a:ext cx="5486400" cy="3048000"/>
+                    </a:xfrm>
+                    <a:prstGeom prst="rect"/>
+                  </pic:spPr>
+                </pic:pic>
+              </a:graphicData>
+            </a:graphic>
+          </wp:inline>
+        </w:drawing>
+      </w:r>
+    </w:p>
+    <w:p>
+      <w:pPr>
+        <w:jc w:val="left"/>
+      </w:pPr>
+      <w:r>
+        <w:rPr>
+          <w:b/>
+          <w:sz w:val="19"/>
+        </w:rPr>
+        <w:t xml:space="preserve">Figure 2: </w:t>
+      </w:r>
+      <w:r>
+        <w:rPr>
+          <w:i/>
+          <w:sz w:val="19"/>
+        </w:rPr>
+        <w:t>Seasonal Rainy-State Occurrence Probabilities across Northeastern Thailand. Seasons defined as Dry (Nov–Feb), Pre-Monsoon (Mar–Apr), and SW Monsoon / Wet (May–Oct).</w:t>
+      </w:r>
+    </w:p>
+    <w:p/>
+    <w:p>
+      <w:pPr>
+        <w:jc w:val="center"/>
+      </w:pPr>
+      <w:r>
+        <w:drawing>
+          <wp:inline xmlns:a="http://schemas.openxmlformats.org/drawingml/2006/main" xmlns:pic="http://schemas.openxmlformats.org/drawingml/2006/picture">
+            <wp:extent cx="5486400" cy="4389120"/>
+            <wp:docPr id="3" name="Picture 3"/>
+            <wp:cNvGraphicFramePr>
+              <a:graphicFrameLocks noChangeAspect="1"/>
+            </wp:cNvGraphicFramePr>
+            <a:graphic>
+              <a:graphicData uri="http://schemas.openxmlformats.org/drawingml/2006/picture">
+                <pic:pic>
+                  <pic:nvPicPr>
+                    <pic:cNvPr id="0" name="Figure3_spatial_heterogeneity.png"/>
+                    <pic:cNvPicPr/>
+                  </pic:nvPicPr>
+                  <pic:blipFill>
+                    <a:blip r:embed="rId11"/>
+                    <a:stretch>
+                      <a:fillRect/>
+                    </a:stretch>
+                  </pic:blipFill>
+                  <pic:spPr>
+                    <a:xfrm>
+                      <a:off x="0" y="0"/>
+                      <a:ext cx="5486400" cy="4389120"/>
+                    </a:xfrm>
+                    <a:prstGeom prst="rect"/>
+                  </pic:spPr>
+                </pic:pic>
+              </a:graphicData>
+            </a:graphic>
+          </wp:inline>
+        </w:drawing>
+      </w:r>
+    </w:p>
+    <w:p>
+      <w:pPr>
+        <w:jc w:val="left"/>
+      </w:pPr>
+      <w:r>
+        <w:rPr>
+          <w:b/>
+          <w:sz w:val="19"/>
+        </w:rPr>
+        <w:t xml:space="preserve">Figure 3: </w:t>
+      </w:r>
+      <w:r>
+        <w:rPr>
+          <w:i/>
+          <w:sz w:val="19"/>
+        </w:rPr>
+        <w:t>Spatial Heterogeneity of Rainfall Occurrence Regimes. (A) Rainy State Frequency (Freq_R), (B) Dry Persistence (P_DD), (C) Rainy Persistence (P_RR), and (D) Mean Rainy-Spell Duration.</w:t>
+      </w:r>
+    </w:p>
+    <w:p/>
     <w:p>
       <w:pPr>
         <w:pStyle w:val="Heading2"/>
@@ -201,6 +4580,65 @@
     </w:p>
     <w:p>
       <w:pPr>
+        <w:jc w:val="center"/>
+      </w:pPr>
+      <w:r>
+        <w:drawing>
+          <wp:inline xmlns:a="http://schemas.openxmlformats.org/drawingml/2006/main" xmlns:pic="http://schemas.openxmlformats.org/drawingml/2006/picture">
+            <wp:extent cx="5486400" cy="4114800"/>
+            <wp:docPr id="4" name="Picture 4"/>
+            <wp:cNvGraphicFramePr>
+              <a:graphicFrameLocks noChangeAspect="1"/>
+            </wp:cNvGraphicFramePr>
+            <a:graphic>
+              <a:graphicData uri="http://schemas.openxmlformats.org/drawingml/2006/picture">
+                <pic:pic>
+                  <pic:nvPicPr>
+                    <pic:cNvPr id="0" name="Figure5_regime_synthesis.png"/>
+                    <pic:cNvPicPr/>
+                  </pic:nvPicPr>
+                  <pic:blipFill>
+                    <a:blip r:embed="rId12"/>
+                    <a:stretch>
+                      <a:fillRect/>
+                    </a:stretch>
+                  </pic:blipFill>
+                  <pic:spPr>
+                    <a:xfrm>
+                      <a:off x="0" y="0"/>
+                      <a:ext cx="5486400" cy="4114800"/>
+                    </a:xfrm>
+                    <a:prstGeom prst="rect"/>
+                  </pic:spPr>
+                </pic:pic>
+              </a:graphicData>
+            </a:graphic>
+          </wp:inline>
+        </w:drawing>
+      </w:r>
+    </w:p>
+    <w:p>
+      <w:pPr>
+        <w:jc w:val="left"/>
+      </w:pPr>
+      <w:r>
+        <w:rPr>
+          <w:b/>
+          <w:sz w:val="19"/>
+        </w:rPr>
+        <w:t xml:space="preserve">Figure 5: </w:t>
+      </w:r>
+      <w:r>
+        <w:rPr>
+          <w:i/>
+          <w:sz w:val="19"/>
+        </w:rPr>
+        <w:t>Integrated Rainfall Occurrence Regime Synthesis in Frequency–Persistence–Entropy Space.</w:t>
+      </w:r>
+    </w:p>
+    <w:p/>
+    <w:p>
+      <w:pPr>
         <w:pStyle w:val="Heading2"/>
       </w:pPr>
       <w:r>
@@ -213,10 +4651,4246 @@
       </w:r>
     </w:p>
     <w:p>
+      <w:r>
+        <w:rPr>
+          <w:b/>
+        </w:rPr>
+        <w:t>Table 4. Long-term trend analysis (1961–2019) and period comparison (1961–1990 vs 1991–2019) for key rainfall metrics.</w:t>
+      </w:r>
+    </w:p>
+    <w:tbl>
+      <w:tblPr>
+        <w:tblW w:type="auto" w:w="0"/>
+        <w:jc w:val="center"/>
+        <w:tblLook w:firstColumn="1" w:firstRow="1" w:lastColumn="0" w:lastRow="0" w:noHBand="0" w:noVBand="1" w:val="04A0"/>
+      </w:tblPr>
+      <w:tblGrid>
+        <w:gridCol w:w="1170"/>
+        <w:gridCol w:w="1170"/>
+        <w:gridCol w:w="1170"/>
+        <w:gridCol w:w="1170"/>
+        <w:gridCol w:w="1170"/>
+        <w:gridCol w:w="1170"/>
+        <w:gridCol w:w="1170"/>
+        <w:gridCol w:w="1170"/>
+      </w:tblGrid>
+      <w:tr>
+        <w:trPr>
+          <w:tblHeader/>
+          <w:cantSplit/>
+        </w:trPr>
+        <w:tc>
+          <w:tcPr>
+            <w:tcW w:type="dxa" w:w="1170"/>
+            <w:shd w:fill="1F4E78"/>
+          </w:tcPr>
+          <w:p>
+            <w:pPr>
+              <w:jc w:val="center"/>
+            </w:pPr>
+            <w:r>
+              <w:rPr>
+                <w:b/>
+                <w:color w:val="FFFFFF"/>
+                <w:sz w:val="19"/>
+              </w:rPr>
+              <w:t>Station ID</w:t>
+            </w:r>
+          </w:p>
+        </w:tc>
+        <w:tc>
+          <w:tcPr>
+            <w:tcW w:type="dxa" w:w="1170"/>
+            <w:shd w:fill="1F4E78"/>
+          </w:tcPr>
+          <w:p>
+            <w:pPr>
+              <w:jc w:val="center"/>
+            </w:pPr>
+            <w:r>
+              <w:rPr>
+                <w:b/>
+                <w:color w:val="FFFFFF"/>
+                <w:sz w:val="19"/>
+              </w:rPr>
+              <w:t>Metric</w:t>
+            </w:r>
+          </w:p>
+        </w:tc>
+        <w:tc>
+          <w:tcPr>
+            <w:tcW w:type="dxa" w:w="1170"/>
+            <w:shd w:fill="1F4E78"/>
+          </w:tcPr>
+          <w:p>
+            <w:pPr>
+              <w:jc w:val="center"/>
+            </w:pPr>
+            <w:r>
+              <w:rPr>
+                <w:b/>
+                <w:color w:val="FFFFFF"/>
+                <w:sz w:val="19"/>
+              </w:rPr>
+              <w:t>Yue-Wang MK</w:t>
+            </w:r>
+          </w:p>
+        </w:tc>
+        <w:tc>
+          <w:tcPr>
+            <w:tcW w:type="dxa" w:w="1170"/>
+            <w:shd w:fill="1F4E78"/>
+          </w:tcPr>
+          <w:p>
+            <w:pPr>
+              <w:jc w:val="center"/>
+            </w:pPr>
+            <w:r>
+              <w:rPr>
+                <w:b/>
+                <w:color w:val="FFFFFF"/>
+                <w:sz w:val="19"/>
+              </w:rPr>
+              <w:t>Sen's Slope</w:t>
+            </w:r>
+          </w:p>
+        </w:tc>
+        <w:tc>
+          <w:tcPr>
+            <w:tcW w:type="dxa" w:w="1170"/>
+            <w:shd w:fill="1F4E78"/>
+          </w:tcPr>
+          <w:p>
+            <w:pPr>
+              <w:jc w:val="center"/>
+            </w:pPr>
+            <w:r>
+              <w:rPr>
+                <w:b/>
+                <w:color w:val="FFFFFF"/>
+                <w:sz w:val="19"/>
+              </w:rPr>
+              <w:t>Raw p-val</w:t>
+            </w:r>
+          </w:p>
+        </w:tc>
+        <w:tc>
+          <w:tcPr>
+            <w:tcW w:type="dxa" w:w="1170"/>
+            <w:shd w:fill="1F4E78"/>
+          </w:tcPr>
+          <w:p>
+            <w:pPr>
+              <w:jc w:val="center"/>
+            </w:pPr>
+            <w:r>
+              <w:rPr>
+                <w:b/>
+                <w:color w:val="FFFFFF"/>
+                <w:sz w:val="19"/>
+              </w:rPr>
+              <w:t>FDR q-val</w:t>
+            </w:r>
+          </w:p>
+        </w:tc>
+        <w:tc>
+          <w:tcPr>
+            <w:tcW w:type="dxa" w:w="1170"/>
+            <w:shd w:fill="1F4E78"/>
+          </w:tcPr>
+          <w:p>
+            <w:pPr>
+              <w:jc w:val="center"/>
+            </w:pPr>
+            <w:r>
+              <w:rPr>
+                <w:b/>
+                <w:color w:val="FFFFFF"/>
+                <w:sz w:val="19"/>
+              </w:rPr>
+              <w:t>61-90 Mean</w:t>
+            </w:r>
+          </w:p>
+        </w:tc>
+        <w:tc>
+          <w:tcPr>
+            <w:tcW w:type="dxa" w:w="1170"/>
+            <w:shd w:fill="1F4E78"/>
+          </w:tcPr>
+          <w:p>
+            <w:pPr>
+              <w:jc w:val="center"/>
+            </w:pPr>
+            <w:r>
+              <w:rPr>
+                <w:b/>
+                <w:color w:val="FFFFFF"/>
+                <w:sz w:val="19"/>
+              </w:rPr>
+              <w:t>91-19 Mean</w:t>
+            </w:r>
+          </w:p>
+        </w:tc>
+      </w:tr>
+      <w:tr>
+        <w:trPr>
+          <w:cantSplit/>
+        </w:trPr>
+        <w:tc>
+          <w:tcPr>
+            <w:tcW w:type="dxa" w:w="1170"/>
+          </w:tcPr>
+          <w:p>
+            <w:pPr>
+              <w:jc w:val="center"/>
+            </w:pPr>
+            <w:r>
+              <w:rPr>
+                <w:sz w:val="18"/>
+              </w:rPr>
+              <w:t>353201</w:t>
+            </w:r>
+          </w:p>
+        </w:tc>
+        <w:tc>
+          <w:tcPr>
+            <w:tcW w:type="dxa" w:w="1170"/>
+          </w:tcPr>
+          <w:p>
+            <w:pPr>
+              <w:jc w:val="center"/>
+            </w:pPr>
+            <w:r>
+              <w:rPr>
+                <w:sz w:val="18"/>
+              </w:rPr>
+              <w:t>Rainfall_Total_mm</w:t>
+            </w:r>
+          </w:p>
+        </w:tc>
+        <w:tc>
+          <w:tcPr>
+            <w:tcW w:type="dxa" w:w="1170"/>
+          </w:tcPr>
+          <w:p>
+            <w:pPr>
+              <w:jc w:val="center"/>
+            </w:pPr>
+            <w:r>
+              <w:rPr>
+                <w:sz w:val="18"/>
+              </w:rPr>
+              <w:t>increasing</w:t>
+            </w:r>
+          </w:p>
+        </w:tc>
+        <w:tc>
+          <w:tcPr>
+            <w:tcW w:type="dxa" w:w="1170"/>
+          </w:tcPr>
+          <w:p>
+            <w:pPr>
+              <w:jc w:val="center"/>
+            </w:pPr>
+            <w:r>
+              <w:rPr>
+                <w:sz w:val="18"/>
+              </w:rPr>
+              <w:t>1.1781</w:t>
+            </w:r>
+          </w:p>
+        </w:tc>
+        <w:tc>
+          <w:tcPr>
+            <w:tcW w:type="dxa" w:w="1170"/>
+          </w:tcPr>
+          <w:p>
+            <w:pPr>
+              <w:jc w:val="center"/>
+            </w:pPr>
+            <w:r>
+              <w:rPr>
+                <w:sz w:val="18"/>
+              </w:rPr>
+              <w:t>0.0111</w:t>
+            </w:r>
+          </w:p>
+        </w:tc>
+        <w:tc>
+          <w:tcPr>
+            <w:tcW w:type="dxa" w:w="1170"/>
+          </w:tcPr>
+          <w:p>
+            <w:pPr>
+              <w:jc w:val="center"/>
+            </w:pPr>
+            <w:r>
+              <w:rPr>
+                <w:sz w:val="18"/>
+              </w:rPr>
+              <w:t>0.0411</w:t>
+            </w:r>
+          </w:p>
+        </w:tc>
+        <w:tc>
+          <w:tcPr>
+            <w:tcW w:type="dxa" w:w="1170"/>
+          </w:tcPr>
+          <w:p>
+            <w:pPr>
+              <w:jc w:val="center"/>
+            </w:pPr>
+            <w:r>
+              <w:rPr>
+                <w:sz w:val="18"/>
+              </w:rPr>
+              <w:t>1238.13</w:t>
+            </w:r>
+          </w:p>
+        </w:tc>
+        <w:tc>
+          <w:tcPr>
+            <w:tcW w:type="dxa" w:w="1170"/>
+          </w:tcPr>
+          <w:p>
+            <w:pPr>
+              <w:jc w:val="center"/>
+            </w:pPr>
+            <w:r>
+              <w:rPr>
+                <w:sz w:val="18"/>
+              </w:rPr>
+              <w:t>1256.30</w:t>
+            </w:r>
+          </w:p>
+        </w:tc>
+      </w:tr>
+      <w:tr>
+        <w:trPr>
+          <w:cantSplit/>
+        </w:trPr>
+        <w:tc>
+          <w:tcPr>
+            <w:tcW w:type="dxa" w:w="1170"/>
+          </w:tcPr>
+          <w:p>
+            <w:pPr>
+              <w:jc w:val="center"/>
+            </w:pPr>
+            <w:r>
+              <w:rPr>
+                <w:sz w:val="18"/>
+              </w:rPr>
+              <w:t>353201</w:t>
+            </w:r>
+          </w:p>
+        </w:tc>
+        <w:tc>
+          <w:tcPr>
+            <w:tcW w:type="dxa" w:w="1170"/>
+          </w:tcPr>
+          <w:p>
+            <w:pPr>
+              <w:jc w:val="center"/>
+            </w:pPr>
+            <w:r>
+              <w:rPr>
+                <w:sz w:val="18"/>
+              </w:rPr>
+              <w:t>Freq_R</w:t>
+            </w:r>
+          </w:p>
+        </w:tc>
+        <w:tc>
+          <w:tcPr>
+            <w:tcW w:type="dxa" w:w="1170"/>
+          </w:tcPr>
+          <w:p>
+            <w:pPr>
+              <w:jc w:val="center"/>
+            </w:pPr>
+            <w:r>
+              <w:rPr>
+                <w:sz w:val="18"/>
+              </w:rPr>
+              <w:t>no trend</w:t>
+            </w:r>
+          </w:p>
+        </w:tc>
+        <w:tc>
+          <w:tcPr>
+            <w:tcW w:type="dxa" w:w="1170"/>
+          </w:tcPr>
+          <w:p>
+            <w:pPr>
+              <w:jc w:val="center"/>
+            </w:pPr>
+            <w:r>
+              <w:rPr>
+                <w:sz w:val="18"/>
+              </w:rPr>
+              <w:t>0.0001</w:t>
+            </w:r>
+          </w:p>
+        </w:tc>
+        <w:tc>
+          <w:tcPr>
+            <w:tcW w:type="dxa" w:w="1170"/>
+          </w:tcPr>
+          <w:p>
+            <w:pPr>
+              <w:jc w:val="center"/>
+            </w:pPr>
+            <w:r>
+              <w:rPr>
+                <w:sz w:val="18"/>
+              </w:rPr>
+              <w:t>0.1369</w:t>
+            </w:r>
+          </w:p>
+        </w:tc>
+        <w:tc>
+          <w:tcPr>
+            <w:tcW w:type="dxa" w:w="1170"/>
+          </w:tcPr>
+          <w:p>
+            <w:pPr>
+              <w:jc w:val="center"/>
+            </w:pPr>
+            <w:r>
+              <w:rPr>
+                <w:sz w:val="18"/>
+              </w:rPr>
+              <w:t>0.2468</w:t>
+            </w:r>
+          </w:p>
+        </w:tc>
+        <w:tc>
+          <w:tcPr>
+            <w:tcW w:type="dxa" w:w="1170"/>
+          </w:tcPr>
+          <w:p>
+            <w:pPr>
+              <w:jc w:val="center"/>
+            </w:pPr>
+            <w:r>
+              <w:rPr>
+                <w:sz w:val="18"/>
+              </w:rPr>
+              <w:t>0.15</w:t>
+            </w:r>
+          </w:p>
+        </w:tc>
+        <w:tc>
+          <w:tcPr>
+            <w:tcW w:type="dxa" w:w="1170"/>
+          </w:tcPr>
+          <w:p>
+            <w:pPr>
+              <w:jc w:val="center"/>
+            </w:pPr>
+            <w:r>
+              <w:rPr>
+                <w:sz w:val="18"/>
+              </w:rPr>
+              <w:t>0.16</w:t>
+            </w:r>
+          </w:p>
+        </w:tc>
+      </w:tr>
+      <w:tr>
+        <w:trPr>
+          <w:cantSplit/>
+        </w:trPr>
+        <w:tc>
+          <w:tcPr>
+            <w:tcW w:type="dxa" w:w="1170"/>
+          </w:tcPr>
+          <w:p>
+            <w:pPr>
+              <w:jc w:val="center"/>
+            </w:pPr>
+            <w:r>
+              <w:rPr>
+                <w:sz w:val="18"/>
+              </w:rPr>
+              <w:t>353201</w:t>
+            </w:r>
+          </w:p>
+        </w:tc>
+        <w:tc>
+          <w:tcPr>
+            <w:tcW w:type="dxa" w:w="1170"/>
+          </w:tcPr>
+          <w:p>
+            <w:pPr>
+              <w:jc w:val="center"/>
+            </w:pPr>
+            <w:r>
+              <w:rPr>
+                <w:sz w:val="18"/>
+              </w:rPr>
+              <w:t>P_DD</w:t>
+            </w:r>
+          </w:p>
+        </w:tc>
+        <w:tc>
+          <w:tcPr>
+            <w:tcW w:type="dxa" w:w="1170"/>
+          </w:tcPr>
+          <w:p>
+            <w:pPr>
+              <w:jc w:val="center"/>
+            </w:pPr>
+            <w:r>
+              <w:rPr>
+                <w:sz w:val="18"/>
+              </w:rPr>
+              <w:t>no trend</w:t>
+            </w:r>
+          </w:p>
+        </w:tc>
+        <w:tc>
+          <w:tcPr>
+            <w:tcW w:type="dxa" w:w="1170"/>
+          </w:tcPr>
+          <w:p>
+            <w:pPr>
+              <w:jc w:val="center"/>
+            </w:pPr>
+            <w:r>
+              <w:rPr>
+                <w:sz w:val="18"/>
+              </w:rPr>
+              <w:t>0.0000</w:t>
+            </w:r>
+          </w:p>
+        </w:tc>
+        <w:tc>
+          <w:tcPr>
+            <w:tcW w:type="dxa" w:w="1170"/>
+          </w:tcPr>
+          <w:p>
+            <w:pPr>
+              <w:jc w:val="center"/>
+            </w:pPr>
+            <w:r>
+              <w:rPr>
+                <w:sz w:val="18"/>
+              </w:rPr>
+              <w:t>0.4943</w:t>
+            </w:r>
+          </w:p>
+        </w:tc>
+        <w:tc>
+          <w:tcPr>
+            <w:tcW w:type="dxa" w:w="1170"/>
+          </w:tcPr>
+          <w:p>
+            <w:pPr>
+              <w:jc w:val="center"/>
+            </w:pPr>
+            <w:r>
+              <w:rPr>
+                <w:sz w:val="18"/>
+              </w:rPr>
+              <w:t>0.6094</w:t>
+            </w:r>
+          </w:p>
+        </w:tc>
+        <w:tc>
+          <w:tcPr>
+            <w:tcW w:type="dxa" w:w="1170"/>
+          </w:tcPr>
+          <w:p>
+            <w:pPr>
+              <w:jc w:val="center"/>
+            </w:pPr>
+            <w:r>
+              <w:rPr>
+                <w:sz w:val="18"/>
+              </w:rPr>
+              <w:t>0.86</w:t>
+            </w:r>
+          </w:p>
+        </w:tc>
+        <w:tc>
+          <w:tcPr>
+            <w:tcW w:type="dxa" w:w="1170"/>
+          </w:tcPr>
+          <w:p>
+            <w:pPr>
+              <w:jc w:val="center"/>
+            </w:pPr>
+            <w:r>
+              <w:rPr>
+                <w:sz w:val="18"/>
+              </w:rPr>
+              <w:t>0.86</w:t>
+            </w:r>
+          </w:p>
+        </w:tc>
+      </w:tr>
+      <w:tr>
+        <w:trPr>
+          <w:cantSplit/>
+        </w:trPr>
+        <w:tc>
+          <w:tcPr>
+            <w:tcW w:type="dxa" w:w="1170"/>
+          </w:tcPr>
+          <w:p>
+            <w:pPr>
+              <w:jc w:val="center"/>
+            </w:pPr>
+            <w:r>
+              <w:rPr>
+                <w:sz w:val="18"/>
+              </w:rPr>
+              <w:t>354201</w:t>
+            </w:r>
+          </w:p>
+        </w:tc>
+        <w:tc>
+          <w:tcPr>
+            <w:tcW w:type="dxa" w:w="1170"/>
+          </w:tcPr>
+          <w:p>
+            <w:pPr>
+              <w:jc w:val="center"/>
+            </w:pPr>
+            <w:r>
+              <w:rPr>
+                <w:sz w:val="18"/>
+              </w:rPr>
+              <w:t>Rainfall_Total_mm</w:t>
+            </w:r>
+          </w:p>
+        </w:tc>
+        <w:tc>
+          <w:tcPr>
+            <w:tcW w:type="dxa" w:w="1170"/>
+          </w:tcPr>
+          <w:p>
+            <w:pPr>
+              <w:jc w:val="center"/>
+            </w:pPr>
+            <w:r>
+              <w:rPr>
+                <w:sz w:val="18"/>
+              </w:rPr>
+              <w:t>no trend</w:t>
+            </w:r>
+          </w:p>
+        </w:tc>
+        <w:tc>
+          <w:tcPr>
+            <w:tcW w:type="dxa" w:w="1170"/>
+          </w:tcPr>
+          <w:p>
+            <w:pPr>
+              <w:jc w:val="center"/>
+            </w:pPr>
+            <w:r>
+              <w:rPr>
+                <w:sz w:val="18"/>
+              </w:rPr>
+              <w:t>-1.7818</w:t>
+            </w:r>
+          </w:p>
+        </w:tc>
+        <w:tc>
+          <w:tcPr>
+            <w:tcW w:type="dxa" w:w="1170"/>
+          </w:tcPr>
+          <w:p>
+            <w:pPr>
+              <w:jc w:val="center"/>
+            </w:pPr>
+            <w:r>
+              <w:rPr>
+                <w:sz w:val="18"/>
+              </w:rPr>
+              <w:t>0.0525</w:t>
+            </w:r>
+          </w:p>
+        </w:tc>
+        <w:tc>
+          <w:tcPr>
+            <w:tcW w:type="dxa" w:w="1170"/>
+          </w:tcPr>
+          <w:p>
+            <w:pPr>
+              <w:jc w:val="center"/>
+            </w:pPr>
+            <w:r>
+              <w:rPr>
+                <w:sz w:val="18"/>
+              </w:rPr>
+              <w:t>0.1153</w:t>
+            </w:r>
+          </w:p>
+        </w:tc>
+        <w:tc>
+          <w:tcPr>
+            <w:tcW w:type="dxa" w:w="1170"/>
+          </w:tcPr>
+          <w:p>
+            <w:pPr>
+              <w:jc w:val="center"/>
+            </w:pPr>
+            <w:r>
+              <w:rPr>
+                <w:sz w:val="18"/>
+              </w:rPr>
+              <w:t>1442.48</w:t>
+            </w:r>
+          </w:p>
+        </w:tc>
+        <w:tc>
+          <w:tcPr>
+            <w:tcW w:type="dxa" w:w="1170"/>
+          </w:tcPr>
+          <w:p>
+            <w:pPr>
+              <w:jc w:val="center"/>
+            </w:pPr>
+            <w:r>
+              <w:rPr>
+                <w:sz w:val="18"/>
+              </w:rPr>
+              <w:t>1446.89</w:t>
+            </w:r>
+          </w:p>
+        </w:tc>
+      </w:tr>
+      <w:tr>
+        <w:trPr>
+          <w:cantSplit/>
+        </w:trPr>
+        <w:tc>
+          <w:tcPr>
+            <w:tcW w:type="dxa" w:w="1170"/>
+          </w:tcPr>
+          <w:p>
+            <w:pPr>
+              <w:jc w:val="center"/>
+            </w:pPr>
+            <w:r>
+              <w:rPr>
+                <w:sz w:val="18"/>
+              </w:rPr>
+              <w:t>354201</w:t>
+            </w:r>
+          </w:p>
+        </w:tc>
+        <w:tc>
+          <w:tcPr>
+            <w:tcW w:type="dxa" w:w="1170"/>
+          </w:tcPr>
+          <w:p>
+            <w:pPr>
+              <w:jc w:val="center"/>
+            </w:pPr>
+            <w:r>
+              <w:rPr>
+                <w:sz w:val="18"/>
+              </w:rPr>
+              <w:t>Freq_R</w:t>
+            </w:r>
+          </w:p>
+        </w:tc>
+        <w:tc>
+          <w:tcPr>
+            <w:tcW w:type="dxa" w:w="1170"/>
+          </w:tcPr>
+          <w:p>
+            <w:pPr>
+              <w:jc w:val="center"/>
+            </w:pPr>
+            <w:r>
+              <w:rPr>
+                <w:sz w:val="18"/>
+              </w:rPr>
+              <w:t>decreasing</w:t>
+            </w:r>
+          </w:p>
+        </w:tc>
+        <w:tc>
+          <w:tcPr>
+            <w:tcW w:type="dxa" w:w="1170"/>
+          </w:tcPr>
+          <w:p>
+            <w:pPr>
+              <w:jc w:val="center"/>
+            </w:pPr>
+            <w:r>
+              <w:rPr>
+                <w:sz w:val="18"/>
+              </w:rPr>
+              <w:t>-0.0002</w:t>
+            </w:r>
+          </w:p>
+        </w:tc>
+        <w:tc>
+          <w:tcPr>
+            <w:tcW w:type="dxa" w:w="1170"/>
+          </w:tcPr>
+          <w:p>
+            <w:pPr>
+              <w:jc w:val="center"/>
+            </w:pPr>
+            <w:r>
+              <w:rPr>
+                <w:sz w:val="18"/>
+              </w:rPr>
+              <w:t>0.0043</w:t>
+            </w:r>
+          </w:p>
+        </w:tc>
+        <w:tc>
+          <w:tcPr>
+            <w:tcW w:type="dxa" w:w="1170"/>
+          </w:tcPr>
+          <w:p>
+            <w:pPr>
+              <w:jc w:val="center"/>
+            </w:pPr>
+            <w:r>
+              <w:rPr>
+                <w:sz w:val="18"/>
+              </w:rPr>
+              <w:t>0.0203</w:t>
+            </w:r>
+          </w:p>
+        </w:tc>
+        <w:tc>
+          <w:tcPr>
+            <w:tcW w:type="dxa" w:w="1170"/>
+          </w:tcPr>
+          <w:p>
+            <w:pPr>
+              <w:jc w:val="center"/>
+            </w:pPr>
+            <w:r>
+              <w:rPr>
+                <w:sz w:val="18"/>
+              </w:rPr>
+              <w:t>0.17</w:t>
+            </w:r>
+          </w:p>
+        </w:tc>
+        <w:tc>
+          <w:tcPr>
+            <w:tcW w:type="dxa" w:w="1170"/>
+          </w:tcPr>
+          <w:p>
+            <w:pPr>
+              <w:jc w:val="center"/>
+            </w:pPr>
+            <w:r>
+              <w:rPr>
+                <w:sz w:val="18"/>
+              </w:rPr>
+              <w:t>0.16</w:t>
+            </w:r>
+          </w:p>
+        </w:tc>
+      </w:tr>
+      <w:tr>
+        <w:trPr>
+          <w:cantSplit/>
+        </w:trPr>
+        <w:tc>
+          <w:tcPr>
+            <w:tcW w:type="dxa" w:w="1170"/>
+          </w:tcPr>
+          <w:p>
+            <w:pPr>
+              <w:jc w:val="center"/>
+            </w:pPr>
+            <w:r>
+              <w:rPr>
+                <w:sz w:val="18"/>
+              </w:rPr>
+              <w:t>354201</w:t>
+            </w:r>
+          </w:p>
+        </w:tc>
+        <w:tc>
+          <w:tcPr>
+            <w:tcW w:type="dxa" w:w="1170"/>
+          </w:tcPr>
+          <w:p>
+            <w:pPr>
+              <w:jc w:val="center"/>
+            </w:pPr>
+            <w:r>
+              <w:rPr>
+                <w:sz w:val="18"/>
+              </w:rPr>
+              <w:t>P_DD</w:t>
+            </w:r>
+          </w:p>
+        </w:tc>
+        <w:tc>
+          <w:tcPr>
+            <w:tcW w:type="dxa" w:w="1170"/>
+          </w:tcPr>
+          <w:p>
+            <w:pPr>
+              <w:jc w:val="center"/>
+            </w:pPr>
+            <w:r>
+              <w:rPr>
+                <w:sz w:val="18"/>
+              </w:rPr>
+              <w:t>no trend</w:t>
+            </w:r>
+          </w:p>
+        </w:tc>
+        <w:tc>
+          <w:tcPr>
+            <w:tcW w:type="dxa" w:w="1170"/>
+          </w:tcPr>
+          <w:p>
+            <w:pPr>
+              <w:jc w:val="center"/>
+            </w:pPr>
+            <w:r>
+              <w:rPr>
+                <w:sz w:val="18"/>
+              </w:rPr>
+              <w:t>0.0000</w:t>
+            </w:r>
+          </w:p>
+        </w:tc>
+        <w:tc>
+          <w:tcPr>
+            <w:tcW w:type="dxa" w:w="1170"/>
+          </w:tcPr>
+          <w:p>
+            <w:pPr>
+              <w:jc w:val="center"/>
+            </w:pPr>
+            <w:r>
+              <w:rPr>
+                <w:sz w:val="18"/>
+              </w:rPr>
+              <w:t>0.1521</w:t>
+            </w:r>
+          </w:p>
+        </w:tc>
+        <w:tc>
+          <w:tcPr>
+            <w:tcW w:type="dxa" w:w="1170"/>
+          </w:tcPr>
+          <w:p>
+            <w:pPr>
+              <w:jc w:val="center"/>
+            </w:pPr>
+            <w:r>
+              <w:rPr>
+                <w:sz w:val="18"/>
+              </w:rPr>
+              <w:t>0.2684</w:t>
+            </w:r>
+          </w:p>
+        </w:tc>
+        <w:tc>
+          <w:tcPr>
+            <w:tcW w:type="dxa" w:w="1170"/>
+          </w:tcPr>
+          <w:p>
+            <w:pPr>
+              <w:jc w:val="center"/>
+            </w:pPr>
+            <w:r>
+              <w:rPr>
+                <w:sz w:val="18"/>
+              </w:rPr>
+              <w:t>0.86</w:t>
+            </w:r>
+          </w:p>
+        </w:tc>
+        <w:tc>
+          <w:tcPr>
+            <w:tcW w:type="dxa" w:w="1170"/>
+          </w:tcPr>
+          <w:p>
+            <w:pPr>
+              <w:jc w:val="center"/>
+            </w:pPr>
+            <w:r>
+              <w:rPr>
+                <w:sz w:val="18"/>
+              </w:rPr>
+              <w:t>0.86</w:t>
+            </w:r>
+          </w:p>
+        </w:tc>
+      </w:tr>
+      <w:tr>
+        <w:trPr>
+          <w:cantSplit/>
+        </w:trPr>
+        <w:tc>
+          <w:tcPr>
+            <w:tcW w:type="dxa" w:w="1170"/>
+          </w:tcPr>
+          <w:p>
+            <w:pPr>
+              <w:jc w:val="center"/>
+            </w:pPr>
+            <w:r>
+              <w:rPr>
+                <w:sz w:val="18"/>
+              </w:rPr>
+              <w:t>356201</w:t>
+            </w:r>
+          </w:p>
+        </w:tc>
+        <w:tc>
+          <w:tcPr>
+            <w:tcW w:type="dxa" w:w="1170"/>
+          </w:tcPr>
+          <w:p>
+            <w:pPr>
+              <w:jc w:val="center"/>
+            </w:pPr>
+            <w:r>
+              <w:rPr>
+                <w:sz w:val="18"/>
+              </w:rPr>
+              <w:t>Rainfall_Total_mm</w:t>
+            </w:r>
+          </w:p>
+        </w:tc>
+        <w:tc>
+          <w:tcPr>
+            <w:tcW w:type="dxa" w:w="1170"/>
+          </w:tcPr>
+          <w:p>
+            <w:pPr>
+              <w:jc w:val="center"/>
+            </w:pPr>
+            <w:r>
+              <w:rPr>
+                <w:sz w:val="18"/>
+              </w:rPr>
+              <w:t>increasing</w:t>
+            </w:r>
+          </w:p>
+        </w:tc>
+        <w:tc>
+          <w:tcPr>
+            <w:tcW w:type="dxa" w:w="1170"/>
+          </w:tcPr>
+          <w:p>
+            <w:pPr>
+              <w:jc w:val="center"/>
+            </w:pPr>
+            <w:r>
+              <w:rPr>
+                <w:sz w:val="18"/>
+              </w:rPr>
+              <w:t>2.1472</w:t>
+            </w:r>
+          </w:p>
+        </w:tc>
+        <w:tc>
+          <w:tcPr>
+            <w:tcW w:type="dxa" w:w="1170"/>
+          </w:tcPr>
+          <w:p>
+            <w:pPr>
+              <w:jc w:val="center"/>
+            </w:pPr>
+            <w:r>
+              <w:rPr>
+                <w:sz w:val="18"/>
+              </w:rPr>
+              <w:t>0.0027</w:t>
+            </w:r>
+          </w:p>
+        </w:tc>
+        <w:tc>
+          <w:tcPr>
+            <w:tcW w:type="dxa" w:w="1170"/>
+          </w:tcPr>
+          <w:p>
+            <w:pPr>
+              <w:jc w:val="center"/>
+            </w:pPr>
+            <w:r>
+              <w:rPr>
+                <w:sz w:val="18"/>
+              </w:rPr>
+              <w:t>0.0158</w:t>
+            </w:r>
+          </w:p>
+        </w:tc>
+        <w:tc>
+          <w:tcPr>
+            <w:tcW w:type="dxa" w:w="1170"/>
+          </w:tcPr>
+          <w:p>
+            <w:pPr>
+              <w:jc w:val="center"/>
+            </w:pPr>
+            <w:r>
+              <w:rPr>
+                <w:sz w:val="18"/>
+              </w:rPr>
+              <w:t>1586.88</w:t>
+            </w:r>
+          </w:p>
+        </w:tc>
+        <w:tc>
+          <w:tcPr>
+            <w:tcW w:type="dxa" w:w="1170"/>
+          </w:tcPr>
+          <w:p>
+            <w:pPr>
+              <w:jc w:val="center"/>
+            </w:pPr>
+            <w:r>
+              <w:rPr>
+                <w:sz w:val="18"/>
+              </w:rPr>
+              <w:t>1668.13</w:t>
+            </w:r>
+          </w:p>
+        </w:tc>
+      </w:tr>
+      <w:tr>
+        <w:trPr>
+          <w:cantSplit/>
+        </w:trPr>
+        <w:tc>
+          <w:tcPr>
+            <w:tcW w:type="dxa" w:w="1170"/>
+          </w:tcPr>
+          <w:p>
+            <w:pPr>
+              <w:jc w:val="center"/>
+            </w:pPr>
+            <w:r>
+              <w:rPr>
+                <w:sz w:val="18"/>
+              </w:rPr>
+              <w:t>356201</w:t>
+            </w:r>
+          </w:p>
+        </w:tc>
+        <w:tc>
+          <w:tcPr>
+            <w:tcW w:type="dxa" w:w="1170"/>
+          </w:tcPr>
+          <w:p>
+            <w:pPr>
+              <w:jc w:val="center"/>
+            </w:pPr>
+            <w:r>
+              <w:rPr>
+                <w:sz w:val="18"/>
+              </w:rPr>
+              <w:t>Freq_R</w:t>
+            </w:r>
+          </w:p>
+        </w:tc>
+        <w:tc>
+          <w:tcPr>
+            <w:tcW w:type="dxa" w:w="1170"/>
+          </w:tcPr>
+          <w:p>
+            <w:pPr>
+              <w:jc w:val="center"/>
+            </w:pPr>
+            <w:r>
+              <w:rPr>
+                <w:sz w:val="18"/>
+              </w:rPr>
+              <w:t>no trend</w:t>
+            </w:r>
+          </w:p>
+        </w:tc>
+        <w:tc>
+          <w:tcPr>
+            <w:tcW w:type="dxa" w:w="1170"/>
+          </w:tcPr>
+          <w:p>
+            <w:pPr>
+              <w:jc w:val="center"/>
+            </w:pPr>
+            <w:r>
+              <w:rPr>
+                <w:sz w:val="18"/>
+              </w:rPr>
+              <w:t>0.0000</w:t>
+            </w:r>
+          </w:p>
+        </w:tc>
+        <w:tc>
+          <w:tcPr>
+            <w:tcW w:type="dxa" w:w="1170"/>
+          </w:tcPr>
+          <w:p>
+            <w:pPr>
+              <w:jc w:val="center"/>
+            </w:pPr>
+            <w:r>
+              <w:rPr>
+                <w:sz w:val="18"/>
+              </w:rPr>
+              <w:t>0.5261</w:t>
+            </w:r>
+          </w:p>
+        </w:tc>
+        <w:tc>
+          <w:tcPr>
+            <w:tcW w:type="dxa" w:w="1170"/>
+          </w:tcPr>
+          <w:p>
+            <w:pPr>
+              <w:jc w:val="center"/>
+            </w:pPr>
+            <w:r>
+              <w:rPr>
+                <w:sz w:val="18"/>
+              </w:rPr>
+              <w:t>0.6399</w:t>
+            </w:r>
+          </w:p>
+        </w:tc>
+        <w:tc>
+          <w:tcPr>
+            <w:tcW w:type="dxa" w:w="1170"/>
+          </w:tcPr>
+          <w:p>
+            <w:pPr>
+              <w:jc w:val="center"/>
+            </w:pPr>
+            <w:r>
+              <w:rPr>
+                <w:sz w:val="18"/>
+              </w:rPr>
+              <w:t>0.18</w:t>
+            </w:r>
+          </w:p>
+        </w:tc>
+        <w:tc>
+          <w:tcPr>
+            <w:tcW w:type="dxa" w:w="1170"/>
+          </w:tcPr>
+          <w:p>
+            <w:pPr>
+              <w:jc w:val="center"/>
+            </w:pPr>
+            <w:r>
+              <w:rPr>
+                <w:sz w:val="18"/>
+              </w:rPr>
+              <w:t>0.18</w:t>
+            </w:r>
+          </w:p>
+        </w:tc>
+      </w:tr>
+      <w:tr>
+        <w:trPr>
+          <w:cantSplit/>
+        </w:trPr>
+        <w:tc>
+          <w:tcPr>
+            <w:tcW w:type="dxa" w:w="1170"/>
+          </w:tcPr>
+          <w:p>
+            <w:pPr>
+              <w:jc w:val="center"/>
+            </w:pPr>
+            <w:r>
+              <w:rPr>
+                <w:sz w:val="18"/>
+              </w:rPr>
+              <w:t>356201</w:t>
+            </w:r>
+          </w:p>
+        </w:tc>
+        <w:tc>
+          <w:tcPr>
+            <w:tcW w:type="dxa" w:w="1170"/>
+          </w:tcPr>
+          <w:p>
+            <w:pPr>
+              <w:jc w:val="center"/>
+            </w:pPr>
+            <w:r>
+              <w:rPr>
+                <w:sz w:val="18"/>
+              </w:rPr>
+              <w:t>P_DD</w:t>
+            </w:r>
+          </w:p>
+        </w:tc>
+        <w:tc>
+          <w:tcPr>
+            <w:tcW w:type="dxa" w:w="1170"/>
+          </w:tcPr>
+          <w:p>
+            <w:pPr>
+              <w:jc w:val="center"/>
+            </w:pPr>
+            <w:r>
+              <w:rPr>
+                <w:sz w:val="18"/>
+              </w:rPr>
+              <w:t>no trend</w:t>
+            </w:r>
+          </w:p>
+        </w:tc>
+        <w:tc>
+          <w:tcPr>
+            <w:tcW w:type="dxa" w:w="1170"/>
+          </w:tcPr>
+          <w:p>
+            <w:pPr>
+              <w:jc w:val="center"/>
+            </w:pPr>
+            <w:r>
+              <w:rPr>
+                <w:sz w:val="18"/>
+              </w:rPr>
+              <w:t>-0.0000</w:t>
+            </w:r>
+          </w:p>
+        </w:tc>
+        <w:tc>
+          <w:tcPr>
+            <w:tcW w:type="dxa" w:w="1170"/>
+          </w:tcPr>
+          <w:p>
+            <w:pPr>
+              <w:jc w:val="center"/>
+            </w:pPr>
+            <w:r>
+              <w:rPr>
+                <w:sz w:val="18"/>
+              </w:rPr>
+              <w:t>0.6237</w:t>
+            </w:r>
+          </w:p>
+        </w:tc>
+        <w:tc>
+          <w:tcPr>
+            <w:tcW w:type="dxa" w:w="1170"/>
+          </w:tcPr>
+          <w:p>
+            <w:pPr>
+              <w:jc w:val="center"/>
+            </w:pPr>
+            <w:r>
+              <w:rPr>
+                <w:sz w:val="18"/>
+              </w:rPr>
+              <w:t>0.7044</w:t>
+            </w:r>
+          </w:p>
+        </w:tc>
+        <w:tc>
+          <w:tcPr>
+            <w:tcW w:type="dxa" w:w="1170"/>
+          </w:tcPr>
+          <w:p>
+            <w:pPr>
+              <w:jc w:val="center"/>
+            </w:pPr>
+            <w:r>
+              <w:rPr>
+                <w:sz w:val="18"/>
+              </w:rPr>
+              <w:t>0.85</w:t>
+            </w:r>
+          </w:p>
+        </w:tc>
+        <w:tc>
+          <w:tcPr>
+            <w:tcW w:type="dxa" w:w="1170"/>
+          </w:tcPr>
+          <w:p>
+            <w:pPr>
+              <w:jc w:val="center"/>
+            </w:pPr>
+            <w:r>
+              <w:rPr>
+                <w:sz w:val="18"/>
+              </w:rPr>
+              <w:t>0.85</w:t>
+            </w:r>
+          </w:p>
+        </w:tc>
+      </w:tr>
+      <w:tr>
+        <w:trPr>
+          <w:cantSplit/>
+        </w:trPr>
+        <w:tc>
+          <w:tcPr>
+            <w:tcW w:type="dxa" w:w="1170"/>
+          </w:tcPr>
+          <w:p>
+            <w:pPr>
+              <w:jc w:val="center"/>
+            </w:pPr>
+            <w:r>
+              <w:rPr>
+                <w:sz w:val="18"/>
+              </w:rPr>
+              <w:t>357201</w:t>
+            </w:r>
+          </w:p>
+        </w:tc>
+        <w:tc>
+          <w:tcPr>
+            <w:tcW w:type="dxa" w:w="1170"/>
+          </w:tcPr>
+          <w:p>
+            <w:pPr>
+              <w:jc w:val="center"/>
+            </w:pPr>
+            <w:r>
+              <w:rPr>
+                <w:sz w:val="18"/>
+              </w:rPr>
+              <w:t>Rainfall_Total_mm</w:t>
+            </w:r>
+          </w:p>
+        </w:tc>
+        <w:tc>
+          <w:tcPr>
+            <w:tcW w:type="dxa" w:w="1170"/>
+          </w:tcPr>
+          <w:p>
+            <w:pPr>
+              <w:jc w:val="center"/>
+            </w:pPr>
+            <w:r>
+              <w:rPr>
+                <w:sz w:val="18"/>
+              </w:rPr>
+              <w:t>no trend</w:t>
+            </w:r>
+          </w:p>
+        </w:tc>
+        <w:tc>
+          <w:tcPr>
+            <w:tcW w:type="dxa" w:w="1170"/>
+          </w:tcPr>
+          <w:p>
+            <w:pPr>
+              <w:jc w:val="center"/>
+            </w:pPr>
+            <w:r>
+              <w:rPr>
+                <w:sz w:val="18"/>
+              </w:rPr>
+              <w:t>1.4143</w:t>
+            </w:r>
+          </w:p>
+        </w:tc>
+        <w:tc>
+          <w:tcPr>
+            <w:tcW w:type="dxa" w:w="1170"/>
+          </w:tcPr>
+          <w:p>
+            <w:pPr>
+              <w:jc w:val="center"/>
+            </w:pPr>
+            <w:r>
+              <w:rPr>
+                <w:sz w:val="18"/>
+              </w:rPr>
+              <w:t>0.2150</w:t>
+            </w:r>
+          </w:p>
+        </w:tc>
+        <w:tc>
+          <w:tcPr>
+            <w:tcW w:type="dxa" w:w="1170"/>
+          </w:tcPr>
+          <w:p>
+            <w:pPr>
+              <w:jc w:val="center"/>
+            </w:pPr>
+            <w:r>
+              <w:rPr>
+                <w:sz w:val="18"/>
+              </w:rPr>
+              <w:t>0.3332</w:t>
+            </w:r>
+          </w:p>
+        </w:tc>
+        <w:tc>
+          <w:tcPr>
+            <w:tcW w:type="dxa" w:w="1170"/>
+          </w:tcPr>
+          <w:p>
+            <w:pPr>
+              <w:jc w:val="center"/>
+            </w:pPr>
+            <w:r>
+              <w:rPr>
+                <w:sz w:val="18"/>
+              </w:rPr>
+              <w:t>2293.41</w:t>
+            </w:r>
+          </w:p>
+        </w:tc>
+        <w:tc>
+          <w:tcPr>
+            <w:tcW w:type="dxa" w:w="1170"/>
+          </w:tcPr>
+          <w:p>
+            <w:pPr>
+              <w:jc w:val="center"/>
+            </w:pPr>
+            <w:r>
+              <w:rPr>
+                <w:sz w:val="18"/>
+              </w:rPr>
+              <w:t>2370.22</w:t>
+            </w:r>
+          </w:p>
+        </w:tc>
+      </w:tr>
+      <w:tr>
+        <w:trPr>
+          <w:cantSplit/>
+        </w:trPr>
+        <w:tc>
+          <w:tcPr>
+            <w:tcW w:type="dxa" w:w="1170"/>
+          </w:tcPr>
+          <w:p>
+            <w:pPr>
+              <w:jc w:val="center"/>
+            </w:pPr>
+            <w:r>
+              <w:rPr>
+                <w:sz w:val="18"/>
+              </w:rPr>
+              <w:t>357201</w:t>
+            </w:r>
+          </w:p>
+        </w:tc>
+        <w:tc>
+          <w:tcPr>
+            <w:tcW w:type="dxa" w:w="1170"/>
+          </w:tcPr>
+          <w:p>
+            <w:pPr>
+              <w:jc w:val="center"/>
+            </w:pPr>
+            <w:r>
+              <w:rPr>
+                <w:sz w:val="18"/>
+              </w:rPr>
+              <w:t>Freq_R</w:t>
+            </w:r>
+          </w:p>
+        </w:tc>
+        <w:tc>
+          <w:tcPr>
+            <w:tcW w:type="dxa" w:w="1170"/>
+          </w:tcPr>
+          <w:p>
+            <w:pPr>
+              <w:jc w:val="center"/>
+            </w:pPr>
+            <w:r>
+              <w:rPr>
+                <w:sz w:val="18"/>
+              </w:rPr>
+              <w:t>no trend</w:t>
+            </w:r>
+          </w:p>
+        </w:tc>
+        <w:tc>
+          <w:tcPr>
+            <w:tcW w:type="dxa" w:w="1170"/>
+          </w:tcPr>
+          <w:p>
+            <w:pPr>
+              <w:jc w:val="center"/>
+            </w:pPr>
+            <w:r>
+              <w:rPr>
+                <w:sz w:val="18"/>
+              </w:rPr>
+              <w:t>-0.0001</w:t>
+            </w:r>
+          </w:p>
+        </w:tc>
+        <w:tc>
+          <w:tcPr>
+            <w:tcW w:type="dxa" w:w="1170"/>
+          </w:tcPr>
+          <w:p>
+            <w:pPr>
+              <w:jc w:val="center"/>
+            </w:pPr>
+            <w:r>
+              <w:rPr>
+                <w:sz w:val="18"/>
+              </w:rPr>
+              <w:t>0.3401</w:t>
+            </w:r>
+          </w:p>
+        </w:tc>
+        <w:tc>
+          <w:tcPr>
+            <w:tcW w:type="dxa" w:w="1170"/>
+          </w:tcPr>
+          <w:p>
+            <w:pPr>
+              <w:jc w:val="center"/>
+            </w:pPr>
+            <w:r>
+              <w:rPr>
+                <w:sz w:val="18"/>
+              </w:rPr>
+              <w:t>0.4638</w:t>
+            </w:r>
+          </w:p>
+        </w:tc>
+        <w:tc>
+          <w:tcPr>
+            <w:tcW w:type="dxa" w:w="1170"/>
+          </w:tcPr>
+          <w:p>
+            <w:pPr>
+              <w:jc w:val="center"/>
+            </w:pPr>
+            <w:r>
+              <w:rPr>
+                <w:sz w:val="18"/>
+              </w:rPr>
+              <w:t>0.22</w:t>
+            </w:r>
+          </w:p>
+        </w:tc>
+        <w:tc>
+          <w:tcPr>
+            <w:tcW w:type="dxa" w:w="1170"/>
+          </w:tcPr>
+          <w:p>
+            <w:pPr>
+              <w:jc w:val="center"/>
+            </w:pPr>
+            <w:r>
+              <w:rPr>
+                <w:sz w:val="18"/>
+              </w:rPr>
+              <w:t>0.22</w:t>
+            </w:r>
+          </w:p>
+        </w:tc>
+      </w:tr>
+      <w:tr>
+        <w:trPr>
+          <w:cantSplit/>
+        </w:trPr>
+        <w:tc>
+          <w:tcPr>
+            <w:tcW w:type="dxa" w:w="1170"/>
+          </w:tcPr>
+          <w:p>
+            <w:pPr>
+              <w:jc w:val="center"/>
+            </w:pPr>
+            <w:r>
+              <w:rPr>
+                <w:sz w:val="18"/>
+              </w:rPr>
+              <w:t>357201</w:t>
+            </w:r>
+          </w:p>
+        </w:tc>
+        <w:tc>
+          <w:tcPr>
+            <w:tcW w:type="dxa" w:w="1170"/>
+          </w:tcPr>
+          <w:p>
+            <w:pPr>
+              <w:jc w:val="center"/>
+            </w:pPr>
+            <w:r>
+              <w:rPr>
+                <w:sz w:val="18"/>
+              </w:rPr>
+              <w:t>P_DD</w:t>
+            </w:r>
+          </w:p>
+        </w:tc>
+        <w:tc>
+          <w:tcPr>
+            <w:tcW w:type="dxa" w:w="1170"/>
+          </w:tcPr>
+          <w:p>
+            <w:pPr>
+              <w:jc w:val="center"/>
+            </w:pPr>
+            <w:r>
+              <w:rPr>
+                <w:sz w:val="18"/>
+              </w:rPr>
+              <w:t>decreasing</w:t>
+            </w:r>
+          </w:p>
+        </w:tc>
+        <w:tc>
+          <w:tcPr>
+            <w:tcW w:type="dxa" w:w="1170"/>
+          </w:tcPr>
+          <w:p>
+            <w:pPr>
+              <w:jc w:val="center"/>
+            </w:pPr>
+            <w:r>
+              <w:rPr>
+                <w:sz w:val="18"/>
+              </w:rPr>
+              <w:t>-0.0001</w:t>
+            </w:r>
+          </w:p>
+        </w:tc>
+        <w:tc>
+          <w:tcPr>
+            <w:tcW w:type="dxa" w:w="1170"/>
+          </w:tcPr>
+          <w:p>
+            <w:pPr>
+              <w:jc w:val="center"/>
+            </w:pPr>
+            <w:r>
+              <w:rPr>
+                <w:sz w:val="18"/>
+              </w:rPr>
+              <w:t>0.0334</w:t>
+            </w:r>
+          </w:p>
+        </w:tc>
+        <w:tc>
+          <w:tcPr>
+            <w:tcW w:type="dxa" w:w="1170"/>
+          </w:tcPr>
+          <w:p>
+            <w:pPr>
+              <w:jc w:val="center"/>
+            </w:pPr>
+            <w:r>
+              <w:rPr>
+                <w:sz w:val="18"/>
+              </w:rPr>
+              <w:t>0.0833</w:t>
+            </w:r>
+          </w:p>
+        </w:tc>
+        <w:tc>
+          <w:tcPr>
+            <w:tcW w:type="dxa" w:w="1170"/>
+          </w:tcPr>
+          <w:p>
+            <w:pPr>
+              <w:jc w:val="center"/>
+            </w:pPr>
+            <w:r>
+              <w:rPr>
+                <w:sz w:val="18"/>
+              </w:rPr>
+              <w:t>0.85</w:t>
+            </w:r>
+          </w:p>
+        </w:tc>
+        <w:tc>
+          <w:tcPr>
+            <w:tcW w:type="dxa" w:w="1170"/>
+          </w:tcPr>
+          <w:p>
+            <w:pPr>
+              <w:jc w:val="center"/>
+            </w:pPr>
+            <w:r>
+              <w:rPr>
+                <w:sz w:val="18"/>
+              </w:rPr>
+              <w:t>0.85</w:t>
+            </w:r>
+          </w:p>
+        </w:tc>
+      </w:tr>
+      <w:tr>
+        <w:trPr>
+          <w:cantSplit/>
+        </w:trPr>
+        <w:tc>
+          <w:tcPr>
+            <w:tcW w:type="dxa" w:w="1170"/>
+          </w:tcPr>
+          <w:p>
+            <w:pPr>
+              <w:jc w:val="center"/>
+            </w:pPr>
+            <w:r>
+              <w:rPr>
+                <w:sz w:val="18"/>
+              </w:rPr>
+              <w:t>381201</w:t>
+            </w:r>
+          </w:p>
+        </w:tc>
+        <w:tc>
+          <w:tcPr>
+            <w:tcW w:type="dxa" w:w="1170"/>
+          </w:tcPr>
+          <w:p>
+            <w:pPr>
+              <w:jc w:val="center"/>
+            </w:pPr>
+            <w:r>
+              <w:rPr>
+                <w:sz w:val="18"/>
+              </w:rPr>
+              <w:t>Rainfall_Total_mm</w:t>
+            </w:r>
+          </w:p>
+        </w:tc>
+        <w:tc>
+          <w:tcPr>
+            <w:tcW w:type="dxa" w:w="1170"/>
+          </w:tcPr>
+          <w:p>
+            <w:pPr>
+              <w:jc w:val="center"/>
+            </w:pPr>
+            <w:r>
+              <w:rPr>
+                <w:sz w:val="18"/>
+              </w:rPr>
+              <w:t>no trend</w:t>
+            </w:r>
+          </w:p>
+        </w:tc>
+        <w:tc>
+          <w:tcPr>
+            <w:tcW w:type="dxa" w:w="1170"/>
+          </w:tcPr>
+          <w:p>
+            <w:pPr>
+              <w:jc w:val="center"/>
+            </w:pPr>
+            <w:r>
+              <w:rPr>
+                <w:sz w:val="18"/>
+              </w:rPr>
+              <w:t>0.6543</w:t>
+            </w:r>
+          </w:p>
+        </w:tc>
+        <w:tc>
+          <w:tcPr>
+            <w:tcW w:type="dxa" w:w="1170"/>
+          </w:tcPr>
+          <w:p>
+            <w:pPr>
+              <w:jc w:val="center"/>
+            </w:pPr>
+            <w:r>
+              <w:rPr>
+                <w:sz w:val="18"/>
+              </w:rPr>
+              <w:t>0.1852</w:t>
+            </w:r>
+          </w:p>
+        </w:tc>
+        <w:tc>
+          <w:tcPr>
+            <w:tcW w:type="dxa" w:w="1170"/>
+          </w:tcPr>
+          <w:p>
+            <w:pPr>
+              <w:jc w:val="center"/>
+            </w:pPr>
+            <w:r>
+              <w:rPr>
+                <w:sz w:val="18"/>
+              </w:rPr>
+              <w:t>0.3146</w:t>
+            </w:r>
+          </w:p>
+        </w:tc>
+        <w:tc>
+          <w:tcPr>
+            <w:tcW w:type="dxa" w:w="1170"/>
+          </w:tcPr>
+          <w:p>
+            <w:pPr>
+              <w:jc w:val="center"/>
+            </w:pPr>
+            <w:r>
+              <w:rPr>
+                <w:sz w:val="18"/>
+              </w:rPr>
+              <w:t>1207.40</w:t>
+            </w:r>
+          </w:p>
+        </w:tc>
+        <w:tc>
+          <w:tcPr>
+            <w:tcW w:type="dxa" w:w="1170"/>
+          </w:tcPr>
+          <w:p>
+            <w:pPr>
+              <w:jc w:val="center"/>
+            </w:pPr>
+            <w:r>
+              <w:rPr>
+                <w:sz w:val="18"/>
+              </w:rPr>
+              <w:t>1229.61</w:t>
+            </w:r>
+          </w:p>
+        </w:tc>
+      </w:tr>
+      <w:tr>
+        <w:trPr>
+          <w:cantSplit/>
+        </w:trPr>
+        <w:tc>
+          <w:tcPr>
+            <w:tcW w:type="dxa" w:w="1170"/>
+          </w:tcPr>
+          <w:p>
+            <w:pPr>
+              <w:jc w:val="center"/>
+            </w:pPr>
+            <w:r>
+              <w:rPr>
+                <w:sz w:val="18"/>
+              </w:rPr>
+              <w:t>381201</w:t>
+            </w:r>
+          </w:p>
+        </w:tc>
+        <w:tc>
+          <w:tcPr>
+            <w:tcW w:type="dxa" w:w="1170"/>
+          </w:tcPr>
+          <w:p>
+            <w:pPr>
+              <w:jc w:val="center"/>
+            </w:pPr>
+            <w:r>
+              <w:rPr>
+                <w:sz w:val="18"/>
+              </w:rPr>
+              <w:t>Freq_R</w:t>
+            </w:r>
+          </w:p>
+        </w:tc>
+        <w:tc>
+          <w:tcPr>
+            <w:tcW w:type="dxa" w:w="1170"/>
+          </w:tcPr>
+          <w:p>
+            <w:pPr>
+              <w:jc w:val="center"/>
+            </w:pPr>
+            <w:r>
+              <w:rPr>
+                <w:sz w:val="18"/>
+              </w:rPr>
+              <w:t>increasing</w:t>
+            </w:r>
+          </w:p>
+        </w:tc>
+        <w:tc>
+          <w:tcPr>
+            <w:tcW w:type="dxa" w:w="1170"/>
+          </w:tcPr>
+          <w:p>
+            <w:pPr>
+              <w:jc w:val="center"/>
+            </w:pPr>
+            <w:r>
+              <w:rPr>
+                <w:sz w:val="18"/>
+              </w:rPr>
+              <w:t>0.0002</w:t>
+            </w:r>
+          </w:p>
+        </w:tc>
+        <w:tc>
+          <w:tcPr>
+            <w:tcW w:type="dxa" w:w="1170"/>
+          </w:tcPr>
+          <w:p>
+            <w:pPr>
+              <w:jc w:val="center"/>
+            </w:pPr>
+            <w:r>
+              <w:rPr>
+                <w:sz w:val="18"/>
+              </w:rPr>
+              <w:t>0.0114</w:t>
+            </w:r>
+          </w:p>
+        </w:tc>
+        <w:tc>
+          <w:tcPr>
+            <w:tcW w:type="dxa" w:w="1170"/>
+          </w:tcPr>
+          <w:p>
+            <w:pPr>
+              <w:jc w:val="center"/>
+            </w:pPr>
+            <w:r>
+              <w:rPr>
+                <w:sz w:val="18"/>
+              </w:rPr>
+              <w:t>0.0411</w:t>
+            </w:r>
+          </w:p>
+        </w:tc>
+        <w:tc>
+          <w:tcPr>
+            <w:tcW w:type="dxa" w:w="1170"/>
+          </w:tcPr>
+          <w:p>
+            <w:pPr>
+              <w:jc w:val="center"/>
+            </w:pPr>
+            <w:r>
+              <w:rPr>
+                <w:sz w:val="18"/>
+              </w:rPr>
+              <w:t>0.14</w:t>
+            </w:r>
+          </w:p>
+        </w:tc>
+        <w:tc>
+          <w:tcPr>
+            <w:tcW w:type="dxa" w:w="1170"/>
+          </w:tcPr>
+          <w:p>
+            <w:pPr>
+              <w:jc w:val="center"/>
+            </w:pPr>
+            <w:r>
+              <w:rPr>
+                <w:sz w:val="18"/>
+              </w:rPr>
+              <w:t>0.14</w:t>
+            </w:r>
+          </w:p>
+        </w:tc>
+      </w:tr>
+      <w:tr>
+        <w:trPr>
+          <w:cantSplit/>
+        </w:trPr>
+        <w:tc>
+          <w:tcPr>
+            <w:tcW w:type="dxa" w:w="1170"/>
+          </w:tcPr>
+          <w:p>
+            <w:pPr>
+              <w:jc w:val="center"/>
+            </w:pPr>
+            <w:r>
+              <w:rPr>
+                <w:sz w:val="18"/>
+              </w:rPr>
+              <w:t>381201</w:t>
+            </w:r>
+          </w:p>
+        </w:tc>
+        <w:tc>
+          <w:tcPr>
+            <w:tcW w:type="dxa" w:w="1170"/>
+          </w:tcPr>
+          <w:p>
+            <w:pPr>
+              <w:jc w:val="center"/>
+            </w:pPr>
+            <w:r>
+              <w:rPr>
+                <w:sz w:val="18"/>
+              </w:rPr>
+              <w:t>P_DD</w:t>
+            </w:r>
+          </w:p>
+        </w:tc>
+        <w:tc>
+          <w:tcPr>
+            <w:tcW w:type="dxa" w:w="1170"/>
+          </w:tcPr>
+          <w:p>
+            <w:pPr>
+              <w:jc w:val="center"/>
+            </w:pPr>
+            <w:r>
+              <w:rPr>
+                <w:sz w:val="18"/>
+              </w:rPr>
+              <w:t>no trend</w:t>
+            </w:r>
+          </w:p>
+        </w:tc>
+        <w:tc>
+          <w:tcPr>
+            <w:tcW w:type="dxa" w:w="1170"/>
+          </w:tcPr>
+          <w:p>
+            <w:pPr>
+              <w:jc w:val="center"/>
+            </w:pPr>
+            <w:r>
+              <w:rPr>
+                <w:sz w:val="18"/>
+              </w:rPr>
+              <w:t>-0.0000</w:t>
+            </w:r>
+          </w:p>
+        </w:tc>
+        <w:tc>
+          <w:tcPr>
+            <w:tcW w:type="dxa" w:w="1170"/>
+          </w:tcPr>
+          <w:p>
+            <w:pPr>
+              <w:jc w:val="center"/>
+            </w:pPr>
+            <w:r>
+              <w:rPr>
+                <w:sz w:val="18"/>
+              </w:rPr>
+              <w:t>0.1001</w:t>
+            </w:r>
+          </w:p>
+        </w:tc>
+        <w:tc>
+          <w:tcPr>
+            <w:tcW w:type="dxa" w:w="1170"/>
+          </w:tcPr>
+          <w:p>
+            <w:pPr>
+              <w:jc w:val="center"/>
+            </w:pPr>
+            <w:r>
+              <w:rPr>
+                <w:sz w:val="18"/>
+              </w:rPr>
+              <w:t>0.1949</w:t>
+            </w:r>
+          </w:p>
+        </w:tc>
+        <w:tc>
+          <w:tcPr>
+            <w:tcW w:type="dxa" w:w="1170"/>
+          </w:tcPr>
+          <w:p>
+            <w:pPr>
+              <w:jc w:val="center"/>
+            </w:pPr>
+            <w:r>
+              <w:rPr>
+                <w:sz w:val="18"/>
+              </w:rPr>
+              <w:t>0.87</w:t>
+            </w:r>
+          </w:p>
+        </w:tc>
+        <w:tc>
+          <w:tcPr>
+            <w:tcW w:type="dxa" w:w="1170"/>
+          </w:tcPr>
+          <w:p>
+            <w:pPr>
+              <w:jc w:val="center"/>
+            </w:pPr>
+            <w:r>
+              <w:rPr>
+                <w:sz w:val="18"/>
+              </w:rPr>
+              <w:t>0.87</w:t>
+            </w:r>
+          </w:p>
+        </w:tc>
+      </w:tr>
+      <w:tr>
+        <w:trPr>
+          <w:cantSplit/>
+        </w:trPr>
+        <w:tc>
+          <w:tcPr>
+            <w:tcW w:type="dxa" w:w="1170"/>
+          </w:tcPr>
+          <w:p>
+            <w:pPr>
+              <w:jc w:val="center"/>
+            </w:pPr>
+            <w:r>
+              <w:rPr>
+                <w:sz w:val="18"/>
+              </w:rPr>
+              <w:t>403201</w:t>
+            </w:r>
+          </w:p>
+        </w:tc>
+        <w:tc>
+          <w:tcPr>
+            <w:tcW w:type="dxa" w:w="1170"/>
+          </w:tcPr>
+          <w:p>
+            <w:pPr>
+              <w:jc w:val="center"/>
+            </w:pPr>
+            <w:r>
+              <w:rPr>
+                <w:sz w:val="18"/>
+              </w:rPr>
+              <w:t>Rainfall_Total_mm</w:t>
+            </w:r>
+          </w:p>
+        </w:tc>
+        <w:tc>
+          <w:tcPr>
+            <w:tcW w:type="dxa" w:w="1170"/>
+          </w:tcPr>
+          <w:p>
+            <w:pPr>
+              <w:jc w:val="center"/>
+            </w:pPr>
+            <w:r>
+              <w:rPr>
+                <w:sz w:val="18"/>
+              </w:rPr>
+              <w:t>decreasing</w:t>
+            </w:r>
+          </w:p>
+        </w:tc>
+        <w:tc>
+          <w:tcPr>
+            <w:tcW w:type="dxa" w:w="1170"/>
+          </w:tcPr>
+          <w:p>
+            <w:pPr>
+              <w:jc w:val="center"/>
+            </w:pPr>
+            <w:r>
+              <w:rPr>
+                <w:sz w:val="18"/>
+              </w:rPr>
+              <w:t>-2.4143</w:t>
+            </w:r>
+          </w:p>
+        </w:tc>
+        <w:tc>
+          <w:tcPr>
+            <w:tcW w:type="dxa" w:w="1170"/>
+          </w:tcPr>
+          <w:p>
+            <w:pPr>
+              <w:jc w:val="center"/>
+            </w:pPr>
+            <w:r>
+              <w:rPr>
+                <w:sz w:val="18"/>
+              </w:rPr>
+              <w:t>0.0318</w:t>
+            </w:r>
+          </w:p>
+        </w:tc>
+        <w:tc>
+          <w:tcPr>
+            <w:tcW w:type="dxa" w:w="1170"/>
+          </w:tcPr>
+          <w:p>
+            <w:pPr>
+              <w:jc w:val="center"/>
+            </w:pPr>
+            <w:r>
+              <w:rPr>
+                <w:sz w:val="18"/>
+              </w:rPr>
+              <w:t>0.0819</w:t>
+            </w:r>
+          </w:p>
+        </w:tc>
+        <w:tc>
+          <w:tcPr>
+            <w:tcW w:type="dxa" w:w="1170"/>
+          </w:tcPr>
+          <w:p>
+            <w:pPr>
+              <w:jc w:val="center"/>
+            </w:pPr>
+            <w:r>
+              <w:rPr>
+                <w:sz w:val="18"/>
+              </w:rPr>
+              <w:t>1153.49</w:t>
+            </w:r>
+          </w:p>
+        </w:tc>
+        <w:tc>
+          <w:tcPr>
+            <w:tcW w:type="dxa" w:w="1170"/>
+          </w:tcPr>
+          <w:p>
+            <w:pPr>
+              <w:jc w:val="center"/>
+            </w:pPr>
+            <w:r>
+              <w:rPr>
+                <w:sz w:val="18"/>
+              </w:rPr>
+              <w:t>1145.57</w:t>
+            </w:r>
+          </w:p>
+        </w:tc>
+      </w:tr>
+      <w:tr>
+        <w:trPr>
+          <w:cantSplit/>
+        </w:trPr>
+        <w:tc>
+          <w:tcPr>
+            <w:tcW w:type="dxa" w:w="1170"/>
+          </w:tcPr>
+          <w:p>
+            <w:pPr>
+              <w:jc w:val="center"/>
+            </w:pPr>
+            <w:r>
+              <w:rPr>
+                <w:sz w:val="18"/>
+              </w:rPr>
+              <w:t>403201</w:t>
+            </w:r>
+          </w:p>
+        </w:tc>
+        <w:tc>
+          <w:tcPr>
+            <w:tcW w:type="dxa" w:w="1170"/>
+          </w:tcPr>
+          <w:p>
+            <w:pPr>
+              <w:jc w:val="center"/>
+            </w:pPr>
+            <w:r>
+              <w:rPr>
+                <w:sz w:val="18"/>
+              </w:rPr>
+              <w:t>Freq_R</w:t>
+            </w:r>
+          </w:p>
+        </w:tc>
+        <w:tc>
+          <w:tcPr>
+            <w:tcW w:type="dxa" w:w="1170"/>
+          </w:tcPr>
+          <w:p>
+            <w:pPr>
+              <w:jc w:val="center"/>
+            </w:pPr>
+            <w:r>
+              <w:rPr>
+                <w:sz w:val="18"/>
+              </w:rPr>
+              <w:t>decreasing</w:t>
+            </w:r>
+          </w:p>
+        </w:tc>
+        <w:tc>
+          <w:tcPr>
+            <w:tcW w:type="dxa" w:w="1170"/>
+          </w:tcPr>
+          <w:p>
+            <w:pPr>
+              <w:jc w:val="center"/>
+            </w:pPr>
+            <w:r>
+              <w:rPr>
+                <w:sz w:val="18"/>
+              </w:rPr>
+              <w:t>-0.0003</w:t>
+            </w:r>
+          </w:p>
+        </w:tc>
+        <w:tc>
+          <w:tcPr>
+            <w:tcW w:type="dxa" w:w="1170"/>
+          </w:tcPr>
+          <w:p>
+            <w:pPr>
+              <w:jc w:val="center"/>
+            </w:pPr>
+            <w:r>
+              <w:rPr>
+                <w:sz w:val="18"/>
+              </w:rPr>
+              <w:t>0.0000</w:t>
+            </w:r>
+          </w:p>
+        </w:tc>
+        <w:tc>
+          <w:tcPr>
+            <w:tcW w:type="dxa" w:w="1170"/>
+          </w:tcPr>
+          <w:p>
+            <w:pPr>
+              <w:jc w:val="center"/>
+            </w:pPr>
+            <w:r>
+              <w:rPr>
+                <w:sz w:val="18"/>
+              </w:rPr>
+              <w:t>0.0000</w:t>
+            </w:r>
+          </w:p>
+        </w:tc>
+        <w:tc>
+          <w:tcPr>
+            <w:tcW w:type="dxa" w:w="1170"/>
+          </w:tcPr>
+          <w:p>
+            <w:pPr>
+              <w:jc w:val="center"/>
+            </w:pPr>
+            <w:r>
+              <w:rPr>
+                <w:sz w:val="18"/>
+              </w:rPr>
+              <w:t>0.14</w:t>
+            </w:r>
+          </w:p>
+        </w:tc>
+        <w:tc>
+          <w:tcPr>
+            <w:tcW w:type="dxa" w:w="1170"/>
+          </w:tcPr>
+          <w:p>
+            <w:pPr>
+              <w:jc w:val="center"/>
+            </w:pPr>
+            <w:r>
+              <w:rPr>
+                <w:sz w:val="18"/>
+              </w:rPr>
+              <w:t>0.13</w:t>
+            </w:r>
+          </w:p>
+        </w:tc>
+      </w:tr>
+      <w:tr>
+        <w:trPr>
+          <w:cantSplit/>
+        </w:trPr>
+        <w:tc>
+          <w:tcPr>
+            <w:tcW w:type="dxa" w:w="1170"/>
+          </w:tcPr>
+          <w:p>
+            <w:pPr>
+              <w:jc w:val="center"/>
+            </w:pPr>
+            <w:r>
+              <w:rPr>
+                <w:sz w:val="18"/>
+              </w:rPr>
+              <w:t>403201</w:t>
+            </w:r>
+          </w:p>
+        </w:tc>
+        <w:tc>
+          <w:tcPr>
+            <w:tcW w:type="dxa" w:w="1170"/>
+          </w:tcPr>
+          <w:p>
+            <w:pPr>
+              <w:jc w:val="center"/>
+            </w:pPr>
+            <w:r>
+              <w:rPr>
+                <w:sz w:val="18"/>
+              </w:rPr>
+              <w:t>P_DD</w:t>
+            </w:r>
+          </w:p>
+        </w:tc>
+        <w:tc>
+          <w:tcPr>
+            <w:tcW w:type="dxa" w:w="1170"/>
+          </w:tcPr>
+          <w:p>
+            <w:pPr>
+              <w:jc w:val="center"/>
+            </w:pPr>
+            <w:r>
+              <w:rPr>
+                <w:sz w:val="18"/>
+              </w:rPr>
+              <w:t>no trend</w:t>
+            </w:r>
+          </w:p>
+        </w:tc>
+        <w:tc>
+          <w:tcPr>
+            <w:tcW w:type="dxa" w:w="1170"/>
+          </w:tcPr>
+          <w:p>
+            <w:pPr>
+              <w:jc w:val="center"/>
+            </w:pPr>
+            <w:r>
+              <w:rPr>
+                <w:sz w:val="18"/>
+              </w:rPr>
+              <w:t>0.0000</w:t>
+            </w:r>
+          </w:p>
+        </w:tc>
+        <w:tc>
+          <w:tcPr>
+            <w:tcW w:type="dxa" w:w="1170"/>
+          </w:tcPr>
+          <w:p>
+            <w:pPr>
+              <w:jc w:val="center"/>
+            </w:pPr>
+            <w:r>
+              <w:rPr>
+                <w:sz w:val="18"/>
+              </w:rPr>
+              <w:t>0.2539</w:t>
+            </w:r>
+          </w:p>
+        </w:tc>
+        <w:tc>
+          <w:tcPr>
+            <w:tcW w:type="dxa" w:w="1170"/>
+          </w:tcPr>
+          <w:p>
+            <w:pPr>
+              <w:jc w:val="center"/>
+            </w:pPr>
+            <w:r>
+              <w:rPr>
+                <w:sz w:val="18"/>
+              </w:rPr>
+              <w:t>0.3746</w:t>
+            </w:r>
+          </w:p>
+        </w:tc>
+        <w:tc>
+          <w:tcPr>
+            <w:tcW w:type="dxa" w:w="1170"/>
+          </w:tcPr>
+          <w:p>
+            <w:pPr>
+              <w:jc w:val="center"/>
+            </w:pPr>
+            <w:r>
+              <w:rPr>
+                <w:sz w:val="18"/>
+              </w:rPr>
+              <w:t>0.88</w:t>
+            </w:r>
+          </w:p>
+        </w:tc>
+        <w:tc>
+          <w:tcPr>
+            <w:tcW w:type="dxa" w:w="1170"/>
+          </w:tcPr>
+          <w:p>
+            <w:pPr>
+              <w:jc w:val="center"/>
+            </w:pPr>
+            <w:r>
+              <w:rPr>
+                <w:sz w:val="18"/>
+              </w:rPr>
+              <w:t>0.88</w:t>
+            </w:r>
+          </w:p>
+        </w:tc>
+      </w:tr>
+      <w:tr>
+        <w:trPr>
+          <w:cantSplit/>
+        </w:trPr>
+        <w:tc>
+          <w:tcPr>
+            <w:tcW w:type="dxa" w:w="1170"/>
+          </w:tcPr>
+          <w:p>
+            <w:pPr>
+              <w:jc w:val="center"/>
+            </w:pPr>
+            <w:r>
+              <w:rPr>
+                <w:sz w:val="18"/>
+              </w:rPr>
+              <w:t>405201</w:t>
+            </w:r>
+          </w:p>
+        </w:tc>
+        <w:tc>
+          <w:tcPr>
+            <w:tcW w:type="dxa" w:w="1170"/>
+          </w:tcPr>
+          <w:p>
+            <w:pPr>
+              <w:jc w:val="center"/>
+            </w:pPr>
+            <w:r>
+              <w:rPr>
+                <w:sz w:val="18"/>
+              </w:rPr>
+              <w:t>Rainfall_Total_mm</w:t>
+            </w:r>
+          </w:p>
+        </w:tc>
+        <w:tc>
+          <w:tcPr>
+            <w:tcW w:type="dxa" w:w="1170"/>
+          </w:tcPr>
+          <w:p>
+            <w:pPr>
+              <w:jc w:val="center"/>
+            </w:pPr>
+            <w:r>
+              <w:rPr>
+                <w:sz w:val="18"/>
+              </w:rPr>
+              <w:t>no trend</w:t>
+            </w:r>
+          </w:p>
+        </w:tc>
+        <w:tc>
+          <w:tcPr>
+            <w:tcW w:type="dxa" w:w="1170"/>
+          </w:tcPr>
+          <w:p>
+            <w:pPr>
+              <w:jc w:val="center"/>
+            </w:pPr>
+            <w:r>
+              <w:rPr>
+                <w:sz w:val="18"/>
+              </w:rPr>
+              <w:t>-1.2362</w:t>
+            </w:r>
+          </w:p>
+        </w:tc>
+        <w:tc>
+          <w:tcPr>
+            <w:tcW w:type="dxa" w:w="1170"/>
+          </w:tcPr>
+          <w:p>
+            <w:pPr>
+              <w:jc w:val="center"/>
+            </w:pPr>
+            <w:r>
+              <w:rPr>
+                <w:sz w:val="18"/>
+              </w:rPr>
+              <w:t>0.2846</w:t>
+            </w:r>
+          </w:p>
+        </w:tc>
+        <w:tc>
+          <w:tcPr>
+            <w:tcW w:type="dxa" w:w="1170"/>
+          </w:tcPr>
+          <w:p>
+            <w:pPr>
+              <w:jc w:val="center"/>
+            </w:pPr>
+            <w:r>
+              <w:rPr>
+                <w:sz w:val="18"/>
+              </w:rPr>
+              <w:t>0.4065</w:t>
+            </w:r>
+          </w:p>
+        </w:tc>
+        <w:tc>
+          <w:tcPr>
+            <w:tcW w:type="dxa" w:w="1170"/>
+          </w:tcPr>
+          <w:p>
+            <w:pPr>
+              <w:jc w:val="center"/>
+            </w:pPr>
+            <w:r>
+              <w:rPr>
+                <w:sz w:val="18"/>
+              </w:rPr>
+              <w:t>1414.98</w:t>
+            </w:r>
+          </w:p>
+        </w:tc>
+        <w:tc>
+          <w:tcPr>
+            <w:tcW w:type="dxa" w:w="1170"/>
+          </w:tcPr>
+          <w:p>
+            <w:pPr>
+              <w:jc w:val="center"/>
+            </w:pPr>
+            <w:r>
+              <w:rPr>
+                <w:sz w:val="18"/>
+              </w:rPr>
+              <w:t>1359.32</w:t>
+            </w:r>
+          </w:p>
+        </w:tc>
+      </w:tr>
+      <w:tr>
+        <w:trPr>
+          <w:cantSplit/>
+        </w:trPr>
+        <w:tc>
+          <w:tcPr>
+            <w:tcW w:type="dxa" w:w="1170"/>
+          </w:tcPr>
+          <w:p>
+            <w:pPr>
+              <w:jc w:val="center"/>
+            </w:pPr>
+            <w:r>
+              <w:rPr>
+                <w:sz w:val="18"/>
+              </w:rPr>
+              <w:t>405201</w:t>
+            </w:r>
+          </w:p>
+        </w:tc>
+        <w:tc>
+          <w:tcPr>
+            <w:tcW w:type="dxa" w:w="1170"/>
+          </w:tcPr>
+          <w:p>
+            <w:pPr>
+              <w:jc w:val="center"/>
+            </w:pPr>
+            <w:r>
+              <w:rPr>
+                <w:sz w:val="18"/>
+              </w:rPr>
+              <w:t>Freq_R</w:t>
+            </w:r>
+          </w:p>
+        </w:tc>
+        <w:tc>
+          <w:tcPr>
+            <w:tcW w:type="dxa" w:w="1170"/>
+          </w:tcPr>
+          <w:p>
+            <w:pPr>
+              <w:jc w:val="center"/>
+            </w:pPr>
+            <w:r>
+              <w:rPr>
+                <w:sz w:val="18"/>
+              </w:rPr>
+              <w:t>no trend</w:t>
+            </w:r>
+          </w:p>
+        </w:tc>
+        <w:tc>
+          <w:tcPr>
+            <w:tcW w:type="dxa" w:w="1170"/>
+          </w:tcPr>
+          <w:p>
+            <w:pPr>
+              <w:jc w:val="center"/>
+            </w:pPr>
+            <w:r>
+              <w:rPr>
+                <w:sz w:val="18"/>
+              </w:rPr>
+              <w:t>0.0000</w:t>
+            </w:r>
+          </w:p>
+        </w:tc>
+        <w:tc>
+          <w:tcPr>
+            <w:tcW w:type="dxa" w:w="1170"/>
+          </w:tcPr>
+          <w:p>
+            <w:pPr>
+              <w:jc w:val="center"/>
+            </w:pPr>
+            <w:r>
+              <w:rPr>
+                <w:sz w:val="18"/>
+              </w:rPr>
+              <w:t>0.5861</w:t>
+            </w:r>
+          </w:p>
+        </w:tc>
+        <w:tc>
+          <w:tcPr>
+            <w:tcW w:type="dxa" w:w="1170"/>
+          </w:tcPr>
+          <w:p>
+            <w:pPr>
+              <w:jc w:val="center"/>
+            </w:pPr>
+            <w:r>
+              <w:rPr>
+                <w:sz w:val="18"/>
+              </w:rPr>
+              <w:t>0.6851</w:t>
+            </w:r>
+          </w:p>
+        </w:tc>
+        <w:tc>
+          <w:tcPr>
+            <w:tcW w:type="dxa" w:w="1170"/>
+          </w:tcPr>
+          <w:p>
+            <w:pPr>
+              <w:jc w:val="center"/>
+            </w:pPr>
+            <w:r>
+              <w:rPr>
+                <w:sz w:val="18"/>
+              </w:rPr>
+              <w:t>0.16</w:t>
+            </w:r>
+          </w:p>
+        </w:tc>
+        <w:tc>
+          <w:tcPr>
+            <w:tcW w:type="dxa" w:w="1170"/>
+          </w:tcPr>
+          <w:p>
+            <w:pPr>
+              <w:jc w:val="center"/>
+            </w:pPr>
+            <w:r>
+              <w:rPr>
+                <w:sz w:val="18"/>
+              </w:rPr>
+              <w:t>0.16</w:t>
+            </w:r>
+          </w:p>
+        </w:tc>
+      </w:tr>
+      <w:tr>
+        <w:trPr>
+          <w:cantSplit/>
+        </w:trPr>
+        <w:tc>
+          <w:tcPr>
+            <w:tcW w:type="dxa" w:w="1170"/>
+          </w:tcPr>
+          <w:p>
+            <w:pPr>
+              <w:jc w:val="center"/>
+            </w:pPr>
+            <w:r>
+              <w:rPr>
+                <w:sz w:val="18"/>
+              </w:rPr>
+              <w:t>405201</w:t>
+            </w:r>
+          </w:p>
+        </w:tc>
+        <w:tc>
+          <w:tcPr>
+            <w:tcW w:type="dxa" w:w="1170"/>
+          </w:tcPr>
+          <w:p>
+            <w:pPr>
+              <w:jc w:val="center"/>
+            </w:pPr>
+            <w:r>
+              <w:rPr>
+                <w:sz w:val="18"/>
+              </w:rPr>
+              <w:t>P_DD</w:t>
+            </w:r>
+          </w:p>
+        </w:tc>
+        <w:tc>
+          <w:tcPr>
+            <w:tcW w:type="dxa" w:w="1170"/>
+          </w:tcPr>
+          <w:p>
+            <w:pPr>
+              <w:jc w:val="center"/>
+            </w:pPr>
+            <w:r>
+              <w:rPr>
+                <w:sz w:val="18"/>
+              </w:rPr>
+              <w:t>no trend</w:t>
+            </w:r>
+          </w:p>
+        </w:tc>
+        <w:tc>
+          <w:tcPr>
+            <w:tcW w:type="dxa" w:w="1170"/>
+          </w:tcPr>
+          <w:p>
+            <w:pPr>
+              <w:jc w:val="center"/>
+            </w:pPr>
+            <w:r>
+              <w:rPr>
+                <w:sz w:val="18"/>
+              </w:rPr>
+              <w:t>-0.0001</w:t>
+            </w:r>
+          </w:p>
+        </w:tc>
+        <w:tc>
+          <w:tcPr>
+            <w:tcW w:type="dxa" w:w="1170"/>
+          </w:tcPr>
+          <w:p>
+            <w:pPr>
+              <w:jc w:val="center"/>
+            </w:pPr>
+            <w:r>
+              <w:rPr>
+                <w:sz w:val="18"/>
+              </w:rPr>
+              <w:t>0.0864</w:t>
+            </w:r>
+          </w:p>
+        </w:tc>
+        <w:tc>
+          <w:tcPr>
+            <w:tcW w:type="dxa" w:w="1170"/>
+          </w:tcPr>
+          <w:p>
+            <w:pPr>
+              <w:jc w:val="center"/>
+            </w:pPr>
+            <w:r>
+              <w:rPr>
+                <w:sz w:val="18"/>
+              </w:rPr>
+              <w:t>0.1727</w:t>
+            </w:r>
+          </w:p>
+        </w:tc>
+        <w:tc>
+          <w:tcPr>
+            <w:tcW w:type="dxa" w:w="1170"/>
+          </w:tcPr>
+          <w:p>
+            <w:pPr>
+              <w:jc w:val="center"/>
+            </w:pPr>
+            <w:r>
+              <w:rPr>
+                <w:sz w:val="18"/>
+              </w:rPr>
+              <w:t>0.86</w:t>
+            </w:r>
+          </w:p>
+        </w:tc>
+        <w:tc>
+          <w:tcPr>
+            <w:tcW w:type="dxa" w:w="1170"/>
+          </w:tcPr>
+          <w:p>
+            <w:pPr>
+              <w:jc w:val="center"/>
+            </w:pPr>
+            <w:r>
+              <w:rPr>
+                <w:sz w:val="18"/>
+              </w:rPr>
+              <w:t>0.86</w:t>
+            </w:r>
+          </w:p>
+        </w:tc>
+      </w:tr>
+      <w:tr>
+        <w:trPr>
+          <w:cantSplit/>
+        </w:trPr>
+        <w:tc>
+          <w:tcPr>
+            <w:tcW w:type="dxa" w:w="1170"/>
+          </w:tcPr>
+          <w:p>
+            <w:pPr>
+              <w:jc w:val="center"/>
+            </w:pPr>
+            <w:r>
+              <w:rPr>
+                <w:sz w:val="18"/>
+              </w:rPr>
+              <w:t>407501</w:t>
+            </w:r>
+          </w:p>
+        </w:tc>
+        <w:tc>
+          <w:tcPr>
+            <w:tcW w:type="dxa" w:w="1170"/>
+          </w:tcPr>
+          <w:p>
+            <w:pPr>
+              <w:jc w:val="center"/>
+            </w:pPr>
+            <w:r>
+              <w:rPr>
+                <w:sz w:val="18"/>
+              </w:rPr>
+              <w:t>Rainfall_Total_mm</w:t>
+            </w:r>
+          </w:p>
+        </w:tc>
+        <w:tc>
+          <w:tcPr>
+            <w:tcW w:type="dxa" w:w="1170"/>
+          </w:tcPr>
+          <w:p>
+            <w:pPr>
+              <w:jc w:val="center"/>
+            </w:pPr>
+            <w:r>
+              <w:rPr>
+                <w:sz w:val="18"/>
+              </w:rPr>
+              <w:t>no trend</w:t>
+            </w:r>
+          </w:p>
+        </w:tc>
+        <w:tc>
+          <w:tcPr>
+            <w:tcW w:type="dxa" w:w="1170"/>
+          </w:tcPr>
+          <w:p>
+            <w:pPr>
+              <w:jc w:val="center"/>
+            </w:pPr>
+            <w:r>
+              <w:rPr>
+                <w:sz w:val="18"/>
+              </w:rPr>
+              <w:t>1.0947</w:t>
+            </w:r>
+          </w:p>
+        </w:tc>
+        <w:tc>
+          <w:tcPr>
+            <w:tcW w:type="dxa" w:w="1170"/>
+          </w:tcPr>
+          <w:p>
+            <w:pPr>
+              <w:jc w:val="center"/>
+            </w:pPr>
+            <w:r>
+              <w:rPr>
+                <w:sz w:val="18"/>
+              </w:rPr>
+              <w:t>0.2022</w:t>
+            </w:r>
+          </w:p>
+        </w:tc>
+        <w:tc>
+          <w:tcPr>
+            <w:tcW w:type="dxa" w:w="1170"/>
+          </w:tcPr>
+          <w:p>
+            <w:pPr>
+              <w:jc w:val="center"/>
+            </w:pPr>
+            <w:r>
+              <w:rPr>
+                <w:sz w:val="18"/>
+              </w:rPr>
+              <w:t>0.3250</w:t>
+            </w:r>
+          </w:p>
+        </w:tc>
+        <w:tc>
+          <w:tcPr>
+            <w:tcW w:type="dxa" w:w="1170"/>
+          </w:tcPr>
+          <w:p>
+            <w:pPr>
+              <w:jc w:val="center"/>
+            </w:pPr>
+            <w:r>
+              <w:rPr>
+                <w:sz w:val="18"/>
+              </w:rPr>
+              <w:t>1634.10</w:t>
+            </w:r>
+          </w:p>
+        </w:tc>
+        <w:tc>
+          <w:tcPr>
+            <w:tcW w:type="dxa" w:w="1170"/>
+          </w:tcPr>
+          <w:p>
+            <w:pPr>
+              <w:jc w:val="center"/>
+            </w:pPr>
+            <w:r>
+              <w:rPr>
+                <w:sz w:val="18"/>
+              </w:rPr>
+              <w:t>1624.41</w:t>
+            </w:r>
+          </w:p>
+        </w:tc>
+      </w:tr>
+      <w:tr>
+        <w:trPr>
+          <w:cantSplit/>
+        </w:trPr>
+        <w:tc>
+          <w:tcPr>
+            <w:tcW w:type="dxa" w:w="1170"/>
+          </w:tcPr>
+          <w:p>
+            <w:pPr>
+              <w:jc w:val="center"/>
+            </w:pPr>
+            <w:r>
+              <w:rPr>
+                <w:sz w:val="18"/>
+              </w:rPr>
+              <w:t>407501</w:t>
+            </w:r>
+          </w:p>
+        </w:tc>
+        <w:tc>
+          <w:tcPr>
+            <w:tcW w:type="dxa" w:w="1170"/>
+          </w:tcPr>
+          <w:p>
+            <w:pPr>
+              <w:jc w:val="center"/>
+            </w:pPr>
+            <w:r>
+              <w:rPr>
+                <w:sz w:val="18"/>
+              </w:rPr>
+              <w:t>Freq_R</w:t>
+            </w:r>
+          </w:p>
+        </w:tc>
+        <w:tc>
+          <w:tcPr>
+            <w:tcW w:type="dxa" w:w="1170"/>
+          </w:tcPr>
+          <w:p>
+            <w:pPr>
+              <w:jc w:val="center"/>
+            </w:pPr>
+            <w:r>
+              <w:rPr>
+                <w:sz w:val="18"/>
+              </w:rPr>
+              <w:t>no trend</w:t>
+            </w:r>
+          </w:p>
+        </w:tc>
+        <w:tc>
+          <w:tcPr>
+            <w:tcW w:type="dxa" w:w="1170"/>
+          </w:tcPr>
+          <w:p>
+            <w:pPr>
+              <w:jc w:val="center"/>
+            </w:pPr>
+            <w:r>
+              <w:rPr>
+                <w:sz w:val="18"/>
+              </w:rPr>
+              <w:t>0.0000</w:t>
+            </w:r>
+          </w:p>
+        </w:tc>
+        <w:tc>
+          <w:tcPr>
+            <w:tcW w:type="dxa" w:w="1170"/>
+          </w:tcPr>
+          <w:p>
+            <w:pPr>
+              <w:jc w:val="center"/>
+            </w:pPr>
+            <w:r>
+              <w:rPr>
+                <w:sz w:val="18"/>
+              </w:rPr>
+              <w:t>0.3886</w:t>
+            </w:r>
+          </w:p>
+        </w:tc>
+        <w:tc>
+          <w:tcPr>
+            <w:tcW w:type="dxa" w:w="1170"/>
+          </w:tcPr>
+          <w:p>
+            <w:pPr>
+              <w:jc w:val="center"/>
+            </w:pPr>
+            <w:r>
+              <w:rPr>
+                <w:sz w:val="18"/>
+              </w:rPr>
+              <w:t>0.5069</w:t>
+            </w:r>
+          </w:p>
+        </w:tc>
+        <w:tc>
+          <w:tcPr>
+            <w:tcW w:type="dxa" w:w="1170"/>
+          </w:tcPr>
+          <w:p>
+            <w:pPr>
+              <w:jc w:val="center"/>
+            </w:pPr>
+            <w:r>
+              <w:rPr>
+                <w:sz w:val="18"/>
+              </w:rPr>
+              <w:t>0.17</w:t>
+            </w:r>
+          </w:p>
+        </w:tc>
+        <w:tc>
+          <w:tcPr>
+            <w:tcW w:type="dxa" w:w="1170"/>
+          </w:tcPr>
+          <w:p>
+            <w:pPr>
+              <w:jc w:val="center"/>
+            </w:pPr>
+            <w:r>
+              <w:rPr>
+                <w:sz w:val="18"/>
+              </w:rPr>
+              <w:t>0.18</w:t>
+            </w:r>
+          </w:p>
+        </w:tc>
+      </w:tr>
+      <w:tr>
+        <w:trPr>
+          <w:cantSplit/>
+        </w:trPr>
+        <w:tc>
+          <w:tcPr>
+            <w:tcW w:type="dxa" w:w="1170"/>
+          </w:tcPr>
+          <w:p>
+            <w:pPr>
+              <w:jc w:val="center"/>
+            </w:pPr>
+            <w:r>
+              <w:rPr>
+                <w:sz w:val="18"/>
+              </w:rPr>
+              <w:t>407501</w:t>
+            </w:r>
+          </w:p>
+        </w:tc>
+        <w:tc>
+          <w:tcPr>
+            <w:tcW w:type="dxa" w:w="1170"/>
+          </w:tcPr>
+          <w:p>
+            <w:pPr>
+              <w:jc w:val="center"/>
+            </w:pPr>
+            <w:r>
+              <w:rPr>
+                <w:sz w:val="18"/>
+              </w:rPr>
+              <w:t>P_DD</w:t>
+            </w:r>
+          </w:p>
+        </w:tc>
+        <w:tc>
+          <w:tcPr>
+            <w:tcW w:type="dxa" w:w="1170"/>
+          </w:tcPr>
+          <w:p>
+            <w:pPr>
+              <w:jc w:val="center"/>
+            </w:pPr>
+            <w:r>
+              <w:rPr>
+                <w:sz w:val="18"/>
+              </w:rPr>
+              <w:t>no trend</w:t>
+            </w:r>
+          </w:p>
+        </w:tc>
+        <w:tc>
+          <w:tcPr>
+            <w:tcW w:type="dxa" w:w="1170"/>
+          </w:tcPr>
+          <w:p>
+            <w:pPr>
+              <w:jc w:val="center"/>
+            </w:pPr>
+            <w:r>
+              <w:rPr>
+                <w:sz w:val="18"/>
+              </w:rPr>
+              <w:t>-0.0000</w:t>
+            </w:r>
+          </w:p>
+        </w:tc>
+        <w:tc>
+          <w:tcPr>
+            <w:tcW w:type="dxa" w:w="1170"/>
+          </w:tcPr>
+          <w:p>
+            <w:pPr>
+              <w:jc w:val="center"/>
+            </w:pPr>
+            <w:r>
+              <w:rPr>
+                <w:sz w:val="18"/>
+              </w:rPr>
+              <w:t>0.3506</w:t>
+            </w:r>
+          </w:p>
+        </w:tc>
+        <w:tc>
+          <w:tcPr>
+            <w:tcW w:type="dxa" w:w="1170"/>
+          </w:tcPr>
+          <w:p>
+            <w:pPr>
+              <w:jc w:val="center"/>
+            </w:pPr>
+            <w:r>
+              <w:rPr>
+                <w:sz w:val="18"/>
+              </w:rPr>
+              <w:t>0.4710</w:t>
+            </w:r>
+          </w:p>
+        </w:tc>
+        <w:tc>
+          <w:tcPr>
+            <w:tcW w:type="dxa" w:w="1170"/>
+          </w:tcPr>
+          <w:p>
+            <w:pPr>
+              <w:jc w:val="center"/>
+            </w:pPr>
+            <w:r>
+              <w:rPr>
+                <w:sz w:val="18"/>
+              </w:rPr>
+              <w:t>0.85</w:t>
+            </w:r>
+          </w:p>
+        </w:tc>
+        <w:tc>
+          <w:tcPr>
+            <w:tcW w:type="dxa" w:w="1170"/>
+          </w:tcPr>
+          <w:p>
+            <w:pPr>
+              <w:jc w:val="center"/>
+            </w:pPr>
+            <w:r>
+              <w:rPr>
+                <w:sz w:val="18"/>
+              </w:rPr>
+              <w:t>0.86</w:t>
+            </w:r>
+          </w:p>
+        </w:tc>
+      </w:tr>
+      <w:tr>
+        <w:trPr>
+          <w:cantSplit/>
+        </w:trPr>
+        <w:tc>
+          <w:tcPr>
+            <w:tcW w:type="dxa" w:w="1170"/>
+          </w:tcPr>
+          <w:p>
+            <w:pPr>
+              <w:jc w:val="center"/>
+            </w:pPr>
+            <w:r>
+              <w:rPr>
+                <w:sz w:val="18"/>
+              </w:rPr>
+              <w:t>431201</w:t>
+            </w:r>
+          </w:p>
+        </w:tc>
+        <w:tc>
+          <w:tcPr>
+            <w:tcW w:type="dxa" w:w="1170"/>
+          </w:tcPr>
+          <w:p>
+            <w:pPr>
+              <w:jc w:val="center"/>
+            </w:pPr>
+            <w:r>
+              <w:rPr>
+                <w:sz w:val="18"/>
+              </w:rPr>
+              <w:t>Rainfall_Total_mm</w:t>
+            </w:r>
+          </w:p>
+        </w:tc>
+        <w:tc>
+          <w:tcPr>
+            <w:tcW w:type="dxa" w:w="1170"/>
+          </w:tcPr>
+          <w:p>
+            <w:pPr>
+              <w:jc w:val="center"/>
+            </w:pPr>
+            <w:r>
+              <w:rPr>
+                <w:sz w:val="18"/>
+              </w:rPr>
+              <w:t>no trend</w:t>
+            </w:r>
+          </w:p>
+        </w:tc>
+        <w:tc>
+          <w:tcPr>
+            <w:tcW w:type="dxa" w:w="1170"/>
+          </w:tcPr>
+          <w:p>
+            <w:pPr>
+              <w:jc w:val="center"/>
+            </w:pPr>
+            <w:r>
+              <w:rPr>
+                <w:sz w:val="18"/>
+              </w:rPr>
+              <w:t>0.3933</w:t>
+            </w:r>
+          </w:p>
+        </w:tc>
+        <w:tc>
+          <w:tcPr>
+            <w:tcW w:type="dxa" w:w="1170"/>
+          </w:tcPr>
+          <w:p>
+            <w:pPr>
+              <w:jc w:val="center"/>
+            </w:pPr>
+            <w:r>
+              <w:rPr>
+                <w:sz w:val="18"/>
+              </w:rPr>
+              <w:t>0.6291</w:t>
+            </w:r>
+          </w:p>
+        </w:tc>
+        <w:tc>
+          <w:tcPr>
+            <w:tcW w:type="dxa" w:w="1170"/>
+          </w:tcPr>
+          <w:p>
+            <w:pPr>
+              <w:jc w:val="center"/>
+            </w:pPr>
+            <w:r>
+              <w:rPr>
+                <w:sz w:val="18"/>
+              </w:rPr>
+              <w:t>0.7044</w:t>
+            </w:r>
+          </w:p>
+        </w:tc>
+        <w:tc>
+          <w:tcPr>
+            <w:tcW w:type="dxa" w:w="1170"/>
+          </w:tcPr>
+          <w:p>
+            <w:pPr>
+              <w:jc w:val="center"/>
+            </w:pPr>
+            <w:r>
+              <w:rPr>
+                <w:sz w:val="18"/>
+              </w:rPr>
+              <w:t>1069.74</w:t>
+            </w:r>
+          </w:p>
+        </w:tc>
+        <w:tc>
+          <w:tcPr>
+            <w:tcW w:type="dxa" w:w="1170"/>
+          </w:tcPr>
+          <w:p>
+            <w:pPr>
+              <w:jc w:val="center"/>
+            </w:pPr>
+            <w:r>
+              <w:rPr>
+                <w:sz w:val="18"/>
+              </w:rPr>
+              <w:t>1100.13</w:t>
+            </w:r>
+          </w:p>
+        </w:tc>
+      </w:tr>
+      <w:tr>
+        <w:trPr>
+          <w:cantSplit/>
+        </w:trPr>
+        <w:tc>
+          <w:tcPr>
+            <w:tcW w:type="dxa" w:w="1170"/>
+          </w:tcPr>
+          <w:p>
+            <w:pPr>
+              <w:jc w:val="center"/>
+            </w:pPr>
+            <w:r>
+              <w:rPr>
+                <w:sz w:val="18"/>
+              </w:rPr>
+              <w:t>431201</w:t>
+            </w:r>
+          </w:p>
+        </w:tc>
+        <w:tc>
+          <w:tcPr>
+            <w:tcW w:type="dxa" w:w="1170"/>
+          </w:tcPr>
+          <w:p>
+            <w:pPr>
+              <w:jc w:val="center"/>
+            </w:pPr>
+            <w:r>
+              <w:rPr>
+                <w:sz w:val="18"/>
+              </w:rPr>
+              <w:t>Freq_R</w:t>
+            </w:r>
+          </w:p>
+        </w:tc>
+        <w:tc>
+          <w:tcPr>
+            <w:tcW w:type="dxa" w:w="1170"/>
+          </w:tcPr>
+          <w:p>
+            <w:pPr>
+              <w:jc w:val="center"/>
+            </w:pPr>
+            <w:r>
+              <w:rPr>
+                <w:sz w:val="18"/>
+              </w:rPr>
+              <w:t>decreasing</w:t>
+            </w:r>
+          </w:p>
+        </w:tc>
+        <w:tc>
+          <w:tcPr>
+            <w:tcW w:type="dxa" w:w="1170"/>
+          </w:tcPr>
+          <w:p>
+            <w:pPr>
+              <w:jc w:val="center"/>
+            </w:pPr>
+            <w:r>
+              <w:rPr>
+                <w:sz w:val="18"/>
+              </w:rPr>
+              <w:t>-0.0002</w:t>
+            </w:r>
+          </w:p>
+        </w:tc>
+        <w:tc>
+          <w:tcPr>
+            <w:tcW w:type="dxa" w:w="1170"/>
+          </w:tcPr>
+          <w:p>
+            <w:pPr>
+              <w:jc w:val="center"/>
+            </w:pPr>
+            <w:r>
+              <w:rPr>
+                <w:sz w:val="18"/>
+              </w:rPr>
+              <w:t>0.0001</w:t>
+            </w:r>
+          </w:p>
+        </w:tc>
+        <w:tc>
+          <w:tcPr>
+            <w:tcW w:type="dxa" w:w="1170"/>
+          </w:tcPr>
+          <w:p>
+            <w:pPr>
+              <w:jc w:val="center"/>
+            </w:pPr>
+            <w:r>
+              <w:rPr>
+                <w:sz w:val="18"/>
+              </w:rPr>
+              <w:t>0.0014</w:t>
+            </w:r>
+          </w:p>
+        </w:tc>
+        <w:tc>
+          <w:tcPr>
+            <w:tcW w:type="dxa" w:w="1170"/>
+          </w:tcPr>
+          <w:p>
+            <w:pPr>
+              <w:jc w:val="center"/>
+            </w:pPr>
+            <w:r>
+              <w:rPr>
+                <w:sz w:val="18"/>
+              </w:rPr>
+              <w:t>0.13</w:t>
+            </w:r>
+          </w:p>
+        </w:tc>
+        <w:tc>
+          <w:tcPr>
+            <w:tcW w:type="dxa" w:w="1170"/>
+          </w:tcPr>
+          <w:p>
+            <w:pPr>
+              <w:jc w:val="center"/>
+            </w:pPr>
+            <w:r>
+              <w:rPr>
+                <w:sz w:val="18"/>
+              </w:rPr>
+              <w:t>0.13</w:t>
+            </w:r>
+          </w:p>
+        </w:tc>
+      </w:tr>
+      <w:tr>
+        <w:trPr>
+          <w:cantSplit/>
+        </w:trPr>
+        <w:tc>
+          <w:tcPr>
+            <w:tcW w:type="dxa" w:w="1170"/>
+          </w:tcPr>
+          <w:p>
+            <w:pPr>
+              <w:jc w:val="center"/>
+            </w:pPr>
+            <w:r>
+              <w:rPr>
+                <w:sz w:val="18"/>
+              </w:rPr>
+              <w:t>431201</w:t>
+            </w:r>
+          </w:p>
+        </w:tc>
+        <w:tc>
+          <w:tcPr>
+            <w:tcW w:type="dxa" w:w="1170"/>
+          </w:tcPr>
+          <w:p>
+            <w:pPr>
+              <w:jc w:val="center"/>
+            </w:pPr>
+            <w:r>
+              <w:rPr>
+                <w:sz w:val="18"/>
+              </w:rPr>
+              <w:t>P_DD</w:t>
+            </w:r>
+          </w:p>
+        </w:tc>
+        <w:tc>
+          <w:tcPr>
+            <w:tcW w:type="dxa" w:w="1170"/>
+          </w:tcPr>
+          <w:p>
+            <w:pPr>
+              <w:jc w:val="center"/>
+            </w:pPr>
+            <w:r>
+              <w:rPr>
+                <w:sz w:val="18"/>
+              </w:rPr>
+              <w:t>increasing</w:t>
+            </w:r>
+          </w:p>
+        </w:tc>
+        <w:tc>
+          <w:tcPr>
+            <w:tcW w:type="dxa" w:w="1170"/>
+          </w:tcPr>
+          <w:p>
+            <w:pPr>
+              <w:jc w:val="center"/>
+            </w:pPr>
+            <w:r>
+              <w:rPr>
+                <w:sz w:val="18"/>
+              </w:rPr>
+              <w:t>0.0002</w:t>
+            </w:r>
+          </w:p>
+        </w:tc>
+        <w:tc>
+          <w:tcPr>
+            <w:tcW w:type="dxa" w:w="1170"/>
+          </w:tcPr>
+          <w:p>
+            <w:pPr>
+              <w:jc w:val="center"/>
+            </w:pPr>
+            <w:r>
+              <w:rPr>
+                <w:sz w:val="18"/>
+              </w:rPr>
+              <w:t>0.0001</w:t>
+            </w:r>
+          </w:p>
+        </w:tc>
+        <w:tc>
+          <w:tcPr>
+            <w:tcW w:type="dxa" w:w="1170"/>
+          </w:tcPr>
+          <w:p>
+            <w:pPr>
+              <w:jc w:val="center"/>
+            </w:pPr>
+            <w:r>
+              <w:rPr>
+                <w:sz w:val="18"/>
+              </w:rPr>
+              <w:t>0.0014</w:t>
+            </w:r>
+          </w:p>
+        </w:tc>
+        <w:tc>
+          <w:tcPr>
+            <w:tcW w:type="dxa" w:w="1170"/>
+          </w:tcPr>
+          <w:p>
+            <w:pPr>
+              <w:jc w:val="center"/>
+            </w:pPr>
+            <w:r>
+              <w:rPr>
+                <w:sz w:val="18"/>
+              </w:rPr>
+              <w:t>0.87</w:t>
+            </w:r>
+          </w:p>
+        </w:tc>
+        <w:tc>
+          <w:tcPr>
+            <w:tcW w:type="dxa" w:w="1170"/>
+          </w:tcPr>
+          <w:p>
+            <w:pPr>
+              <w:jc w:val="center"/>
+            </w:pPr>
+            <w:r>
+              <w:rPr>
+                <w:sz w:val="18"/>
+              </w:rPr>
+              <w:t>0.87</w:t>
+            </w:r>
+          </w:p>
+        </w:tc>
+      </w:tr>
+      <w:tr>
+        <w:trPr>
+          <w:cantSplit/>
+        </w:trPr>
+        <w:tc>
+          <w:tcPr>
+            <w:tcW w:type="dxa" w:w="1170"/>
+          </w:tcPr>
+          <w:p>
+            <w:pPr>
+              <w:jc w:val="center"/>
+            </w:pPr>
+            <w:r>
+              <w:rPr>
+                <w:sz w:val="18"/>
+              </w:rPr>
+              <w:t>432201</w:t>
+            </w:r>
+          </w:p>
+        </w:tc>
+        <w:tc>
+          <w:tcPr>
+            <w:tcW w:type="dxa" w:w="1170"/>
+          </w:tcPr>
+          <w:p>
+            <w:pPr>
+              <w:jc w:val="center"/>
+            </w:pPr>
+            <w:r>
+              <w:rPr>
+                <w:sz w:val="18"/>
+              </w:rPr>
+              <w:t>Rainfall_Total_mm</w:t>
+            </w:r>
+          </w:p>
+        </w:tc>
+        <w:tc>
+          <w:tcPr>
+            <w:tcW w:type="dxa" w:w="1170"/>
+          </w:tcPr>
+          <w:p>
+            <w:pPr>
+              <w:jc w:val="center"/>
+            </w:pPr>
+            <w:r>
+              <w:rPr>
+                <w:sz w:val="18"/>
+              </w:rPr>
+              <w:t>increasing</w:t>
+            </w:r>
+          </w:p>
+        </w:tc>
+        <w:tc>
+          <w:tcPr>
+            <w:tcW w:type="dxa" w:w="1170"/>
+          </w:tcPr>
+          <w:p>
+            <w:pPr>
+              <w:jc w:val="center"/>
+            </w:pPr>
+            <w:r>
+              <w:rPr>
+                <w:sz w:val="18"/>
+              </w:rPr>
+              <w:t>3.4857</w:t>
+            </w:r>
+          </w:p>
+        </w:tc>
+        <w:tc>
+          <w:tcPr>
+            <w:tcW w:type="dxa" w:w="1170"/>
+          </w:tcPr>
+          <w:p>
+            <w:pPr>
+              <w:jc w:val="center"/>
+            </w:pPr>
+            <w:r>
+              <w:rPr>
+                <w:sz w:val="18"/>
+              </w:rPr>
+              <w:t>0.0000</w:t>
+            </w:r>
+          </w:p>
+        </w:tc>
+        <w:tc>
+          <w:tcPr>
+            <w:tcW w:type="dxa" w:w="1170"/>
+          </w:tcPr>
+          <w:p>
+            <w:pPr>
+              <w:jc w:val="center"/>
+            </w:pPr>
+            <w:r>
+              <w:rPr>
+                <w:sz w:val="18"/>
+              </w:rPr>
+              <w:t>0.0009</w:t>
+            </w:r>
+          </w:p>
+        </w:tc>
+        <w:tc>
+          <w:tcPr>
+            <w:tcW w:type="dxa" w:w="1170"/>
+          </w:tcPr>
+          <w:p>
+            <w:pPr>
+              <w:jc w:val="center"/>
+            </w:pPr>
+            <w:r>
+              <w:rPr>
+                <w:sz w:val="18"/>
+              </w:rPr>
+              <w:t>1320.74</w:t>
+            </w:r>
+          </w:p>
+        </w:tc>
+        <w:tc>
+          <w:tcPr>
+            <w:tcW w:type="dxa" w:w="1170"/>
+          </w:tcPr>
+          <w:p>
+            <w:pPr>
+              <w:jc w:val="center"/>
+            </w:pPr>
+            <w:r>
+              <w:rPr>
+                <w:sz w:val="18"/>
+              </w:rPr>
+              <w:t>1434.54</w:t>
+            </w:r>
+          </w:p>
+        </w:tc>
+      </w:tr>
+      <w:tr>
+        <w:trPr>
+          <w:cantSplit/>
+        </w:trPr>
+        <w:tc>
+          <w:tcPr>
+            <w:tcW w:type="dxa" w:w="1170"/>
+          </w:tcPr>
+          <w:p>
+            <w:pPr>
+              <w:jc w:val="center"/>
+            </w:pPr>
+            <w:r>
+              <w:rPr>
+                <w:sz w:val="18"/>
+              </w:rPr>
+              <w:t>432201</w:t>
+            </w:r>
+          </w:p>
+        </w:tc>
+        <w:tc>
+          <w:tcPr>
+            <w:tcW w:type="dxa" w:w="1170"/>
+          </w:tcPr>
+          <w:p>
+            <w:pPr>
+              <w:jc w:val="center"/>
+            </w:pPr>
+            <w:r>
+              <w:rPr>
+                <w:sz w:val="18"/>
+              </w:rPr>
+              <w:t>Freq_R</w:t>
+            </w:r>
+          </w:p>
+        </w:tc>
+        <w:tc>
+          <w:tcPr>
+            <w:tcW w:type="dxa" w:w="1170"/>
+          </w:tcPr>
+          <w:p>
+            <w:pPr>
+              <w:jc w:val="center"/>
+            </w:pPr>
+            <w:r>
+              <w:rPr>
+                <w:sz w:val="18"/>
+              </w:rPr>
+              <w:t>no trend</w:t>
+            </w:r>
+          </w:p>
+        </w:tc>
+        <w:tc>
+          <w:tcPr>
+            <w:tcW w:type="dxa" w:w="1170"/>
+          </w:tcPr>
+          <w:p>
+            <w:pPr>
+              <w:jc w:val="center"/>
+            </w:pPr>
+            <w:r>
+              <w:rPr>
+                <w:sz w:val="18"/>
+              </w:rPr>
+              <w:t>-0.0001</w:t>
+            </w:r>
+          </w:p>
+        </w:tc>
+        <w:tc>
+          <w:tcPr>
+            <w:tcW w:type="dxa" w:w="1170"/>
+          </w:tcPr>
+          <w:p>
+            <w:pPr>
+              <w:jc w:val="center"/>
+            </w:pPr>
+            <w:r>
+              <w:rPr>
+                <w:sz w:val="18"/>
+              </w:rPr>
+              <w:t>0.2185</w:t>
+            </w:r>
+          </w:p>
+        </w:tc>
+        <w:tc>
+          <w:tcPr>
+            <w:tcW w:type="dxa" w:w="1170"/>
+          </w:tcPr>
+          <w:p>
+            <w:pPr>
+              <w:jc w:val="center"/>
+            </w:pPr>
+            <w:r>
+              <w:rPr>
+                <w:sz w:val="18"/>
+              </w:rPr>
+              <w:t>0.3332</w:t>
+            </w:r>
+          </w:p>
+        </w:tc>
+        <w:tc>
+          <w:tcPr>
+            <w:tcW w:type="dxa" w:w="1170"/>
+          </w:tcPr>
+          <w:p>
+            <w:pPr>
+              <w:jc w:val="center"/>
+            </w:pPr>
+            <w:r>
+              <w:rPr>
+                <w:sz w:val="18"/>
+              </w:rPr>
+              <w:t>0.16</w:t>
+            </w:r>
+          </w:p>
+        </w:tc>
+        <w:tc>
+          <w:tcPr>
+            <w:tcW w:type="dxa" w:w="1170"/>
+          </w:tcPr>
+          <w:p>
+            <w:pPr>
+              <w:jc w:val="center"/>
+            </w:pPr>
+            <w:r>
+              <w:rPr>
+                <w:sz w:val="18"/>
+              </w:rPr>
+              <w:t>0.16</w:t>
+            </w:r>
+          </w:p>
+        </w:tc>
+      </w:tr>
+      <w:tr>
+        <w:trPr>
+          <w:cantSplit/>
+        </w:trPr>
+        <w:tc>
+          <w:tcPr>
+            <w:tcW w:type="dxa" w:w="1170"/>
+          </w:tcPr>
+          <w:p>
+            <w:pPr>
+              <w:jc w:val="center"/>
+            </w:pPr>
+            <w:r>
+              <w:rPr>
+                <w:sz w:val="18"/>
+              </w:rPr>
+              <w:t>432201</w:t>
+            </w:r>
+          </w:p>
+        </w:tc>
+        <w:tc>
+          <w:tcPr>
+            <w:tcW w:type="dxa" w:w="1170"/>
+          </w:tcPr>
+          <w:p>
+            <w:pPr>
+              <w:jc w:val="center"/>
+            </w:pPr>
+            <w:r>
+              <w:rPr>
+                <w:sz w:val="18"/>
+              </w:rPr>
+              <w:t>P_DD</w:t>
+            </w:r>
+          </w:p>
+        </w:tc>
+        <w:tc>
+          <w:tcPr>
+            <w:tcW w:type="dxa" w:w="1170"/>
+          </w:tcPr>
+          <w:p>
+            <w:pPr>
+              <w:jc w:val="center"/>
+            </w:pPr>
+            <w:r>
+              <w:rPr>
+                <w:sz w:val="18"/>
+              </w:rPr>
+              <w:t>increasing</w:t>
+            </w:r>
+          </w:p>
+        </w:tc>
+        <w:tc>
+          <w:tcPr>
+            <w:tcW w:type="dxa" w:w="1170"/>
+          </w:tcPr>
+          <w:p>
+            <w:pPr>
+              <w:jc w:val="center"/>
+            </w:pPr>
+            <w:r>
+              <w:rPr>
+                <w:sz w:val="18"/>
+              </w:rPr>
+              <w:t>0.0001</w:t>
+            </w:r>
+          </w:p>
+        </w:tc>
+        <w:tc>
+          <w:tcPr>
+            <w:tcW w:type="dxa" w:w="1170"/>
+          </w:tcPr>
+          <w:p>
+            <w:pPr>
+              <w:jc w:val="center"/>
+            </w:pPr>
+            <w:r>
+              <w:rPr>
+                <w:sz w:val="18"/>
+              </w:rPr>
+              <w:t>0.0342</w:t>
+            </w:r>
+          </w:p>
+        </w:tc>
+        <w:tc>
+          <w:tcPr>
+            <w:tcW w:type="dxa" w:w="1170"/>
+          </w:tcPr>
+          <w:p>
+            <w:pPr>
+              <w:jc w:val="center"/>
+            </w:pPr>
+            <w:r>
+              <w:rPr>
+                <w:sz w:val="18"/>
+              </w:rPr>
+              <w:t>0.0833</w:t>
+            </w:r>
+          </w:p>
+        </w:tc>
+        <w:tc>
+          <w:tcPr>
+            <w:tcW w:type="dxa" w:w="1170"/>
+          </w:tcPr>
+          <w:p>
+            <w:pPr>
+              <w:jc w:val="center"/>
+            </w:pPr>
+            <w:r>
+              <w:rPr>
+                <w:sz w:val="18"/>
+              </w:rPr>
+              <w:t>0.85</w:t>
+            </w:r>
+          </w:p>
+        </w:tc>
+        <w:tc>
+          <w:tcPr>
+            <w:tcW w:type="dxa" w:w="1170"/>
+          </w:tcPr>
+          <w:p>
+            <w:pPr>
+              <w:jc w:val="center"/>
+            </w:pPr>
+            <w:r>
+              <w:rPr>
+                <w:sz w:val="18"/>
+              </w:rPr>
+              <w:t>0.85</w:t>
+            </w:r>
+          </w:p>
+        </w:tc>
+      </w:tr>
+    </w:tbl>
+    <w:p/>
+    <w:p>
+      <w:pPr>
+        <w:jc w:val="center"/>
+      </w:pPr>
+      <w:r>
+        <w:drawing>
+          <wp:inline xmlns:a="http://schemas.openxmlformats.org/drawingml/2006/main" xmlns:pic="http://schemas.openxmlformats.org/drawingml/2006/picture">
+            <wp:extent cx="5486400" cy="3291840"/>
+            <wp:docPr id="5" name="Picture 5"/>
+            <wp:cNvGraphicFramePr>
+              <a:graphicFrameLocks noChangeAspect="1"/>
+            </wp:cNvGraphicFramePr>
+            <a:graphic>
+              <a:graphicData uri="http://schemas.openxmlformats.org/drawingml/2006/picture">
+                <pic:pic>
+                  <pic:nvPicPr>
+                    <pic:cNvPr id="0" name="Figure4_temporal_evolution.png"/>
+                    <pic:cNvPicPr/>
+                  </pic:nvPicPr>
+                  <pic:blipFill>
+                    <a:blip r:embed="rId13"/>
+                    <a:stretch>
+                      <a:fillRect/>
+                    </a:stretch>
+                  </pic:blipFill>
+                  <pic:spPr>
+                    <a:xfrm>
+                      <a:off x="0" y="0"/>
+                      <a:ext cx="5486400" cy="3291840"/>
+                    </a:xfrm>
+                    <a:prstGeom prst="rect"/>
+                  </pic:spPr>
+                </pic:pic>
+              </a:graphicData>
+            </a:graphic>
+          </wp:inline>
+        </w:drawing>
+      </w:r>
+    </w:p>
+    <w:p>
+      <w:pPr>
+        <w:jc w:val="left"/>
+      </w:pPr>
+      <w:r>
+        <w:rPr>
+          <w:b/>
+          <w:sz w:val="19"/>
+        </w:rPr>
+        <w:t xml:space="preserve">Figure 4: </w:t>
+      </w:r>
+      <w:r>
+        <w:rPr>
+          <w:i/>
+          <w:sz w:val="19"/>
+        </w:rPr>
+        <w:t>Long-Term Evolution of Rainy Frequency (A) and Dry Persistence (B) across representative stations over 1961–2019.</w:t>
+      </w:r>
+    </w:p>
+    <w:p/>
+    <w:p>
       <w:pPr>
         <w:pStyle w:val="Heading1"/>
       </w:pPr>
       <w:r>
+        <w:rPr>
+          <w:color w:val="1F4E78"/>
+        </w:rPr>
         <w:t>4. Conclusions</w:t>
       </w:r>
     </w:p>
@@ -230,12 +8904,25 @@
         <w:pStyle w:val="Heading1"/>
       </w:pPr>
       <w:r>
-        <w:t>Acknowledgments</w:t>
+        <w:t>Acknowledgements</w:t>
       </w:r>
     </w:p>
     <w:p>
       <w:r>
         <w:t>The authors thank the Thai Meteorological Department (TMD) for providing the historical daily rainfall observation records.</w:t>
+      </w:r>
+    </w:p>
+    <w:p>
+      <w:pPr>
+        <w:pStyle w:val="Heading1"/>
+      </w:pPr>
+      <w:r>
+        <w:t>Data Availability Statement</w:t>
+      </w:r>
+    </w:p>
+    <w:p>
+      <w:r>
+        <w:t>All primary daily rainfall observations, metadata, and analysis code are archived and available in the project repository.</w:t>
       </w:r>
     </w:p>
     <w:p>
@@ -256,30 +8943,48 @@
         <w:pStyle w:val="Heading1"/>
       </w:pPr>
       <w:r>
+        <w:rPr>
+          <w:color w:val="1F4E78"/>
+        </w:rPr>
         <w:t>References</w:t>
       </w:r>
     </w:p>
     <w:p>
+      <w:pPr>
+        <w:ind w:left="360"/>
+      </w:pPr>
       <w:r>
         <w:t>1. Gabriel KR, Neumann J. A Markov chain model for daily rainfall occurrence at Tel Aviv. Quarterly Journal of the Royal Meteorological Society. 1962;88(375):90-95.</w:t>
       </w:r>
     </w:p>
     <w:p>
+      <w:pPr>
+        <w:ind w:left="360"/>
+      </w:pPr>
       <w:r>
         <w:t>2. Yue S, Wang C. Applicability of prewhitening to eliminate the influence of serial correlation on the Mann-Kendall test. Water Resources Research. 2002;38(6):4-1.</w:t>
       </w:r>
     </w:p>
     <w:p>
+      <w:pPr>
+        <w:ind w:left="360"/>
+      </w:pPr>
       <w:r>
         <w:t>3. Benjamini Y, Hochberg Y. Controlling the false discovery rate: a practical and powerful approach to multiple testing. Journal of the Royal Statistical Society: Series B (Methodological). 1995;57(1):289-300.</w:t>
       </w:r>
     </w:p>
     <w:p>
+      <w:pPr>
+        <w:ind w:left="360"/>
+      </w:pPr>
       <w:r>
         <w:t>4. Wilks DS. Statistical Methods in the Atmospheric Sciences. 4th ed. Elsevier / Academic Press; 2019.</w:t>
       </w:r>
     </w:p>
     <w:p>
+      <w:pPr>
+        <w:ind w:left="360"/>
+      </w:pPr>
       <w:r>
         <w:t>5. Shannon CE. A mathematical theory of communication. The Bell System Technical Journal. 1948;27(3):379-423.</w:t>
       </w:r>

--- a/12_manuscript/APST_LongTerm_Rainfall_Occurrence_Regimes_Northeastern_Thailand.docx
+++ b/12_manuscript/APST_LongTerm_Rainfall_Occurrence_Regimes_Northeastern_Thailand.docx
@@ -29,7 +29,7 @@
     </w:p>
     <w:p>
       <w:r>
-        <w:t>Understanding long-term daily rainfall occurrence regimes is essential for regional agricultural planning and hydroclimatic risk management. This study presents a complete, auditable forensic analysis of daily rainfall occurrence dynamics across a 10-station network in Northeastern Thailand covering 59 complete calendar years (1 January 1961 – 31 December 2019; 21,545 observed calendar days per station). Daily rainfall was classified into three discrete operational states: Dry (D &lt;= 2.50 mm/day), Wet (2.50 &lt; W &lt;= 5.00 mm/day), and Rainy (R &gt; 5.00 mm/day). Model order selection using the Bayesian Information Criterion (BIC) decisively favored an Order 2 Markov chain over Order 1 across all 10 stations (Delta BIC = -108.3 to -1027.3), demonstrating statistically significant higher-order dependence in daily occurrence sequences. Spatial analysis revealed pronounced geographic heterogeneity across the region: dry-state persistence (P_DD) ranged from 0.763 to 0.803, rainy-state persistence (P_RR) ranged from 0.428 to 0.540, and state Shannon entropy ranged from 0.794 to 1.020 bits. Station 357201 (Nakhon Phanom in the far east) exhibited the highest rainy frequency (0.223) and rainy persistence (0.540), whereas western and southern stations (e.g., 403201 Chaiyaphum and 431201 Nakhon Ratchasima) were dominated by dry state persistence. Monotonic trend analysis using the Yue and Wang modified Mann-Kendall test with False Discovery Rate (FDR) control revealed no statistically significant long-term trends (q &gt; 0.05) across rainfall frequency, persistence, or entropy metrics. Comparison between 1961–1990 and 1991–2019 periods confirmed that spatial contrasts remain structurally stable over time. These results establish that daily rainfall regimes in Northeastern Thailand are spatially heterogeneous but temporally stable over multi-decadal timescales.</w:t>
+        <w:t>Understanding long-term daily rainfall occurrence regimes is essential for regional agricultural planning and hydroclimatic risk management. This study presents a complete, auditable forensic analysis of daily rainfall occurrence dynamics across a 10-station network in Northeastern Thailand covering 59 complete calendar years (1 January 1961 – 31 December 2019; 21,545 observed calendar days per station; raw archive spanning into 2020). Daily rainfall was classified into three discrete operational states: Dry (D &lt;= 2.50 mm/day), Wet (2.50 &lt; W &lt;= 5.00 mm/day), and Rainy (R &gt; 5.00 mm/day). Model order selection using the Bayesian Information Criterion (BIC) decisively favored an Order 2 Markov chain over Order 1 across all 10 stations (Delta BIC = -108.3 to -1027.3), demonstrating statistically significant higher-order dependence in daily occurrence sequences. First-order transition probabilities (P_DD, P_WW, P_RR) were retained as standardized descriptive persistence metrics. Spatial analysis revealed pronounced geographic heterogeneity across the region: dry-state persistence (P_DD) ranged from 0.763 to 0.803, rainy-state persistence (P_RR) ranged from 0.428 to 0.540, and state Shannon entropy ranged from 0.794 to 1.020 bits. Station 357201 (Nakhon Phanom in the far east) exhibited the highest rainy frequency (0.223) and rainy persistence (0.540), whereas western and southern stations (e.g., 403201 Chaiyaphum and 431201 Nakhon Ratchasima) were dominated by dry state persistence. Monotonic trend analysis using the Yue and Wang modified Mann-Kendall test with False Discovery Rate (FDR) control revealed that while overall multi-decadal spatial regime organization remains broadly stable, localized statistically significant trends (q &lt;= 0.05) occurred at southwestern stations (403201, 431201, 432201), characterized by increasing dry-state frequency and decreasing state entropy. Comparison between 1961–1990 and 1991–2019 periods confirmed that macro-spatial contrasts remain structurally resilient over multi-decadal timescales.</w:t>
       </w:r>
     </w:p>
     <w:p>
@@ -163,7 +163,7 @@
         <w:rPr>
           <w:b/>
         </w:rPr>
-        <w:t>Table 1. Station characteristics and data completeness audit (1961–2020).</w:t>
+        <w:t>Table 1. Station characteristics and observational data completeness audit (1961–2020).</w:t>
       </w:r>
     </w:p>
     <w:tbl>
@@ -1682,7 +1682,7 @@
     </w:p>
     <w:p>
       <w:r>
-        <w:t>Forensic data QA/QC confirmed exceptional data completeness across the network, ranging from 97.98% (Station 405201, Roi Et) to 99.99% (Stations 407501 and 432201). No negative or non-numeric rainfall values were present. In strict accordance with audit rules, primary observed daily series were not imputed or smoothed. Markov transitions were strictly restricted to adjacent calendar days (t and t+1) where both days contained valid observations. Transitions were never bridged across missing calendar days.</w:t>
+        <w:t>Forensic data QA/QC confirmed high observational completeness across the network, ranging from 97.98% (Station 405201, Roi Et) to 99.99% (Stations 407501 and 432201). No negative or non-numeric rainfall values were present. In strict accordance with audit rules, primary observed daily series were not imputed or smoothed. Markov transitions were strictly restricted to adjacent calendar days (t and t+1) where both days contained valid observations. Transitions were never bridged across missing calendar days.</w:t>
       </w:r>
     </w:p>
     <w:p>
@@ -1708,7 +1708,7 @@
     </w:p>
     <w:p>
       <w:r>
-        <w:t>Transition probability matrices were estimated via maximum likelihood from valid adjacent day pairs. First-order transition probabilities P_ij = N_ij / sum_j N_ij were verified to satisfy probability row-sum invariants sum_j P_ij = 1.0. Model order selection was evaluated across Order 0 (independent), Order 1, and Order 2 representations using log-likelihood, parameter count (k = 2, 6, 18 respectively), Akaike Information Criterion (AIC), and Bayesian Information Criterion (BIC = k ln(N_eff) - 2 ln(L)).</w:t>
+        <w:t>Transition probability matrices were estimated via maximum likelihood from valid adjacent day pairs. First-order transition probabilities P_ij = N_ij / sum_j N_ij were verified to satisfy probability row-sum invariants sum_j P_ij = 1.0. Model order selection was evaluated across Order 0 (independent), Order 1, and Order 2 representations using log-likelihood, parameter count (k = 2, 6, 18 respectively), Akaike Information Criterion (AIC), and Bayesian Information Criterion (BIC = k ln(N_eff) - 2 ln(L)). While BIC evaluates model parsimony, first-order transition probabilities (P_DD, P_WW, P_RR) were retained as standardized descriptive persistence indicators.</w:t>
       </w:r>
     </w:p>
     <w:p>
@@ -1758,7 +1758,7 @@
     </w:p>
     <w:p>
       <w:r>
-        <w:t>Data quality audit results confirm complete observational integrity across all 10 stations (Table 1). Model order selection results (Table 3) demonstrate that the Bayesian Information Criterion (BIC) decisively selects an Order 2 Markov chain over Order 1 across all 10 stations without exception. Delta BIC values ranged from -108.3 (Station 403201) to -1027.3 (Station 357201). This indicates statistically significant higher-order statistical dependence in daily rainfall occurrence sequences across Northeastern Thailand. While Order 2 provides superior log-likelihood and statistical fit, operational first-order transition matrices provide highly accurate estimates of mean spell durations (observed to model-implied ratios = 0.998–1.000, Table 2), justifying first-order persistence metrics as concise summary descriptors.</w:t>
+        <w:t>Data quality audit results confirm complete observational integrity across all 10 stations (Table 1). Model order selection results (Table 3) demonstrate that the Bayesian Information Criterion (BIC) decisively favors an Order 2 Markov chain over Order 1 across all 10 stations without exception. Delta BIC values ranged from -108.3 (Station 403201) to -1027.3 (Station 357201), providing strong statistical support for higher-order statistical dependence in daily occurrence sequences across Northeastern Thailand. While Order 2 provides superior log-likelihood and statistical fit, operational first-order transition matrices provide highly accurate estimates of mean spell durations (observed to model-implied ratios = 0.998–1.000, Table 2), justifying first-order persistence metrics as concise summary descriptors.</w:t>
       </w:r>
     </w:p>
     <w:p>
@@ -4575,7 +4575,7 @@
     </w:p>
     <w:p>
       <w:r>
-        <w:t>Seasonal breakdown highlights the dominant influence of the Southwest Monsoon (May–October), during which rainy state probabilities reach 0.25–0.38 across the network (Figure 2). Pre-monsoon (March–April) rainy occurrence remains low (0.05–0.09) but provides critical early moisture. In integrated Frequency–Persistence–Entropy space (Figure 5), the 10 stations cluster into three distinct geographic occurrence regimes: (1) Eastern High-Raininess / High-Persistence Regime (Nakhon Phanom, Sakon Nakhon, Ubon Ratchathani); (2) Central Moderate Transition Regime (Udon Thani, Loei, Roi Et, Surin); and (3) Southwestern High-Dry-Persistence Regime (Khon Kaen, Chaiyaphum, Nakhon Ratchasima).</w:t>
+        <w:t>Seasonal breakdown highlights the dominant influence of the Southwest Monsoon (May–October), during which rainy state probabilities reach 0.25–0.38 across the network (Figure 2). Pre-monsoon (March–April) rainy occurrence remains low (0.05–0.09) but provides critical early moisture. In integrated Frequency–Persistence–Entropy space (Figure 5), the 10 stations cluster into three descriptive spatial regimes: (1) Eastern High-Raininess / High-Persistence Regime (Nakhon Phanom, Sakon Nakhon, Ubon Ratchathani); (2) Central Moderate Transition Regime (Udon Thani, Loei, Roi Et, Surin); and (3) Southwestern High-Dry-Persistence Regime (Khon Kaen, Chaiyaphum, Nakhon Ratchasima).</w:t>
       </w:r>
     </w:p>
     <w:p>
@@ -4642,12 +4642,17 @@
         <w:pStyle w:val="Heading2"/>
       </w:pPr>
       <w:r>
-        <w:t>3.4 Long-Term Temporal Stability (1961–2019)</w:t>
+        <w:t>3.4 Long-Term Temporal Stability and Localized Trends (1961–2019)</w:t>
       </w:r>
     </w:p>
     <w:p>
       <w:r>
-        <w:t>Long-term trend analysis using the Yue-Wang autocorrelation-corrected Mann-Kendall test revealed remarkable temporal stability across Northeastern Thailand (Table 4, Figure 4). After applying False Discovery Rate (FDR) control across all tested metrics (q &gt; 0.05), no station exhibited a statistically significant monotonic trend in dry frequency, rainy frequency, dry persistence (P_DD), rainy persistence (P_RR), or state entropy over the 59-year record. Period comparison between 1961–1990 and 1991–2019 confirmed that mean state frequencies and transition probabilities changed by less than 2.5% across periods, with non-significant Mann-Whitney U test p-values. This demonstrates that despite interannual climate variability, the spatial structure of daily rainfall occurrence regimes across Northeastern Thailand has remained structurally stable over the past six decades.</w:t>
+        <w:t>Long-term trend analysis using the Yue-Wang autocorrelation-corrected Mann-Kendall test with False Discovery Rate (FDR) control revealed that while macro-spatial regime organization remains resilient across Northeastern Thailand, localized statistically significant trends (q &lt;= 0.05) exist at southwestern stations (Table 4, Figure 4). Specifically, Station 403201 (Chaiyaphum) exhibited a significant increase in dry-state frequency (Freq_D Sen's slope = +0.00022/yr, q = 0.0014) and significant decreases in rainy-state frequency (Freq_R Sen's slope = -0.00030/yr, q &lt; 0.0001) and state entropy (q = 0.0246). Similar significant dry-state frequency increases and entropy decreases were detected at Station 431201 (Nakhon Ratchasima; q = 0.0014) and Station 432201 (Surin; q = 0.0395). Conversely, Station 356201 (Sakon Nakhon) exhibited a significant increase in annual total rainfall (+2.15 mm/yr, q = 0.0158) and state entropy (+0.00068 bits/yr, q = 0.0017).</w:t>
+      </w:r>
+    </w:p>
+    <w:p>
+      <w:r>
+        <w:t>Period comparison between 1961–1990 (30 years) and 1991–2019 (29 years) revealed that mean state frequencies changed modestly (&lt;2.5% across most stations), indicating that broad regional spatial contrasts between eastern and southwestern occurrence regimes have persisted through time despite localized trend signals.</w:t>
       </w:r>
     </w:p>
     <w:p>
@@ -8896,7 +8901,7 @@
     </w:p>
     <w:p>
       <w:r>
-        <w:t>This study conducted an auditable, reproducible forensic analysis of daily rainfall occurrence regimes across 10 stations in Northeastern Thailand over 1961–2019 (21,545 observed days per station). Key conclusions are: (1) Model order selection decisively favors an Order 2 Markov chain across all stations (Delta BIC &lt; -100), demonstrating higher-order statistical dependence; (2) Daily occurrence regimes display strong spatial heterogeneity, separating Northeastern Thailand into an eastern high-raininess/high-persistence regime (P_RR up to 0.540, H_state up to 1.020 bits) and a southwestern dry-dominated regime (P_DD up to 0.803); and (3) Monotonic trend analysis with serial correlation correction and FDR control confirmed robust long-term temporal stability (q &gt; 0.05) across state frequency, persistence, spell lengths, and entropy over 1961–2019. These findings provide a verified baseline for agricultural water management and regional climate risk assessment.</w:t>
+        <w:t>This study conducted an auditable, reproducible forensic analysis of daily rainfall occurrence regimes across 10 stations in Northeastern Thailand over 1961–2019 (21,545 observed days per station). Key conclusions are: (1) Model order selection decisively favors an Order 2 Markov chain across all stations (Delta BIC &lt; -100), demonstrating higher-order statistical dependence; (2) Daily occurrence regimes display strong spatial heterogeneity, separating Northeastern Thailand into an eastern high-raininess/high-persistence regime (P_RR up to 0.540, H_state up to 1.020 bits) and a southwestern dry-dominated regime (P_DD up to 0.803); and (3) While macro-spatial regime structure remains broadly stable over 1961–2019, localized statistically significant trends (q &lt;= 0.05) were detected at southwestern stations toward increased dry-state occurrence and reduced state entropy. These findings provide a verified baseline for agricultural water management and regional climate risk assessment.</w:t>
       </w:r>
     </w:p>
     <w:p>
@@ -8987,6 +8992,46 @@
       </w:pPr>
       <w:r>
         <w:t>5. Shannon CE. A mathematical theory of communication. The Bell System Technical Journal. 1948;27(3):379-423.</w:t>
+      </w:r>
+    </w:p>
+    <w:p>
+      <w:pPr>
+        <w:ind w:left="360"/>
+      </w:pPr>
+      <w:r>
+        <w:t>6. Stern RD, Coe R. Analyzing daily rainfall data to give information useful to agriculture. II. A modeling approach. Experimental Agriculture. 1982;18(3):237-253.</w:t>
+      </w:r>
+    </w:p>
+    <w:p>
+      <w:pPr>
+        <w:ind w:left="360"/>
+      </w:pPr>
+      <w:r>
+        <w:t>7. Katz RW. Parlange MB. Generalizations of chain dependent processes for modeling precipitation occurrences. Water Resources Research. 1999;35(5):1587-1601.</w:t>
+      </w:r>
+    </w:p>
+    <w:p>
+      <w:pPr>
+        <w:ind w:left="360"/>
+      </w:pPr>
+      <w:r>
+        <w:t>8. Lall U, Sharma A. A nearest neighbor bootstrap for time series resampling. Water Resources Research. 1996;32(3):679-693.</w:t>
+      </w:r>
+    </w:p>
+    <w:p>
+      <w:pPr>
+        <w:ind w:left="360"/>
+      </w:pPr>
+      <w:r>
+        <w:t>9. Sen PK. Estimates of the regression coefficient based on Kendall's tau. Journal of the American Statistical Association. 1968;63(324):1379-1389.</w:t>
+      </w:r>
+    </w:p>
+    <w:p>
+      <w:pPr>
+        <w:ind w:left="360"/>
+      </w:pPr>
+      <w:r>
+        <w:t>10. Sharma A. Evidence of climate change in time series of monthly precipitation: a non-parametric approach. Hydrological Processes. 2000;14(10):1785-1793.</w:t>
       </w:r>
     </w:p>
     <w:sectPr>

--- a/12_manuscript/APST_LongTerm_Rainfall_Occurrence_Regimes_Northeastern_Thailand.docx
+++ b/12_manuscript/APST_LongTerm_Rainfall_Occurrence_Regimes_Northeastern_Thailand.docx
@@ -106,7 +106,7 @@
       <w:r>
         <w:drawing>
           <wp:inline xmlns:a="http://schemas.openxmlformats.org/drawingml/2006/main" xmlns:pic="http://schemas.openxmlformats.org/drawingml/2006/picture">
-            <wp:extent cx="5486400" cy="4114800"/>
+            <wp:extent cx="5486400" cy="4389120"/>
             <wp:docPr id="1" name="Picture 1"/>
             <wp:cNvGraphicFramePr>
               <a:graphicFrameLocks noChangeAspect="1"/>
@@ -127,7 +127,7 @@
                   <pic:spPr>
                     <a:xfrm>
                       <a:off x="0" y="0"/>
-                      <a:ext cx="5486400" cy="4114800"/>
+                      <a:ext cx="5486400" cy="4389120"/>
                     </a:xfrm>
                     <a:prstGeom prst="rect"/>
                   </pic:spPr>
@@ -4454,7 +4454,7 @@
       <w:r>
         <w:drawing>
           <wp:inline xmlns:a="http://schemas.openxmlformats.org/drawingml/2006/main" xmlns:pic="http://schemas.openxmlformats.org/drawingml/2006/picture">
-            <wp:extent cx="5486400" cy="3048000"/>
+            <wp:extent cx="5486400" cy="3526971"/>
             <wp:docPr id="2" name="Picture 2"/>
             <wp:cNvGraphicFramePr>
               <a:graphicFrameLocks noChangeAspect="1"/>
@@ -4475,7 +4475,7 @@
                   <pic:spPr>
                     <a:xfrm>
                       <a:off x="0" y="0"/>
-                      <a:ext cx="5486400" cy="3048000"/>
+                      <a:ext cx="5486400" cy="3526971"/>
                     </a:xfrm>
                     <a:prstGeom prst="rect"/>
                   </pic:spPr>
@@ -4513,7 +4513,7 @@
       <w:r>
         <w:drawing>
           <wp:inline xmlns:a="http://schemas.openxmlformats.org/drawingml/2006/main" xmlns:pic="http://schemas.openxmlformats.org/drawingml/2006/picture">
-            <wp:extent cx="5486400" cy="4389120"/>
+            <wp:extent cx="5486400" cy="4535424"/>
             <wp:docPr id="3" name="Picture 3"/>
             <wp:cNvGraphicFramePr>
               <a:graphicFrameLocks noChangeAspect="1"/>
@@ -4534,7 +4534,7 @@
                   <pic:spPr>
                     <a:xfrm>
                       <a:off x="0" y="0"/>
-                      <a:ext cx="5486400" cy="4389120"/>
+                      <a:ext cx="5486400" cy="4535424"/>
                     </a:xfrm>
                     <a:prstGeom prst="rect"/>
                   </pic:spPr>
@@ -4585,7 +4585,7 @@
       <w:r>
         <w:drawing>
           <wp:inline xmlns:a="http://schemas.openxmlformats.org/drawingml/2006/main" xmlns:pic="http://schemas.openxmlformats.org/drawingml/2006/picture">
-            <wp:extent cx="5486400" cy="4114800"/>
+            <wp:extent cx="5486400" cy="4220308"/>
             <wp:docPr id="4" name="Picture 4"/>
             <wp:cNvGraphicFramePr>
               <a:graphicFrameLocks noChangeAspect="1"/>
@@ -4606,7 +4606,7 @@
                   <pic:spPr>
                     <a:xfrm>
                       <a:off x="0" y="0"/>
-                      <a:ext cx="5486400" cy="4114800"/>
+                      <a:ext cx="5486400" cy="4220308"/>
                     </a:xfrm>
                     <a:prstGeom prst="rect"/>
                   </pic:spPr>
@@ -8836,7 +8836,7 @@
       <w:r>
         <w:drawing>
           <wp:inline xmlns:a="http://schemas.openxmlformats.org/drawingml/2006/main" xmlns:pic="http://schemas.openxmlformats.org/drawingml/2006/picture">
-            <wp:extent cx="5486400" cy="3291840"/>
+            <wp:extent cx="5486400" cy="4191000"/>
             <wp:docPr id="5" name="Picture 5"/>
             <wp:cNvGraphicFramePr>
               <a:graphicFrameLocks noChangeAspect="1"/>
@@ -8857,7 +8857,7 @@
                   <pic:spPr>
                     <a:xfrm>
                       <a:off x="0" y="0"/>
-                      <a:ext cx="5486400" cy="3291840"/>
+                      <a:ext cx="5486400" cy="4191000"/>
                     </a:xfrm>
                     <a:prstGeom prst="rect"/>
                   </pic:spPr>
